--- a/Analysis Questions/Analysis Questions.docx
+++ b/Analysis Questions/Analysis Questions.docx
@@ -1,427 +1,2227 @@
 
 <file path=word/document.xml><?xml version="1.0" encoding="utf-8"?>
-<w:document xmlns:wpc="http://schemas.microsoft.com/office/word/2010/wordprocessingCanvas" xmlns:cx="http://schemas.microsoft.com/office/drawing/2014/chartex" xmlns:cx1="http://schemas.microsoft.com/office/drawing/2015/9/8/chartex" xmlns:cx2="http://schemas.microsoft.com/office/drawing/2015/10/21/chartex" xmlns:cx3="http://schemas.microsoft.com/office/drawing/2016/5/9/chartex" xmlns:cx4="http://schemas.microsoft.com/office/drawing/2016/5/10/chartex" xmlns:cx5="http://schemas.microsoft.com/office/drawing/2016/5/11/chartex" xmlns:cx6="http://schemas.microsoft.com/office/drawing/2016/5/12/chartex" xmlns:cx7="http://schemas.microsoft.com/office/drawing/2016/5/13/chartex" xmlns:cx8="http://schemas.microsoft.com/office/drawing/2016/5/14/chartex" xmlns:mc="http://schemas.openxmlformats.org/markup-compatibility/2006" xmlns:aink="http://schemas.microsoft.com/office/drawing/2016/ink" xmlns:am3d="http://schemas.microsoft.com/office/drawing/2017/model3d" xmlns:o="urn:schemas-microsoft-com:office:office" xmlns:oel="http://schemas.microsoft.com/office/2019/extlst" xmlns:r="http://schemas.openxmlformats.org/officeDocument/2006/relationships" xmlns:m="http://schemas.openxmlformats.org/officeDocument/2006/math" xmlns:v="urn:schemas-microsoft-com:vml" xmlns:wp14="http://schemas.microsoft.com/office/word/2010/wordprocessingDrawing" xmlns:wp="http://schemas.openxmlformats.org/drawingml/2006/wordprocessingDrawing" xmlns:w10="urn:schemas-microsoft-com:office:word" xmlns:w="http://schemas.openxmlformats.org/wordprocessingml/2006/main" xmlns:w14="http://schemas.microsoft.com/office/word/2010/wordml" xmlns:w15="http://schemas.microsoft.com/office/word/2012/wordml" xmlns:w16cex="http://schemas.microsoft.com/office/word/2018/wordml/cex" xmlns:w16cid="http://schemas.microsoft.com/office/word/2016/wordml/cid" xmlns:w16="http://schemas.microsoft.com/office/word/2018/wordml" xmlns:w16du="http://schemas.microsoft.com/office/word/2023/wordml/word16du" xmlns:w16sdtdh="http://schemas.microsoft.com/office/word/2020/wordml/sdtdatahash" xmlns:w16sdtfl="http://schemas.microsoft.com/office/word/2024/wordml/sdtformatlock" xmlns:w16se="http://schemas.microsoft.com/office/word/2015/wordml/symex" xmlns:wpg="http://schemas.microsoft.com/office/word/2010/wordprocessingGroup" xmlns:wpi="http://schemas.microsoft.com/office/word/2010/wordprocessingInk" xmlns:wne="http://schemas.microsoft.com/office/word/2006/wordml" xmlns:wps="http://schemas.microsoft.com/office/word/2010/wordprocessingShape" mc:Ignorable="w14 w15 w16se w16cid w16 w16cex w16sdtdh w16sdtfl w16du wp14">
+<w:document xmlns:wpc="http://schemas.microsoft.com/office/word/2010/wordprocessingCanvas" xmlns:cx="http://schemas.microsoft.com/office/drawing/2014/chartex" xmlns:cx1="http://schemas.microsoft.com/office/drawing/2015/9/8/chartex" xmlns:cx2="http://schemas.microsoft.com/office/drawing/2015/10/21/chartex" xmlns:cx3="http://schemas.microsoft.com/office/drawing/2016/5/9/chartex" xmlns:cx4="http://schemas.microsoft.com/office/drawing/2016/5/10/chartex" xmlns:cx5="http://schemas.microsoft.com/office/drawing/2016/5/11/chartex" xmlns:cx6="http://schemas.microsoft.com/office/drawing/2016/5/12/chartex" xmlns:cx7="http://schemas.microsoft.com/office/drawing/2016/5/13/chartex" xmlns:cx8="http://schemas.microsoft.com/office/drawing/2016/5/14/chartex" xmlns:mc="http://schemas.openxmlformats.org/markup-compatibility/2006" xmlns:aink="http://schemas.microsoft.com/office/drawing/2016/ink" xmlns:am3d="http://schemas.microsoft.com/office/drawing/2017/model3d" xmlns:o="urn:schemas-microsoft-com:office:office" xmlns:oel="http://schemas.microsoft.com/office/2019/extlst" xmlns:r="http://schemas.openxmlformats.org/officeDocument/2006/relationships" xmlns:m="http://schemas.openxmlformats.org/officeDocument/2006/math" xmlns:v="urn:schemas-microsoft-com:vml" xmlns:wp14="http://schemas.microsoft.com/office/word/2010/wordprocessingDrawing" xmlns:wp="http://schemas.openxmlformats.org/drawingml/2006/wordprocessingDrawing" xmlns:w10="urn:schemas-microsoft-com:office:word" xmlns:w="http://schemas.openxmlformats.org/wordprocessingml/2006/main" xmlns:w14="http://schemas.microsoft.com/office/word/2010/wordml" xmlns:w15="http://schemas.microsoft.com/office/word/2012/wordml" xmlns:w16cex="http://schemas.microsoft.com/office/word/2018/wordml/cex" xmlns:w16cid="http://schemas.microsoft.com/office/word/2016/wordml/cid" xmlns:w16="http://schemas.microsoft.com/office/word/2018/wordml" xmlns:w16sdtdh="http://schemas.microsoft.com/office/word/2020/wordml/sdtdatahash" xmlns:w16se="http://schemas.microsoft.com/office/word/2015/wordml/symex" xmlns:wpg="http://schemas.microsoft.com/office/word/2010/wordprocessingGroup" xmlns:wpi="http://schemas.microsoft.com/office/word/2010/wordprocessingInk" xmlns:wne="http://schemas.microsoft.com/office/word/2006/wordml" xmlns:wps="http://schemas.microsoft.com/office/word/2010/wordprocessingShape" mc:Ignorable="w14 w15 w16se w16cid w16 w16cex w16sdtdh wp14">
   <w:body>
     <w:p>
       <w:pPr>
-        <w:spacing w:after="0"/>
-      </w:pPr>
-      <w:r>
-        <w:t>1️</w:t>
-      </w:r>
-      <w:r>
-        <w:rPr>
-          <w:rFonts w:ascii="Segoe UI Symbol" w:hAnsi="Segoe UI Symbol" w:cs="Segoe UI Symbol"/>
-        </w:rPr>
-        <w:t>⃣</w:t>
-      </w:r>
-      <w:r>
-        <w:t>. Sales &amp; Financial Performance (5 Questions)</w:t>
-      </w:r>
-    </w:p>
-    <w:p>
-      <w:pPr>
-        <w:spacing w:after="0"/>
-      </w:pPr>
-      <w:r>
-        <w:t>1. What is the monthly trend of total ticket sales?</w:t>
-      </w:r>
-    </w:p>
-    <w:p>
-      <w:pPr>
-        <w:spacing w:after="0"/>
-      </w:pPr>
-      <w:r>
-        <w:t>Helps track sales performance over time and identify peak and low seasons.</w:t>
-      </w:r>
-    </w:p>
-    <w:p>
-      <w:pPr>
-        <w:spacing w:after="0"/>
-      </w:pPr>
-      <w:r>
-        <w:t>2. What percentage of ticket purchases come from online sales vs. station sales?</w:t>
-      </w:r>
-    </w:p>
-    <w:p>
-      <w:pPr>
-        <w:spacing w:after="0"/>
-      </w:pPr>
-      <w:r>
-        <w:t>Shows the popularity of online bookings and whether improvements are needed for station sales.</w:t>
-      </w:r>
-    </w:p>
-    <w:p>
-      <w:pPr>
-        <w:spacing w:after="0"/>
-      </w:pPr>
-      <w:r>
-        <w:t xml:space="preserve">3. What percentage of customers use </w:t>
-      </w:r>
-      <w:proofErr w:type="spellStart"/>
-      <w:r>
-        <w:t>Railcards</w:t>
-      </w:r>
-      <w:proofErr w:type="spellEnd"/>
-      <w:r>
-        <w:t>? (e.g., Adult, Senior, Disabled, None)</w:t>
-      </w:r>
-    </w:p>
-    <w:p>
-      <w:pPr>
-        <w:spacing w:after="0"/>
-      </w:pPr>
-      <w:r>
-        <w:t>Helps analyze the impact of discount cards on sales and customer loyalty.</w:t>
-      </w:r>
-    </w:p>
-    <w:p>
-      <w:pPr>
-        <w:spacing w:after="0"/>
-      </w:pPr>
-      <w:r>
-        <w:t>4. What is the total revenue generated from ticket sales?</w:t>
-      </w:r>
-    </w:p>
-    <w:p>
-      <w:pPr>
-        <w:spacing w:after="0"/>
-      </w:pPr>
-      <w:r>
-        <w:t>Provides insights into overall financial performance and profitability.</w:t>
-      </w:r>
-    </w:p>
-    <w:p>
-      <w:pPr>
-        <w:spacing w:after="0"/>
-      </w:pPr>
-      <w:r>
-        <w:t>5. How is revenue distributed by ticket type?</w:t>
-      </w:r>
-    </w:p>
-    <w:p>
-      <w:pPr>
-        <w:spacing w:after="0"/>
-      </w:pPr>
-      <w:r>
-        <w:t>Identifies which ticket types contribute the most to revenue, helping with pricing strategies.</w:t>
-      </w:r>
-    </w:p>
-    <w:p>
-      <w:pPr>
-        <w:spacing w:after="0"/>
-      </w:pPr>
-      <w:r>
-        <w:t>---</w:t>
-      </w:r>
-    </w:p>
-    <w:p>
-      <w:pPr>
-        <w:spacing w:after="0"/>
-      </w:pPr>
-      <w:r>
-        <w:t>2️</w:t>
-      </w:r>
-      <w:r>
-        <w:rPr>
-          <w:rFonts w:ascii="Segoe UI Symbol" w:hAnsi="Segoe UI Symbol" w:cs="Segoe UI Symbol"/>
-        </w:rPr>
-        <w:t>⃣</w:t>
-      </w:r>
-      <w:r>
-        <w:t>. Passenger Behavior &amp; Demand (5 Questions)</w:t>
-      </w:r>
-    </w:p>
-    <w:p>
-      <w:pPr>
-        <w:spacing w:after="0"/>
-      </w:pPr>
-      <w:r>
-        <w:t>6. What are the peak hours, days, and seasons for ticket purchases?</w:t>
-      </w:r>
-    </w:p>
-    <w:p>
-      <w:pPr>
-        <w:spacing w:after="0"/>
-      </w:pPr>
-      <w:r>
-        <w:t>Helps in scheduling more trains during busy periods and optimizing pricing.</w:t>
-      </w:r>
-    </w:p>
-    <w:p>
-      <w:pPr>
-        <w:spacing w:after="0"/>
-      </w:pPr>
-      <w:r>
-        <w:t>7. What is the average number of days a ticket is booked before the journey?</w:t>
-      </w:r>
-    </w:p>
-    <w:p>
-      <w:pPr>
-        <w:spacing w:after="0"/>
-      </w:pPr>
-      <w:r>
-        <w:t>Shows whether passengers book in advance or at the last minute, helping with pricing strategies.</w:t>
-      </w:r>
-    </w:p>
-    <w:p>
-      <w:pPr>
-        <w:spacing w:after="0"/>
-      </w:pPr>
-      <w:r>
-        <w:t>8. Which stations have the highest number of departures and arrivals?</w:t>
-      </w:r>
-    </w:p>
-    <w:p>
-      <w:pPr>
-        <w:spacing w:after="0"/>
-      </w:pPr>
-      <w:r>
-        <w:t>Identifies the busiest stations to improve service and resource allocation.</w:t>
-      </w:r>
-    </w:p>
-    <w:p>
-      <w:pPr>
-        <w:spacing w:after="0"/>
-      </w:pPr>
-      <w:r>
-        <w:t>9. What is the most purchased ticket type on weekdays vs. weekends?</w:t>
-      </w:r>
-    </w:p>
-    <w:p>
-      <w:pPr>
-        <w:spacing w:after="0"/>
-      </w:pPr>
-      <w:r>
-        <w:t>Helps understand different travel patterns and optimize promotions.</w:t>
-      </w:r>
-    </w:p>
-    <w:p>
-      <w:pPr>
-        <w:spacing w:after="0"/>
-      </w:pPr>
-      <w:r>
-        <w:t>10. What are the most demanded train tickets over time?</w:t>
-      </w:r>
-    </w:p>
-    <w:p>
-      <w:pPr>
-        <w:spacing w:after="0"/>
-      </w:pPr>
-      <w:r>
-        <w:t>Shows ticket demand fluctuations, allowing for better planning and promotions.</w:t>
-      </w:r>
-    </w:p>
-    <w:p>
-      <w:pPr>
-        <w:spacing w:after="0"/>
-      </w:pPr>
-      <w:r>
-        <w:t>---</w:t>
-      </w:r>
-    </w:p>
-    <w:p>
-      <w:pPr>
-        <w:spacing w:after="0"/>
-      </w:pPr>
-      <w:r>
-        <w:t>3️</w:t>
-      </w:r>
-      <w:r>
-        <w:rPr>
-          <w:rFonts w:ascii="Segoe UI Symbol" w:hAnsi="Segoe UI Symbol" w:cs="Segoe UI Symbol"/>
-        </w:rPr>
-        <w:t>⃣</w:t>
-      </w:r>
-      <w:r>
-        <w:t>. Train Performance &amp; Delays (5 Questions)</w:t>
-      </w:r>
-    </w:p>
-    <w:p>
-      <w:pPr>
-        <w:spacing w:after="0"/>
-      </w:pPr>
-      <w:r>
-        <w:t>11. What percentage of journeys are delayed?</w:t>
-      </w:r>
-    </w:p>
-    <w:p>
-      <w:pPr>
-        <w:spacing w:after="0"/>
-      </w:pPr>
-      <w:r>
-        <w:t>Measures train service reliability and helps in reducing delays.</w:t>
-      </w:r>
-    </w:p>
-    <w:p>
-      <w:pPr>
-        <w:spacing w:after="0"/>
-      </w:pPr>
-      <w:r>
-        <w:t>12. What are the most common reasons for delays?</w:t>
-      </w:r>
-    </w:p>
-    <w:p>
-      <w:pPr>
-        <w:spacing w:after="0"/>
-      </w:pPr>
-      <w:r>
-        <w:t>Identifies key issues causing delays and helps in finding solutions.</w:t>
-      </w:r>
-    </w:p>
-    <w:p>
-      <w:pPr>
-        <w:spacing w:after="0"/>
-      </w:pPr>
-      <w:r>
-        <w:t>13. How does delay frequency vary by time of day?</w:t>
-      </w:r>
-    </w:p>
-    <w:p>
-      <w:pPr>
-        <w:spacing w:after="0"/>
-      </w:pPr>
-      <w:r>
-        <w:t>Shows if delays are more common during peak hours, helping in schedule adjustments.</w:t>
-      </w:r>
-    </w:p>
-    <w:p>
-      <w:pPr>
-        <w:spacing w:after="0"/>
-      </w:pPr>
-      <w:r>
-        <w:t>14. What is the average delay duration?</w:t>
-      </w:r>
-    </w:p>
-    <w:p>
-      <w:pPr>
-        <w:spacing w:after="0"/>
-      </w:pPr>
-      <w:r>
-        <w:t>Provides insight into how long delays typically last and their impact on passengers.</w:t>
-      </w:r>
-    </w:p>
-    <w:p>
-      <w:pPr>
-        <w:spacing w:after="0"/>
-      </w:pPr>
-      <w:r>
-        <w:t>15. What percentage of delayed journeys result in refund requests?</w:t>
-      </w:r>
-    </w:p>
-    <w:p>
-      <w:pPr>
-        <w:spacing w:after="0"/>
-      </w:pPr>
-      <w:r>
-        <w:t>Helps evaluate customer dissatisfaction due to delays and assess refund policies.</w:t>
-      </w:r>
-    </w:p>
-    <w:p>
-      <w:pPr>
-        <w:spacing w:after="0"/>
-      </w:pPr>
-      <w:r>
-        <w:t>---</w:t>
-      </w:r>
-    </w:p>
-    <w:p>
-      <w:pPr>
-        <w:spacing w:after="0"/>
-      </w:pPr>
-      <w:r>
-        <w:t>4️</w:t>
-      </w:r>
-      <w:r>
-        <w:rPr>
-          <w:rFonts w:ascii="Segoe UI Symbol" w:hAnsi="Segoe UI Symbol" w:cs="Segoe UI Symbol"/>
-        </w:rPr>
-        <w:t>⃣</w:t>
-      </w:r>
-      <w:r>
-        <w:t>. Travel Routes &amp; Utilization (5 Questions)</w:t>
-      </w:r>
-    </w:p>
-    <w:p>
-      <w:pPr>
-        <w:spacing w:after="0"/>
-      </w:pPr>
-      <w:r>
-        <w:t>16. Which routes have the highest number of journeys?</w:t>
-      </w:r>
-    </w:p>
-    <w:p>
-      <w:pPr>
-        <w:spacing w:after="0"/>
-      </w:pPr>
-      <w:r>
-        <w:t>Helps allocate more resources to the busiest routes.</w:t>
-      </w:r>
-    </w:p>
-    <w:p>
-      <w:pPr>
-        <w:spacing w:after="0"/>
-      </w:pPr>
-      <w:r>
-        <w:t>17. What is the average ticket price per route?</w:t>
-      </w:r>
-    </w:p>
-    <w:p>
-      <w:pPr>
-        <w:spacing w:after="0"/>
-      </w:pPr>
-      <w:r>
-        <w:t>Analyzes pricing differences and their impact on passenger demand.</w:t>
-      </w:r>
-    </w:p>
-    <w:p>
-      <w:pPr>
-        <w:spacing w:after="0"/>
-      </w:pPr>
-      <w:r>
-        <w:t>18. What are the most and least utilized travel times?</w:t>
-      </w:r>
-    </w:p>
-    <w:p>
-      <w:pPr>
-        <w:spacing w:after="0"/>
-      </w:pPr>
-      <w:r>
-        <w:t>Helps optimize train schedules to match passenger demand.</w:t>
-      </w:r>
-    </w:p>
-    <w:p>
-      <w:pPr>
-        <w:spacing w:after="0"/>
-      </w:pPr>
-      <w:r>
-        <w:t>19. How is revenue distributed compared to passenger volume by route?</w:t>
-      </w:r>
-    </w:p>
-    <w:p>
-      <w:pPr>
-        <w:spacing w:after="0"/>
-      </w:pPr>
-      <w:r>
+        <w:rPr>
+          <w:bCs/>
+          <w:color w:val="156082" w:themeColor="accent1"/>
+          <w:sz w:val="28"/>
+          <w:szCs w:val="28"/>
+          <w14:shadow w14:blurRad="38100" w14:dist="25400" w14:dir="5400000" w14:sx="100000" w14:sy="100000" w14:kx="0" w14:ky="0" w14:algn="ctr">
+            <w14:srgbClr w14:val="6E747A">
+              <w14:alpha w14:val="57000"/>
+            </w14:srgbClr>
+          </w14:shadow>
+          <w14:textOutline w14:w="0" w14:cap="flat" w14:cmpd="sng" w14:algn="ctr">
+            <w14:noFill/>
+            <w14:prstDash w14:val="solid"/>
+            <w14:round/>
+          </w14:textOutline>
+        </w:rPr>
+      </w:pPr>
+      <w:bookmarkStart w:id="0" w:name="_Toc195593006"/>
+      <w:r>
+        <w:rPr>
+          <w:bCs/>
+          <w:color w:val="156082" w:themeColor="accent1"/>
+          <w:sz w:val="28"/>
+          <w:szCs w:val="28"/>
+          <w14:shadow w14:blurRad="38100" w14:dist="25400" w14:dir="5400000" w14:sx="100000" w14:sy="100000" w14:kx="0" w14:ky="0" w14:algn="ctr">
+            <w14:srgbClr w14:val="6E747A">
+              <w14:alpha w14:val="57000"/>
+            </w14:srgbClr>
+          </w14:shadow>
+          <w14:textOutline w14:w="0" w14:cap="flat" w14:cmpd="sng" w14:algn="ctr">
+            <w14:noFill/>
+            <w14:prstDash w14:val="solid"/>
+            <w14:round/>
+          </w14:textOutline>
+        </w:rPr>
+        <w:t>Passenger Performance</w:t>
+      </w:r>
+      <w:bookmarkEnd w:id="0"/>
+      <w:r>
+        <w:rPr>
+          <w:bCs/>
+          <w:color w:val="156082" w:themeColor="accent1"/>
+          <w:sz w:val="28"/>
+          <w:szCs w:val="28"/>
+          <w14:shadow w14:blurRad="38100" w14:dist="25400" w14:dir="5400000" w14:sx="100000" w14:sy="100000" w14:kx="0" w14:ky="0" w14:algn="ctr">
+            <w14:srgbClr w14:val="6E747A">
+              <w14:alpha w14:val="57000"/>
+            </w14:srgbClr>
+          </w14:shadow>
+          <w14:textOutline w14:w="0" w14:cap="flat" w14:cmpd="sng" w14:algn="ctr">
+            <w14:noFill/>
+            <w14:prstDash w14:val="solid"/>
+            <w14:round/>
+          </w14:textOutline>
+        </w:rPr>
+        <w:t xml:space="preserve"> </w:t>
+      </w:r>
+    </w:p>
+    <w:p>
+      <w:pPr>
+        <w:pStyle w:val="ListParagraph"/>
+        <w:numPr>
+          <w:ilvl w:val="0"/>
+          <w:numId w:val="10"/>
+        </w:numPr>
+        <w:rPr>
+          <w:bCs/>
+          <w:sz w:val="28"/>
+          <w:szCs w:val="28"/>
+          <w14:shadow w14:blurRad="38100" w14:dist="25400" w14:dir="5400000" w14:sx="100000" w14:sy="100000" w14:kx="0" w14:ky="0" w14:algn="ctr">
+            <w14:srgbClr w14:val="6E747A">
+              <w14:alpha w14:val="57000"/>
+            </w14:srgbClr>
+          </w14:shadow>
+          <w14:textOutline w14:w="0" w14:cap="flat" w14:cmpd="sng" w14:algn="ctr">
+            <w14:noFill/>
+            <w14:prstDash w14:val="solid"/>
+            <w14:round/>
+          </w14:textOutline>
+        </w:rPr>
+      </w:pPr>
+      <w:r>
+        <w:rPr>
+          <w:bCs/>
+          <w:sz w:val="28"/>
+          <w:szCs w:val="28"/>
+          <w14:shadow w14:blurRad="38100" w14:dist="25400" w14:dir="5400000" w14:sx="100000" w14:sy="100000" w14:kx="0" w14:ky="0" w14:algn="ctr">
+            <w14:srgbClr w14:val="6E747A">
+              <w14:alpha w14:val="57000"/>
+            </w14:srgbClr>
+          </w14:shadow>
+          <w14:textOutline w14:w="0" w14:cap="flat" w14:cmpd="sng" w14:algn="ctr">
+            <w14:noFill/>
+            <w14:prstDash w14:val="solid"/>
+            <w14:round/>
+          </w14:textOutline>
+        </w:rPr>
+        <w:t>What is the number of Tickets sold?</w:t>
+      </w:r>
+    </w:p>
+    <w:p>
+      <w:pPr>
+        <w:pStyle w:val="ListParagraph"/>
+        <w:numPr>
+          <w:ilvl w:val="0"/>
+          <w:numId w:val="10"/>
+        </w:numPr>
+        <w:rPr>
+          <w:bCs/>
+          <w:sz w:val="28"/>
+          <w:szCs w:val="28"/>
+          <w14:shadow w14:blurRad="38100" w14:dist="25400" w14:dir="5400000" w14:sx="100000" w14:sy="100000" w14:kx="0" w14:ky="0" w14:algn="ctr">
+            <w14:srgbClr w14:val="6E747A">
+              <w14:alpha w14:val="57000"/>
+            </w14:srgbClr>
+          </w14:shadow>
+          <w14:textOutline w14:w="0" w14:cap="flat" w14:cmpd="sng" w14:algn="ctr">
+            <w14:noFill/>
+            <w14:prstDash w14:val="solid"/>
+            <w14:round/>
+          </w14:textOutline>
+        </w:rPr>
+      </w:pPr>
+      <w:r>
+        <w:rPr>
+          <w:bCs/>
+          <w:sz w:val="28"/>
+          <w:szCs w:val="28"/>
+          <w14:shadow w14:blurRad="38100" w14:dist="25400" w14:dir="5400000" w14:sx="100000" w14:sy="100000" w14:kx="0" w14:ky="0" w14:algn="ctr">
+            <w14:srgbClr w14:val="6E747A">
+              <w14:alpha w14:val="57000"/>
+            </w14:srgbClr>
+          </w14:shadow>
+          <w14:textOutline w14:w="0" w14:cap="flat" w14:cmpd="sng" w14:algn="ctr">
+            <w14:noFill/>
+            <w14:prstDash w14:val="solid"/>
+            <w14:round/>
+          </w14:textOutline>
+        </w:rPr>
+        <w:t>What is the most Payment Method?</w:t>
+      </w:r>
+    </w:p>
+    <w:p>
+      <w:pPr>
+        <w:pStyle w:val="ListParagraph"/>
+        <w:numPr>
+          <w:ilvl w:val="0"/>
+          <w:numId w:val="10"/>
+        </w:numPr>
+        <w:rPr>
+          <w:bCs/>
+          <w:sz w:val="28"/>
+          <w:szCs w:val="28"/>
+          <w14:shadow w14:blurRad="38100" w14:dist="25400" w14:dir="5400000" w14:sx="100000" w14:sy="100000" w14:kx="0" w14:ky="0" w14:algn="ctr">
+            <w14:srgbClr w14:val="6E747A">
+              <w14:alpha w14:val="57000"/>
+            </w14:srgbClr>
+          </w14:shadow>
+          <w14:textOutline w14:w="0" w14:cap="flat" w14:cmpd="sng" w14:algn="ctr">
+            <w14:noFill/>
+            <w14:prstDash w14:val="solid"/>
+            <w14:round/>
+          </w14:textOutline>
+        </w:rPr>
+      </w:pPr>
+      <w:r>
+        <w:rPr>
+          <w:bCs/>
+          <w:sz w:val="28"/>
+          <w:szCs w:val="28"/>
+          <w14:shadow w14:blurRad="38100" w14:dist="25400" w14:dir="5400000" w14:sx="100000" w14:sy="100000" w14:kx="0" w14:ky="0" w14:algn="ctr">
+            <w14:srgbClr w14:val="6E747A">
+              <w14:alpha w14:val="57000"/>
+            </w14:srgbClr>
+          </w14:shadow>
+          <w14:textOutline w14:w="0" w14:cap="flat" w14:cmpd="sng" w14:algn="ctr">
+            <w14:noFill/>
+            <w14:prstDash w14:val="solid"/>
+            <w14:round/>
+          </w14:textOutline>
+        </w:rPr>
+        <w:t xml:space="preserve">What is the most common Ticket Type? </w:t>
+      </w:r>
+    </w:p>
+    <w:p>
+      <w:pPr>
+        <w:pStyle w:val="ListParagraph"/>
+        <w:numPr>
+          <w:ilvl w:val="0"/>
+          <w:numId w:val="10"/>
+        </w:numPr>
+        <w:rPr>
+          <w:bCs/>
+          <w:sz w:val="28"/>
+          <w:szCs w:val="28"/>
+          <w14:shadow w14:blurRad="38100" w14:dist="25400" w14:dir="5400000" w14:sx="100000" w14:sy="100000" w14:kx="0" w14:ky="0" w14:algn="ctr">
+            <w14:srgbClr w14:val="6E747A">
+              <w14:alpha w14:val="57000"/>
+            </w14:srgbClr>
+          </w14:shadow>
+          <w14:textOutline w14:w="0" w14:cap="flat" w14:cmpd="sng" w14:algn="ctr">
+            <w14:noFill/>
+            <w14:prstDash w14:val="solid"/>
+            <w14:round/>
+          </w14:textOutline>
+        </w:rPr>
+      </w:pPr>
+      <w:r>
+        <w:rPr>
+          <w:bCs/>
+          <w:sz w:val="28"/>
+          <w:szCs w:val="28"/>
+          <w14:shadow w14:blurRad="38100" w14:dist="25400" w14:dir="5400000" w14:sx="100000" w14:sy="100000" w14:kx="0" w14:ky="0" w14:algn="ctr">
+            <w14:srgbClr w14:val="6E747A">
+              <w14:alpha w14:val="57000"/>
+            </w14:srgbClr>
+          </w14:shadow>
+          <w14:textOutline w14:w="0" w14:cap="flat" w14:cmpd="sng" w14:algn="ctr">
+            <w14:noFill/>
+            <w14:prstDash w14:val="solid"/>
+            <w14:round/>
+          </w14:textOutline>
+        </w:rPr>
+        <w:t xml:space="preserve">What is the most common Ticket Class? </w:t>
+      </w:r>
+    </w:p>
+    <w:p>
+      <w:pPr>
+        <w:pStyle w:val="ListParagraph"/>
+        <w:numPr>
+          <w:ilvl w:val="0"/>
+          <w:numId w:val="10"/>
+        </w:numPr>
+        <w:rPr>
+          <w:bCs/>
+          <w:sz w:val="28"/>
+          <w:szCs w:val="28"/>
+          <w14:shadow w14:blurRad="38100" w14:dist="25400" w14:dir="5400000" w14:sx="100000" w14:sy="100000" w14:kx="0" w14:ky="0" w14:algn="ctr">
+            <w14:srgbClr w14:val="6E747A">
+              <w14:alpha w14:val="57000"/>
+            </w14:srgbClr>
+          </w14:shadow>
+          <w14:textOutline w14:w="0" w14:cap="flat" w14:cmpd="sng" w14:algn="ctr">
+            <w14:noFill/>
+            <w14:prstDash w14:val="solid"/>
+            <w14:round/>
+          </w14:textOutline>
+        </w:rPr>
+      </w:pPr>
+      <w:r>
+        <w:rPr>
+          <w:bCs/>
+          <w:sz w:val="28"/>
+          <w:szCs w:val="28"/>
+          <w14:shadow w14:blurRad="38100" w14:dist="25400" w14:dir="5400000" w14:sx="100000" w14:sy="100000" w14:kx="0" w14:ky="0" w14:algn="ctr">
+            <w14:srgbClr w14:val="6E747A">
+              <w14:alpha w14:val="57000"/>
+            </w14:srgbClr>
+          </w14:shadow>
+          <w14:textOutline w14:w="0" w14:cap="flat" w14:cmpd="sng" w14:algn="ctr">
+            <w14:noFill/>
+            <w14:prstDash w14:val="solid"/>
+            <w14:round/>
+          </w14:textOutline>
+        </w:rPr>
+        <w:t xml:space="preserve">What is the Number of online Transactions vs station Transactions? </w:t>
+      </w:r>
+    </w:p>
+    <w:p>
+      <w:pPr>
+        <w:pStyle w:val="ListParagraph"/>
+        <w:numPr>
+          <w:ilvl w:val="0"/>
+          <w:numId w:val="10"/>
+        </w:numPr>
+        <w:rPr>
+          <w:bCs/>
+          <w:sz w:val="28"/>
+          <w:szCs w:val="28"/>
+          <w14:shadow w14:blurRad="38100" w14:dist="25400" w14:dir="5400000" w14:sx="100000" w14:sy="100000" w14:kx="0" w14:ky="0" w14:algn="ctr">
+            <w14:srgbClr w14:val="6E747A">
+              <w14:alpha w14:val="57000"/>
+            </w14:srgbClr>
+          </w14:shadow>
+          <w14:textOutline w14:w="0" w14:cap="flat" w14:cmpd="sng" w14:algn="ctr">
+            <w14:noFill/>
+            <w14:prstDash w14:val="solid"/>
+            <w14:round/>
+          </w14:textOutline>
+        </w:rPr>
+      </w:pPr>
+      <w:r>
+        <w:rPr>
+          <w:bCs/>
+          <w:sz w:val="28"/>
+          <w:szCs w:val="28"/>
+          <w14:shadow w14:blurRad="38100" w14:dist="25400" w14:dir="5400000" w14:sx="100000" w14:sy="100000" w14:kx="0" w14:ky="0" w14:algn="ctr">
+            <w14:srgbClr w14:val="6E747A">
+              <w14:alpha w14:val="57000"/>
+            </w14:srgbClr>
+          </w14:shadow>
+          <w14:textOutline w14:w="0" w14:cap="flat" w14:cmpd="sng" w14:algn="ctr">
+            <w14:noFill/>
+            <w14:prstDash w14:val="solid"/>
+            <w14:round/>
+          </w14:textOutline>
+        </w:rPr>
+        <w:t xml:space="preserve">What percentage of customers use railcard? </w:t>
+      </w:r>
+    </w:p>
+    <w:p>
+      <w:pPr>
+        <w:pStyle w:val="ListParagraph"/>
+        <w:numPr>
+          <w:ilvl w:val="0"/>
+          <w:numId w:val="10"/>
+        </w:numPr>
+        <w:rPr>
+          <w:bCs/>
+          <w:sz w:val="28"/>
+          <w:szCs w:val="28"/>
+          <w14:shadow w14:blurRad="38100" w14:dist="25400" w14:dir="5400000" w14:sx="100000" w14:sy="100000" w14:kx="0" w14:ky="0" w14:algn="ctr">
+            <w14:srgbClr w14:val="6E747A">
+              <w14:alpha w14:val="57000"/>
+            </w14:srgbClr>
+          </w14:shadow>
+          <w14:textOutline w14:w="0" w14:cap="flat" w14:cmpd="sng" w14:algn="ctr">
+            <w14:noFill/>
+            <w14:prstDash w14:val="solid"/>
+            <w14:round/>
+          </w14:textOutline>
+        </w:rPr>
+      </w:pPr>
+      <w:r>
+        <w:rPr>
+          <w:bCs/>
+          <w:sz w:val="28"/>
+          <w:szCs w:val="28"/>
+          <w14:shadow w14:blurRad="38100" w14:dist="25400" w14:dir="5400000" w14:sx="100000" w14:sy="100000" w14:kx="0" w14:ky="0" w14:algn="ctr">
+            <w14:srgbClr w14:val="6E747A">
+              <w14:alpha w14:val="57000"/>
+            </w14:srgbClr>
+          </w14:shadow>
+          <w14:textOutline w14:w="0" w14:cap="flat" w14:cmpd="sng" w14:algn="ctr">
+            <w14:noFill/>
+            <w14:prstDash w14:val="solid"/>
+            <w14:round/>
+          </w14:textOutline>
+        </w:rPr>
+        <w:t>What is the number of Tickets per Month?</w:t>
+      </w:r>
+    </w:p>
+    <w:p>
+      <w:pPr>
+        <w:pStyle w:val="ListParagraph"/>
+        <w:numPr>
+          <w:ilvl w:val="0"/>
+          <w:numId w:val="10"/>
+        </w:numPr>
+        <w:rPr>
+          <w:bCs/>
+          <w:sz w:val="28"/>
+          <w:szCs w:val="28"/>
+          <w14:shadow w14:blurRad="38100" w14:dist="25400" w14:dir="5400000" w14:sx="100000" w14:sy="100000" w14:kx="0" w14:ky="0" w14:algn="ctr">
+            <w14:srgbClr w14:val="6E747A">
+              <w14:alpha w14:val="57000"/>
+            </w14:srgbClr>
+          </w14:shadow>
+          <w14:textOutline w14:w="0" w14:cap="flat" w14:cmpd="sng" w14:algn="ctr">
+            <w14:noFill/>
+            <w14:prstDash w14:val="solid"/>
+            <w14:round/>
+          </w14:textOutline>
+        </w:rPr>
+      </w:pPr>
+      <w:r>
+        <w:rPr>
+          <w:bCs/>
+          <w:sz w:val="28"/>
+          <w:szCs w:val="28"/>
+          <w14:shadow w14:blurRad="38100" w14:dist="25400" w14:dir="5400000" w14:sx="100000" w14:sy="100000" w14:kx="0" w14:ky="0" w14:algn="ctr">
+            <w14:srgbClr w14:val="6E747A">
+              <w14:alpha w14:val="57000"/>
+            </w14:srgbClr>
+          </w14:shadow>
+          <w14:textOutline w14:w="0" w14:cap="flat" w14:cmpd="sng" w14:algn="ctr">
+            <w14:noFill/>
+            <w14:prstDash w14:val="solid"/>
+            <w14:round/>
+          </w14:textOutline>
+        </w:rPr>
+        <w:t xml:space="preserve">What are the Numbers of Passenger per Day? </w:t>
+      </w:r>
+    </w:p>
+    <w:p>
+      <w:pPr>
+        <w:pStyle w:val="ListParagraph"/>
+        <w:numPr>
+          <w:ilvl w:val="0"/>
+          <w:numId w:val="10"/>
+        </w:numPr>
+        <w:rPr>
+          <w:bCs/>
+          <w:sz w:val="28"/>
+          <w:szCs w:val="28"/>
+          <w14:shadow w14:blurRad="38100" w14:dist="25400" w14:dir="5400000" w14:sx="100000" w14:sy="100000" w14:kx="0" w14:ky="0" w14:algn="ctr">
+            <w14:srgbClr w14:val="6E747A">
+              <w14:alpha w14:val="57000"/>
+            </w14:srgbClr>
+          </w14:shadow>
+          <w14:textOutline w14:w="0" w14:cap="flat" w14:cmpd="sng" w14:algn="ctr">
+            <w14:noFill/>
+            <w14:prstDash w14:val="solid"/>
+            <w14:round/>
+          </w14:textOutline>
+        </w:rPr>
+      </w:pPr>
+      <w:r>
+        <w:rPr>
+          <w:bCs/>
+          <w:sz w:val="28"/>
+          <w:szCs w:val="28"/>
+          <w14:shadow w14:blurRad="38100" w14:dist="25400" w14:dir="5400000" w14:sx="100000" w14:sy="100000" w14:kx="0" w14:ky="0" w14:algn="ctr">
+            <w14:srgbClr w14:val="6E747A">
+              <w14:alpha w14:val="57000"/>
+            </w14:srgbClr>
+          </w14:shadow>
+          <w14:textOutline w14:w="0" w14:cap="flat" w14:cmpd="sng" w14:algn="ctr">
+            <w14:noFill/>
+            <w14:prstDash w14:val="solid"/>
+            <w14:round/>
+          </w14:textOutline>
+        </w:rPr>
+        <w:t>What is the Average Number of Transactions per Day Type?</w:t>
+      </w:r>
+    </w:p>
+    <w:p>
+      <w:pPr>
+        <w:pStyle w:val="ListParagraph"/>
+        <w:numPr>
+          <w:ilvl w:val="0"/>
+          <w:numId w:val="10"/>
+        </w:numPr>
+        <w:rPr>
+          <w:bCs/>
+          <w:sz w:val="28"/>
+          <w:szCs w:val="28"/>
+          <w14:shadow w14:blurRad="38100" w14:dist="25400" w14:dir="5400000" w14:sx="100000" w14:sy="100000" w14:kx="0" w14:ky="0" w14:algn="ctr">
+            <w14:srgbClr w14:val="6E747A">
+              <w14:alpha w14:val="57000"/>
+            </w14:srgbClr>
+          </w14:shadow>
+          <w14:textOutline w14:w="0" w14:cap="flat" w14:cmpd="sng" w14:algn="ctr">
+            <w14:noFill/>
+            <w14:prstDash w14:val="solid"/>
+            <w14:round/>
+          </w14:textOutline>
+        </w:rPr>
+      </w:pPr>
+      <w:r>
+        <w:rPr>
+          <w:bCs/>
+          <w:sz w:val="28"/>
+          <w:szCs w:val="28"/>
+          <w14:shadow w14:blurRad="38100" w14:dist="25400" w14:dir="5400000" w14:sx="100000" w14:sy="100000" w14:kx="0" w14:ky="0" w14:algn="ctr">
+            <w14:srgbClr w14:val="6E747A">
+              <w14:alpha w14:val="57000"/>
+            </w14:srgbClr>
+          </w14:shadow>
+          <w14:textOutline w14:w="0" w14:cap="flat" w14:cmpd="sng" w14:algn="ctr">
+            <w14:noFill/>
+            <w14:prstDash w14:val="solid"/>
+            <w14:round/>
+          </w14:textOutline>
+        </w:rPr>
+        <w:t xml:space="preserve">What are the Numbers of Passenger per Hour? </w:t>
+      </w:r>
+    </w:p>
+    <w:p>
+      <w:pPr>
+        <w:rPr>
+          <w:bCs/>
+          <w:color w:val="156082" w:themeColor="accent1"/>
+          <w:sz w:val="28"/>
+          <w:szCs w:val="28"/>
+          <w14:shadow w14:blurRad="38100" w14:dist="25400" w14:dir="5400000" w14:sx="100000" w14:sy="100000" w14:kx="0" w14:ky="0" w14:algn="ctr">
+            <w14:srgbClr w14:val="6E747A">
+              <w14:alpha w14:val="57000"/>
+            </w14:srgbClr>
+          </w14:shadow>
+          <w14:textOutline w14:w="0" w14:cap="flat" w14:cmpd="sng" w14:algn="ctr">
+            <w14:noFill/>
+            <w14:prstDash w14:val="solid"/>
+            <w14:round/>
+          </w14:textOutline>
+        </w:rPr>
+      </w:pPr>
+      <w:bookmarkStart w:id="1" w:name="_Toc195593007"/>
+      <w:r>
+        <w:rPr>
+          <w:bCs/>
+          <w:color w:val="156082" w:themeColor="accent1"/>
+          <w:sz w:val="28"/>
+          <w:szCs w:val="28"/>
+          <w14:shadow w14:blurRad="38100" w14:dist="25400" w14:dir="5400000" w14:sx="100000" w14:sy="100000" w14:kx="0" w14:ky="0" w14:algn="ctr">
+            <w14:srgbClr w14:val="6E747A">
+              <w14:alpha w14:val="57000"/>
+            </w14:srgbClr>
+          </w14:shadow>
+          <w14:textOutline w14:w="0" w14:cap="flat" w14:cmpd="sng" w14:algn="ctr">
+            <w14:noFill/>
+            <w14:prstDash w14:val="solid"/>
+            <w14:round/>
+          </w14:textOutline>
+        </w:rPr>
+        <w:t>Railway Performance</w:t>
+      </w:r>
+      <w:bookmarkEnd w:id="1"/>
+    </w:p>
+    <w:p>
+      <w:pPr>
+        <w:pStyle w:val="ListParagraph"/>
+        <w:numPr>
+          <w:ilvl w:val="0"/>
+          <w:numId w:val="15"/>
+        </w:numPr>
+        <w:rPr>
+          <w:bCs/>
+          <w:sz w:val="28"/>
+          <w:szCs w:val="28"/>
+          <w14:shadow w14:blurRad="38100" w14:dist="25400" w14:dir="5400000" w14:sx="100000" w14:sy="100000" w14:kx="0" w14:ky="0" w14:algn="ctr">
+            <w14:srgbClr w14:val="6E747A">
+              <w14:alpha w14:val="57000"/>
+            </w14:srgbClr>
+          </w14:shadow>
+          <w14:textOutline w14:w="0" w14:cap="flat" w14:cmpd="sng" w14:algn="ctr">
+            <w14:noFill/>
+            <w14:prstDash w14:val="solid"/>
+            <w14:round/>
+          </w14:textOutline>
+        </w:rPr>
+      </w:pPr>
+      <w:r>
+        <w:rPr>
+          <w:bCs/>
+          <w:sz w:val="28"/>
+          <w:szCs w:val="28"/>
+          <w14:shadow w14:blurRad="38100" w14:dist="25400" w14:dir="5400000" w14:sx="100000" w14:sy="100000" w14:kx="0" w14:ky="0" w14:algn="ctr">
+            <w14:srgbClr w14:val="6E747A">
+              <w14:alpha w14:val="57000"/>
+            </w14:srgbClr>
+          </w14:shadow>
+          <w14:textOutline w14:w="0" w14:cap="flat" w14:cmpd="sng" w14:algn="ctr">
+            <w14:noFill/>
+            <w14:prstDash w14:val="solid"/>
+            <w14:round/>
+          </w14:textOutline>
+        </w:rPr>
+        <w:t>What is the total number of Journeys?</w:t>
+      </w:r>
+    </w:p>
+    <w:p>
+      <w:pPr>
+        <w:pStyle w:val="ListParagraph"/>
+        <w:numPr>
+          <w:ilvl w:val="0"/>
+          <w:numId w:val="15"/>
+        </w:numPr>
+        <w:rPr>
+          <w:bCs/>
+          <w:sz w:val="28"/>
+          <w:szCs w:val="28"/>
+          <w14:shadow w14:blurRad="38100" w14:dist="25400" w14:dir="5400000" w14:sx="100000" w14:sy="100000" w14:kx="0" w14:ky="0" w14:algn="ctr">
+            <w14:srgbClr w14:val="6E747A">
+              <w14:alpha w14:val="57000"/>
+            </w14:srgbClr>
+          </w14:shadow>
+          <w14:textOutline w14:w="0" w14:cap="flat" w14:cmpd="sng" w14:algn="ctr">
+            <w14:noFill/>
+            <w14:prstDash w14:val="solid"/>
+            <w14:round/>
+          </w14:textOutline>
+        </w:rPr>
+      </w:pPr>
+      <w:r>
+        <w:rPr>
+          <w:bCs/>
+          <w:sz w:val="28"/>
+          <w:szCs w:val="28"/>
+          <w14:shadow w14:blurRad="38100" w14:dist="25400" w14:dir="5400000" w14:sx="100000" w14:sy="100000" w14:kx="0" w14:ky="0" w14:algn="ctr">
+            <w14:srgbClr w14:val="6E747A">
+              <w14:alpha w14:val="57000"/>
+            </w14:srgbClr>
+          </w14:shadow>
+          <w14:textOutline w14:w="0" w14:cap="flat" w14:cmpd="sng" w14:algn="ctr">
+            <w14:noFill/>
+            <w14:prstDash w14:val="solid"/>
+            <w14:round/>
+          </w14:textOutline>
+        </w:rPr>
+        <w:t>What is the total number of Journeys On Time?</w:t>
+      </w:r>
+    </w:p>
+    <w:p>
+      <w:pPr>
+        <w:pStyle w:val="ListParagraph"/>
+        <w:numPr>
+          <w:ilvl w:val="0"/>
+          <w:numId w:val="15"/>
+        </w:numPr>
+        <w:rPr>
+          <w:bCs/>
+          <w:sz w:val="28"/>
+          <w:szCs w:val="28"/>
+          <w14:shadow w14:blurRad="38100" w14:dist="25400" w14:dir="5400000" w14:sx="100000" w14:sy="100000" w14:kx="0" w14:ky="0" w14:algn="ctr">
+            <w14:srgbClr w14:val="6E747A">
+              <w14:alpha w14:val="57000"/>
+            </w14:srgbClr>
+          </w14:shadow>
+          <w14:textOutline w14:w="0" w14:cap="flat" w14:cmpd="sng" w14:algn="ctr">
+            <w14:noFill/>
+            <w14:prstDash w14:val="solid"/>
+            <w14:round/>
+          </w14:textOutline>
+        </w:rPr>
+      </w:pPr>
+      <w:r>
+        <w:rPr>
+          <w:bCs/>
+          <w:sz w:val="28"/>
+          <w:szCs w:val="28"/>
+          <w14:shadow w14:blurRad="38100" w14:dist="25400" w14:dir="5400000" w14:sx="100000" w14:sy="100000" w14:kx="0" w14:ky="0" w14:algn="ctr">
+            <w14:srgbClr w14:val="6E747A">
+              <w14:alpha w14:val="57000"/>
+            </w14:srgbClr>
+          </w14:shadow>
+          <w14:textOutline w14:w="0" w14:cap="flat" w14:cmpd="sng" w14:algn="ctr">
+            <w14:noFill/>
+            <w14:prstDash w14:val="solid"/>
+            <w14:round/>
+          </w14:textOutline>
+        </w:rPr>
+        <w:t>How many journeys are delayed?</w:t>
+      </w:r>
+    </w:p>
+    <w:p>
+      <w:pPr>
+        <w:pStyle w:val="ListParagraph"/>
+        <w:numPr>
+          <w:ilvl w:val="0"/>
+          <w:numId w:val="15"/>
+        </w:numPr>
+        <w:rPr>
+          <w:bCs/>
+          <w:sz w:val="28"/>
+          <w:szCs w:val="28"/>
+          <w14:shadow w14:blurRad="38100" w14:dist="25400" w14:dir="5400000" w14:sx="100000" w14:sy="100000" w14:kx="0" w14:ky="0" w14:algn="ctr">
+            <w14:srgbClr w14:val="6E747A">
+              <w14:alpha w14:val="57000"/>
+            </w14:srgbClr>
+          </w14:shadow>
+          <w14:textOutline w14:w="0" w14:cap="flat" w14:cmpd="sng" w14:algn="ctr">
+            <w14:noFill/>
+            <w14:prstDash w14:val="solid"/>
+            <w14:round/>
+          </w14:textOutline>
+        </w:rPr>
+      </w:pPr>
+      <w:r>
+        <w:rPr>
+          <w:bCs/>
+          <w:sz w:val="28"/>
+          <w:szCs w:val="28"/>
+          <w14:shadow w14:blurRad="38100" w14:dist="25400" w14:dir="5400000" w14:sx="100000" w14:sy="100000" w14:kx="0" w14:ky="0" w14:algn="ctr">
+            <w14:srgbClr w14:val="6E747A">
+              <w14:alpha w14:val="57000"/>
+            </w14:srgbClr>
+          </w14:shadow>
+          <w14:textOutline w14:w="0" w14:cap="flat" w14:cmpd="sng" w14:algn="ctr">
+            <w14:noFill/>
+            <w14:prstDash w14:val="solid"/>
+            <w14:round/>
+          </w14:textOutline>
+        </w:rPr>
+        <w:t>How many journeys are cancelled?</w:t>
+      </w:r>
+    </w:p>
+    <w:p>
+      <w:pPr>
+        <w:pStyle w:val="ListParagraph"/>
+        <w:numPr>
+          <w:ilvl w:val="0"/>
+          <w:numId w:val="15"/>
+        </w:numPr>
+        <w:rPr>
+          <w:bCs/>
+          <w:sz w:val="28"/>
+          <w:szCs w:val="28"/>
+          <w14:shadow w14:blurRad="38100" w14:dist="25400" w14:dir="5400000" w14:sx="100000" w14:sy="100000" w14:kx="0" w14:ky="0" w14:algn="ctr">
+            <w14:srgbClr w14:val="6E747A">
+              <w14:alpha w14:val="57000"/>
+            </w14:srgbClr>
+          </w14:shadow>
+          <w14:textOutline w14:w="0" w14:cap="flat" w14:cmpd="sng" w14:algn="ctr">
+            <w14:noFill/>
+            <w14:prstDash w14:val="solid"/>
+            <w14:round/>
+          </w14:textOutline>
+        </w:rPr>
+      </w:pPr>
+      <w:r>
+        <w:rPr>
+          <w:bCs/>
+          <w:sz w:val="28"/>
+          <w:szCs w:val="28"/>
+          <w14:shadow w14:blurRad="38100" w14:dist="25400" w14:dir="5400000" w14:sx="100000" w14:sy="100000" w14:kx="0" w14:ky="0" w14:algn="ctr">
+            <w14:srgbClr w14:val="6E747A">
+              <w14:alpha w14:val="57000"/>
+            </w14:srgbClr>
+          </w14:shadow>
+          <w14:textOutline w14:w="0" w14:cap="flat" w14:cmpd="sng" w14:algn="ctr">
+            <w14:noFill/>
+            <w14:prstDash w14:val="solid"/>
+            <w14:round/>
+          </w14:textOutline>
+        </w:rPr>
+        <w:t>How is Journeys distributed by Journey per month?</w:t>
+      </w:r>
+    </w:p>
+    <w:p>
+      <w:pPr>
+        <w:pStyle w:val="ListParagraph"/>
+        <w:numPr>
+          <w:ilvl w:val="0"/>
+          <w:numId w:val="15"/>
+        </w:numPr>
+        <w:rPr>
+          <w:bCs/>
+          <w:sz w:val="28"/>
+          <w:szCs w:val="28"/>
+          <w14:shadow w14:blurRad="38100" w14:dist="25400" w14:dir="5400000" w14:sx="100000" w14:sy="100000" w14:kx="0" w14:ky="0" w14:algn="ctr">
+            <w14:srgbClr w14:val="6E747A">
+              <w14:alpha w14:val="57000"/>
+            </w14:srgbClr>
+          </w14:shadow>
+          <w14:textOutline w14:w="0" w14:cap="flat" w14:cmpd="sng" w14:algn="ctr">
+            <w14:noFill/>
+            <w14:prstDash w14:val="solid"/>
+            <w14:round/>
+          </w14:textOutline>
+        </w:rPr>
+      </w:pPr>
+      <w:r>
+        <w:rPr>
+          <w:bCs/>
+          <w:sz w:val="28"/>
+          <w:szCs w:val="28"/>
+          <w14:shadow w14:blurRad="38100" w14:dist="25400" w14:dir="5400000" w14:sx="100000" w14:sy="100000" w14:kx="0" w14:ky="0" w14:algn="ctr">
+            <w14:srgbClr w14:val="6E747A">
+              <w14:alpha w14:val="57000"/>
+            </w14:srgbClr>
+          </w14:shadow>
+          <w14:textOutline w14:w="0" w14:cap="flat" w14:cmpd="sng" w14:algn="ctr">
+            <w14:noFill/>
+            <w14:prstDash w14:val="solid"/>
+            <w14:round/>
+          </w14:textOutline>
+        </w:rPr>
+        <w:t>What is the number of Journeys On Time per Month?</w:t>
+      </w:r>
+    </w:p>
+    <w:p>
+      <w:pPr>
+        <w:pStyle w:val="ListParagraph"/>
+        <w:numPr>
+          <w:ilvl w:val="0"/>
+          <w:numId w:val="15"/>
+        </w:numPr>
+        <w:rPr>
+          <w:bCs/>
+          <w:sz w:val="28"/>
+          <w:szCs w:val="28"/>
+          <w14:shadow w14:blurRad="38100" w14:dist="25400" w14:dir="5400000" w14:sx="100000" w14:sy="100000" w14:kx="0" w14:ky="0" w14:algn="ctr">
+            <w14:srgbClr w14:val="6E747A">
+              <w14:alpha w14:val="57000"/>
+            </w14:srgbClr>
+          </w14:shadow>
+          <w14:textOutline w14:w="0" w14:cap="flat" w14:cmpd="sng" w14:algn="ctr">
+            <w14:noFill/>
+            <w14:prstDash w14:val="solid"/>
+            <w14:round/>
+          </w14:textOutline>
+        </w:rPr>
+      </w:pPr>
+      <w:r>
+        <w:rPr>
+          <w:bCs/>
+          <w:sz w:val="28"/>
+          <w:szCs w:val="28"/>
+          <w14:shadow w14:blurRad="38100" w14:dist="25400" w14:dir="5400000" w14:sx="100000" w14:sy="100000" w14:kx="0" w14:ky="0" w14:algn="ctr">
+            <w14:srgbClr w14:val="6E747A">
+              <w14:alpha w14:val="57000"/>
+            </w14:srgbClr>
+          </w14:shadow>
+          <w14:textOutline w14:w="0" w14:cap="flat" w14:cmpd="sng" w14:algn="ctr">
+            <w14:noFill/>
+            <w14:prstDash w14:val="solid"/>
+            <w14:round/>
+          </w14:textOutline>
+        </w:rPr>
+        <w:t>What is the Reliability Score for On Time Journeys?</w:t>
+      </w:r>
+    </w:p>
+    <w:p>
+      <w:pPr>
+        <w:pStyle w:val="ListParagraph"/>
+        <w:numPr>
+          <w:ilvl w:val="0"/>
+          <w:numId w:val="15"/>
+        </w:numPr>
+        <w:rPr>
+          <w:bCs/>
+          <w:sz w:val="28"/>
+          <w:szCs w:val="28"/>
+          <w14:shadow w14:blurRad="38100" w14:dist="25400" w14:dir="5400000" w14:sx="100000" w14:sy="100000" w14:kx="0" w14:ky="0" w14:algn="ctr">
+            <w14:srgbClr w14:val="6E747A">
+              <w14:alpha w14:val="57000"/>
+            </w14:srgbClr>
+          </w14:shadow>
+          <w14:textOutline w14:w="0" w14:cap="flat" w14:cmpd="sng" w14:algn="ctr">
+            <w14:noFill/>
+            <w14:prstDash w14:val="solid"/>
+            <w14:round/>
+          </w14:textOutline>
+        </w:rPr>
+      </w:pPr>
+      <w:r>
+        <w:rPr>
+          <w:bCs/>
+          <w:sz w:val="28"/>
+          <w:szCs w:val="28"/>
+          <w14:shadow w14:blurRad="38100" w14:dist="25400" w14:dir="5400000" w14:sx="100000" w14:sy="100000" w14:kx="0" w14:ky="0" w14:algn="ctr">
+            <w14:srgbClr w14:val="6E747A">
+              <w14:alpha w14:val="57000"/>
+            </w14:srgbClr>
+          </w14:shadow>
+          <w14:textOutline w14:w="0" w14:cap="flat" w14:cmpd="sng" w14:algn="ctr">
+            <w14:noFill/>
+            <w14:prstDash w14:val="solid"/>
+            <w14:round/>
+          </w14:textOutline>
+        </w:rPr>
+        <w:t>What is the number of Journeys per Day?</w:t>
+      </w:r>
+    </w:p>
+    <w:p>
+      <w:pPr>
+        <w:pStyle w:val="ListParagraph"/>
+        <w:numPr>
+          <w:ilvl w:val="0"/>
+          <w:numId w:val="15"/>
+        </w:numPr>
+        <w:rPr>
+          <w:bCs/>
+          <w:sz w:val="28"/>
+          <w:szCs w:val="28"/>
+          <w14:shadow w14:blurRad="38100" w14:dist="25400" w14:dir="5400000" w14:sx="100000" w14:sy="100000" w14:kx="0" w14:ky="0" w14:algn="ctr">
+            <w14:srgbClr w14:val="6E747A">
+              <w14:alpha w14:val="57000"/>
+            </w14:srgbClr>
+          </w14:shadow>
+          <w14:textOutline w14:w="0" w14:cap="flat" w14:cmpd="sng" w14:algn="ctr">
+            <w14:noFill/>
+            <w14:prstDash w14:val="solid"/>
+            <w14:round/>
+          </w14:textOutline>
+        </w:rPr>
+      </w:pPr>
+      <w:r>
+        <w:rPr>
+          <w:bCs/>
+          <w:sz w:val="28"/>
+          <w:szCs w:val="28"/>
+          <w14:shadow w14:blurRad="38100" w14:dist="25400" w14:dir="5400000" w14:sx="100000" w14:sy="100000" w14:kx="0" w14:ky="0" w14:algn="ctr">
+            <w14:srgbClr w14:val="6E747A">
+              <w14:alpha w14:val="57000"/>
+            </w14:srgbClr>
+          </w14:shadow>
+          <w14:textOutline w14:w="0" w14:cap="flat" w14:cmpd="sng" w14:algn="ctr">
+            <w14:noFill/>
+            <w14:prstDash w14:val="solid"/>
+            <w14:round/>
+          </w14:textOutline>
+        </w:rPr>
+        <w:t>How were journeys distributed by delay reasons?</w:t>
+      </w:r>
+    </w:p>
+    <w:p>
+      <w:pPr>
+        <w:pStyle w:val="ListParagraph"/>
+        <w:numPr>
+          <w:ilvl w:val="0"/>
+          <w:numId w:val="15"/>
+        </w:numPr>
+        <w:rPr>
+          <w:bCs/>
+          <w:sz w:val="28"/>
+          <w:szCs w:val="28"/>
+          <w14:shadow w14:blurRad="38100" w14:dist="25400" w14:dir="5400000" w14:sx="100000" w14:sy="100000" w14:kx="0" w14:ky="0" w14:algn="ctr">
+            <w14:srgbClr w14:val="6E747A">
+              <w14:alpha w14:val="57000"/>
+            </w14:srgbClr>
+          </w14:shadow>
+          <w14:textOutline w14:w="0" w14:cap="flat" w14:cmpd="sng" w14:algn="ctr">
+            <w14:noFill/>
+            <w14:prstDash w14:val="solid"/>
+            <w14:round/>
+          </w14:textOutline>
+        </w:rPr>
+      </w:pPr>
+      <w:r>
+        <w:rPr>
+          <w:bCs/>
+          <w:sz w:val="28"/>
+          <w:szCs w:val="28"/>
+          <w14:shadow w14:blurRad="38100" w14:dist="25400" w14:dir="5400000" w14:sx="100000" w14:sy="100000" w14:kx="0" w14:ky="0" w14:algn="ctr">
+            <w14:srgbClr w14:val="6E747A">
+              <w14:alpha w14:val="57000"/>
+            </w14:srgbClr>
+          </w14:shadow>
+          <w14:textOutline w14:w="0" w14:cap="flat" w14:cmpd="sng" w14:algn="ctr">
+            <w14:noFill/>
+            <w14:prstDash w14:val="solid"/>
+            <w14:round/>
+          </w14:textOutline>
+        </w:rPr>
+        <w:t>Number of Transactions on Cancelled and Delayed Journeys + Refunds of Them</w:t>
+      </w:r>
+    </w:p>
+    <w:p>
+      <w:pPr>
+        <w:pStyle w:val="ListParagraph"/>
+        <w:numPr>
+          <w:ilvl w:val="0"/>
+          <w:numId w:val="15"/>
+        </w:numPr>
+        <w:rPr>
+          <w:bCs/>
+          <w:sz w:val="28"/>
+          <w:szCs w:val="28"/>
+          <w14:shadow w14:blurRad="38100" w14:dist="25400" w14:dir="5400000" w14:sx="100000" w14:sy="100000" w14:kx="0" w14:ky="0" w14:algn="ctr">
+            <w14:srgbClr w14:val="6E747A">
+              <w14:alpha w14:val="57000"/>
+            </w14:srgbClr>
+          </w14:shadow>
+          <w14:textOutline w14:w="0" w14:cap="flat" w14:cmpd="sng" w14:algn="ctr">
+            <w14:noFill/>
+            <w14:prstDash w14:val="solid"/>
+            <w14:round/>
+          </w14:textOutline>
+        </w:rPr>
+      </w:pPr>
+      <w:r>
+        <w:rPr>
+          <w:bCs/>
+          <w:sz w:val="28"/>
+          <w:szCs w:val="28"/>
+          <w14:shadow w14:blurRad="38100" w14:dist="25400" w14:dir="5400000" w14:sx="100000" w14:sy="100000" w14:kx="0" w14:ky="0" w14:algn="ctr">
+            <w14:srgbClr w14:val="6E747A">
+              <w14:alpha w14:val="57000"/>
+            </w14:srgbClr>
+          </w14:shadow>
+          <w14:textOutline w14:w="0" w14:cap="flat" w14:cmpd="sng" w14:algn="ctr">
+            <w14:noFill/>
+            <w14:prstDash w14:val="solid"/>
+            <w14:round/>
+          </w14:textOutline>
+        </w:rPr>
+        <w:t>What is the Average Number of Journeys per Day Type?</w:t>
+      </w:r>
+    </w:p>
+    <w:p>
+      <w:pPr>
+        <w:pStyle w:val="ListParagraph"/>
+        <w:numPr>
+          <w:ilvl w:val="0"/>
+          <w:numId w:val="15"/>
+        </w:numPr>
+        <w:rPr>
+          <w:bCs/>
+          <w:sz w:val="28"/>
+          <w:szCs w:val="28"/>
+          <w14:shadow w14:blurRad="38100" w14:dist="25400" w14:dir="5400000" w14:sx="100000" w14:sy="100000" w14:kx="0" w14:ky="0" w14:algn="ctr">
+            <w14:srgbClr w14:val="6E747A">
+              <w14:alpha w14:val="57000"/>
+            </w14:srgbClr>
+          </w14:shadow>
+          <w14:textOutline w14:w="0" w14:cap="flat" w14:cmpd="sng" w14:algn="ctr">
+            <w14:noFill/>
+            <w14:prstDash w14:val="solid"/>
+            <w14:round/>
+          </w14:textOutline>
+        </w:rPr>
+      </w:pPr>
+      <w:r>
+        <w:rPr>
+          <w:bCs/>
+          <w:sz w:val="28"/>
+          <w:szCs w:val="28"/>
+          <w14:shadow w14:blurRad="38100" w14:dist="25400" w14:dir="5400000" w14:sx="100000" w14:sy="100000" w14:kx="0" w14:ky="0" w14:algn="ctr">
+            <w14:srgbClr w14:val="6E747A">
+              <w14:alpha w14:val="57000"/>
+            </w14:srgbClr>
+          </w14:shadow>
+          <w14:textOutline w14:w="0" w14:cap="flat" w14:cmpd="sng" w14:algn="ctr">
+            <w14:noFill/>
+            <w14:prstDash w14:val="solid"/>
+            <w14:round/>
+          </w14:textOutline>
+        </w:rPr>
+        <w:t>What is the average delay duration?</w:t>
+      </w:r>
+    </w:p>
+    <w:p>
+      <w:pPr>
+        <w:spacing w:before="240" w:after="0" w:line="360" w:lineRule="auto"/>
+      </w:pPr>
+    </w:p>
+    <w:p>
+      <w:pPr>
+        <w:rPr>
+          <w:bCs/>
+          <w:color w:val="156082" w:themeColor="accent1"/>
+          <w:sz w:val="28"/>
+          <w:szCs w:val="28"/>
+          <w14:shadow w14:blurRad="38100" w14:dist="25400" w14:dir="5400000" w14:sx="100000" w14:sy="100000" w14:kx="0" w14:ky="0" w14:algn="ctr">
+            <w14:srgbClr w14:val="6E747A">
+              <w14:alpha w14:val="57000"/>
+            </w14:srgbClr>
+          </w14:shadow>
+          <w14:textOutline w14:w="0" w14:cap="flat" w14:cmpd="sng" w14:algn="ctr">
+            <w14:noFill/>
+            <w14:prstDash w14:val="solid"/>
+            <w14:round/>
+          </w14:textOutline>
+        </w:rPr>
+      </w:pPr>
+      <w:bookmarkStart w:id="2" w:name="_Toc195593008"/>
+      <w:r>
+        <w:rPr>
+          <w:bCs/>
+          <w:color w:val="156082" w:themeColor="accent1"/>
+          <w:sz w:val="28"/>
+          <w:szCs w:val="28"/>
+          <w14:shadow w14:blurRad="38100" w14:dist="25400" w14:dir="5400000" w14:sx="100000" w14:sy="100000" w14:kx="0" w14:ky="0" w14:algn="ctr">
+            <w14:srgbClr w14:val="6E747A">
+              <w14:alpha w14:val="57000"/>
+            </w14:srgbClr>
+          </w14:shadow>
+          <w14:textOutline w14:w="0" w14:cap="flat" w14:cmpd="sng" w14:algn="ctr">
+            <w14:noFill/>
+            <w14:prstDash w14:val="solid"/>
+            <w14:round/>
+          </w14:textOutline>
+        </w:rPr>
         <w:lastRenderedPageBreak/>
-        <w:t>Identifies high-revenue routes and those needing better marketing or pricing adjustments.</w:t>
-      </w:r>
-    </w:p>
-    <w:p>
-      <w:pPr>
-        <w:spacing w:after="0"/>
-      </w:pPr>
-      <w:r>
-        <w:t>20. Which routes have the highest percentage of delays?</w:t>
-      </w:r>
-    </w:p>
-    <w:p>
-      <w:pPr>
-        <w:spacing w:after="0"/>
-      </w:pPr>
-      <w:r>
-        <w:t>Highlights routes that require operational improvements to enhance reliability.</w:t>
-      </w:r>
+        <w:t>Routes &amp; Stations Analysis</w:t>
+      </w:r>
+      <w:bookmarkEnd w:id="2"/>
+      <w:r>
+        <w:rPr>
+          <w:bCs/>
+          <w:color w:val="156082" w:themeColor="accent1"/>
+          <w:sz w:val="28"/>
+          <w:szCs w:val="28"/>
+          <w14:shadow w14:blurRad="38100" w14:dist="25400" w14:dir="5400000" w14:sx="100000" w14:sy="100000" w14:kx="0" w14:ky="0" w14:algn="ctr">
+            <w14:srgbClr w14:val="6E747A">
+              <w14:alpha w14:val="57000"/>
+            </w14:srgbClr>
+          </w14:shadow>
+          <w14:textOutline w14:w="0" w14:cap="flat" w14:cmpd="sng" w14:algn="ctr">
+            <w14:noFill/>
+            <w14:prstDash w14:val="solid"/>
+            <w14:round/>
+          </w14:textOutline>
+        </w:rPr>
+        <w:t xml:space="preserve"> </w:t>
+      </w:r>
+    </w:p>
+    <w:p>
+      <w:pPr>
+        <w:pStyle w:val="ListParagraph"/>
+        <w:numPr>
+          <w:ilvl w:val="0"/>
+          <w:numId w:val="16"/>
+        </w:numPr>
+        <w:rPr>
+          <w:bCs/>
+          <w:sz w:val="28"/>
+          <w:szCs w:val="28"/>
+          <w14:shadow w14:blurRad="38100" w14:dist="25400" w14:dir="5400000" w14:sx="100000" w14:sy="100000" w14:kx="0" w14:ky="0" w14:algn="ctr">
+            <w14:srgbClr w14:val="6E747A">
+              <w14:alpha w14:val="57000"/>
+            </w14:srgbClr>
+          </w14:shadow>
+          <w14:textOutline w14:w="0" w14:cap="flat" w14:cmpd="sng" w14:algn="ctr">
+            <w14:noFill/>
+            <w14:prstDash w14:val="solid"/>
+            <w14:round/>
+          </w14:textOutline>
+        </w:rPr>
+      </w:pPr>
+      <w:r>
+        <w:rPr>
+          <w:bCs/>
+          <w:sz w:val="28"/>
+          <w:szCs w:val="28"/>
+          <w14:shadow w14:blurRad="38100" w14:dist="25400" w14:dir="5400000" w14:sx="100000" w14:sy="100000" w14:kx="0" w14:ky="0" w14:algn="ctr">
+            <w14:srgbClr w14:val="6E747A">
+              <w14:alpha w14:val="57000"/>
+            </w14:srgbClr>
+          </w14:shadow>
+          <w14:textOutline w14:w="0" w14:cap="flat" w14:cmpd="sng" w14:algn="ctr">
+            <w14:noFill/>
+            <w14:prstDash w14:val="solid"/>
+            <w14:round/>
+          </w14:textOutline>
+        </w:rPr>
+        <w:t xml:space="preserve">What is the number of Routes ? </w:t>
+      </w:r>
+    </w:p>
+    <w:p>
+      <w:pPr>
+        <w:pStyle w:val="ListParagraph"/>
+        <w:numPr>
+          <w:ilvl w:val="0"/>
+          <w:numId w:val="16"/>
+        </w:numPr>
+        <w:rPr>
+          <w:bCs/>
+          <w:sz w:val="28"/>
+          <w:szCs w:val="28"/>
+          <w14:shadow w14:blurRad="38100" w14:dist="25400" w14:dir="5400000" w14:sx="100000" w14:sy="100000" w14:kx="0" w14:ky="0" w14:algn="ctr">
+            <w14:srgbClr w14:val="6E747A">
+              <w14:alpha w14:val="57000"/>
+            </w14:srgbClr>
+          </w14:shadow>
+          <w14:textOutline w14:w="0" w14:cap="flat" w14:cmpd="sng" w14:algn="ctr">
+            <w14:noFill/>
+            <w14:prstDash w14:val="solid"/>
+            <w14:round/>
+          </w14:textOutline>
+        </w:rPr>
+      </w:pPr>
+      <w:r>
+        <w:rPr>
+          <w:bCs/>
+          <w:sz w:val="28"/>
+          <w:szCs w:val="28"/>
+          <w14:shadow w14:blurRad="38100" w14:dist="25400" w14:dir="5400000" w14:sx="100000" w14:sy="100000" w14:kx="0" w14:ky="0" w14:algn="ctr">
+            <w14:srgbClr w14:val="6E747A">
+              <w14:alpha w14:val="57000"/>
+            </w14:srgbClr>
+          </w14:shadow>
+          <w14:textOutline w14:w="0" w14:cap="flat" w14:cmpd="sng" w14:algn="ctr">
+            <w14:noFill/>
+            <w14:prstDash w14:val="solid"/>
+            <w14:round/>
+          </w14:textOutline>
+        </w:rPr>
+        <w:t>What is the number of Departure Stations?</w:t>
+      </w:r>
+    </w:p>
+    <w:p>
+      <w:pPr>
+        <w:pStyle w:val="ListParagraph"/>
+        <w:numPr>
+          <w:ilvl w:val="0"/>
+          <w:numId w:val="16"/>
+        </w:numPr>
+        <w:rPr>
+          <w:bCs/>
+          <w:sz w:val="28"/>
+          <w:szCs w:val="28"/>
+          <w14:shadow w14:blurRad="38100" w14:dist="25400" w14:dir="5400000" w14:sx="100000" w14:sy="100000" w14:kx="0" w14:ky="0" w14:algn="ctr">
+            <w14:srgbClr w14:val="6E747A">
+              <w14:alpha w14:val="57000"/>
+            </w14:srgbClr>
+          </w14:shadow>
+          <w14:textOutline w14:w="0" w14:cap="flat" w14:cmpd="sng" w14:algn="ctr">
+            <w14:noFill/>
+            <w14:prstDash w14:val="solid"/>
+            <w14:round/>
+          </w14:textOutline>
+        </w:rPr>
+      </w:pPr>
+      <w:r>
+        <w:rPr>
+          <w:bCs/>
+          <w:sz w:val="28"/>
+          <w:szCs w:val="28"/>
+          <w14:shadow w14:blurRad="38100" w14:dist="25400" w14:dir="5400000" w14:sx="100000" w14:sy="100000" w14:kx="0" w14:ky="0" w14:algn="ctr">
+            <w14:srgbClr w14:val="6E747A">
+              <w14:alpha w14:val="57000"/>
+            </w14:srgbClr>
+          </w14:shadow>
+          <w14:textOutline w14:w="0" w14:cap="flat" w14:cmpd="sng" w14:algn="ctr">
+            <w14:noFill/>
+            <w14:prstDash w14:val="solid"/>
+            <w14:round/>
+          </w14:textOutline>
+        </w:rPr>
+        <w:t>What is the number of Arrival Stations?</w:t>
+      </w:r>
+    </w:p>
+    <w:p>
+      <w:pPr>
+        <w:pStyle w:val="ListParagraph"/>
+        <w:numPr>
+          <w:ilvl w:val="0"/>
+          <w:numId w:val="16"/>
+        </w:numPr>
+        <w:rPr>
+          <w:bCs/>
+          <w:sz w:val="28"/>
+          <w:szCs w:val="28"/>
+          <w14:shadow w14:blurRad="38100" w14:dist="25400" w14:dir="5400000" w14:sx="100000" w14:sy="100000" w14:kx="0" w14:ky="0" w14:algn="ctr">
+            <w14:srgbClr w14:val="6E747A">
+              <w14:alpha w14:val="57000"/>
+            </w14:srgbClr>
+          </w14:shadow>
+          <w14:textOutline w14:w="0" w14:cap="flat" w14:cmpd="sng" w14:algn="ctr">
+            <w14:noFill/>
+            <w14:prstDash w14:val="solid"/>
+            <w14:round/>
+          </w14:textOutline>
+        </w:rPr>
+      </w:pPr>
+      <w:r>
+        <w:rPr>
+          <w:bCs/>
+          <w:sz w:val="28"/>
+          <w:szCs w:val="28"/>
+          <w14:shadow w14:blurRad="38100" w14:dist="25400" w14:dir="5400000" w14:sx="100000" w14:sy="100000" w14:kx="0" w14:ky="0" w14:algn="ctr">
+            <w14:srgbClr w14:val="6E747A">
+              <w14:alpha w14:val="57000"/>
+            </w14:srgbClr>
+          </w14:shadow>
+          <w14:textOutline w14:w="0" w14:cap="flat" w14:cmpd="sng" w14:algn="ctr">
+            <w14:noFill/>
+            <w14:prstDash w14:val="solid"/>
+            <w14:round/>
+          </w14:textOutline>
+        </w:rPr>
+        <w:t>What are the top 5 routes with highest percentage of delays?</w:t>
+      </w:r>
+    </w:p>
+    <w:p>
+      <w:pPr>
+        <w:pStyle w:val="ListParagraph"/>
+        <w:numPr>
+          <w:ilvl w:val="0"/>
+          <w:numId w:val="16"/>
+        </w:numPr>
+        <w:rPr>
+          <w:bCs/>
+          <w:sz w:val="28"/>
+          <w:szCs w:val="28"/>
+          <w14:shadow w14:blurRad="38100" w14:dist="25400" w14:dir="5400000" w14:sx="100000" w14:sy="100000" w14:kx="0" w14:ky="0" w14:algn="ctr">
+            <w14:srgbClr w14:val="6E747A">
+              <w14:alpha w14:val="57000"/>
+            </w14:srgbClr>
+          </w14:shadow>
+          <w14:textOutline w14:w="0" w14:cap="flat" w14:cmpd="sng" w14:algn="ctr">
+            <w14:noFill/>
+            <w14:prstDash w14:val="solid"/>
+            <w14:round/>
+          </w14:textOutline>
+        </w:rPr>
+      </w:pPr>
+      <w:r>
+        <w:rPr>
+          <w:bCs/>
+          <w:sz w:val="28"/>
+          <w:szCs w:val="28"/>
+          <w14:shadow w14:blurRad="38100" w14:dist="25400" w14:dir="5400000" w14:sx="100000" w14:sy="100000" w14:kx="0" w14:ky="0" w14:algn="ctr">
+            <w14:srgbClr w14:val="6E747A">
+              <w14:alpha w14:val="57000"/>
+            </w14:srgbClr>
+          </w14:shadow>
+          <w14:textOutline w14:w="0" w14:cap="flat" w14:cmpd="sng" w14:algn="ctr">
+            <w14:noFill/>
+            <w14:prstDash w14:val="solid"/>
+            <w14:round/>
+          </w14:textOutline>
+        </w:rPr>
+        <w:t>What are the top 5 routes with highest percentage of cancellations ?</w:t>
+      </w:r>
+    </w:p>
+    <w:p>
+      <w:pPr>
+        <w:pStyle w:val="ListParagraph"/>
+        <w:numPr>
+          <w:ilvl w:val="0"/>
+          <w:numId w:val="16"/>
+        </w:numPr>
+        <w:rPr>
+          <w:bCs/>
+          <w:sz w:val="28"/>
+          <w:szCs w:val="28"/>
+          <w14:shadow w14:blurRad="38100" w14:dist="25400" w14:dir="5400000" w14:sx="100000" w14:sy="100000" w14:kx="0" w14:ky="0" w14:algn="ctr">
+            <w14:srgbClr w14:val="6E747A">
+              <w14:alpha w14:val="57000"/>
+            </w14:srgbClr>
+          </w14:shadow>
+          <w14:textOutline w14:w="0" w14:cap="flat" w14:cmpd="sng" w14:algn="ctr">
+            <w14:noFill/>
+            <w14:prstDash w14:val="solid"/>
+            <w14:round/>
+          </w14:textOutline>
+        </w:rPr>
+      </w:pPr>
+      <w:r>
+        <w:rPr>
+          <w:bCs/>
+          <w:sz w:val="28"/>
+          <w:szCs w:val="28"/>
+          <w14:shadow w14:blurRad="38100" w14:dist="25400" w14:dir="5400000" w14:sx="100000" w14:sy="100000" w14:kx="0" w14:ky="0" w14:algn="ctr">
+            <w14:srgbClr w14:val="6E747A">
+              <w14:alpha w14:val="57000"/>
+            </w14:srgbClr>
+          </w14:shadow>
+          <w14:textOutline w14:w="0" w14:cap="flat" w14:cmpd="sng" w14:algn="ctr">
+            <w14:noFill/>
+            <w14:prstDash w14:val="solid"/>
+            <w14:round/>
+          </w14:textOutline>
+        </w:rPr>
+        <w:t>What is the top 5 of used Departure?</w:t>
+      </w:r>
+    </w:p>
+    <w:p>
+      <w:pPr>
+        <w:pStyle w:val="ListParagraph"/>
+        <w:numPr>
+          <w:ilvl w:val="0"/>
+          <w:numId w:val="16"/>
+        </w:numPr>
+        <w:rPr>
+          <w:bCs/>
+          <w:sz w:val="28"/>
+          <w:szCs w:val="28"/>
+          <w14:shadow w14:blurRad="38100" w14:dist="25400" w14:dir="5400000" w14:sx="100000" w14:sy="100000" w14:kx="0" w14:ky="0" w14:algn="ctr">
+            <w14:srgbClr w14:val="6E747A">
+              <w14:alpha w14:val="57000"/>
+            </w14:srgbClr>
+          </w14:shadow>
+          <w14:textOutline w14:w="0" w14:cap="flat" w14:cmpd="sng" w14:algn="ctr">
+            <w14:noFill/>
+            <w14:prstDash w14:val="solid"/>
+            <w14:round/>
+          </w14:textOutline>
+        </w:rPr>
+      </w:pPr>
+      <w:r>
+        <w:rPr>
+          <w:bCs/>
+          <w:sz w:val="28"/>
+          <w:szCs w:val="28"/>
+          <w14:shadow w14:blurRad="38100" w14:dist="25400" w14:dir="5400000" w14:sx="100000" w14:sy="100000" w14:kx="0" w14:ky="0" w14:algn="ctr">
+            <w14:srgbClr w14:val="6E747A">
+              <w14:alpha w14:val="57000"/>
+            </w14:srgbClr>
+          </w14:shadow>
+          <w14:textOutline w14:w="0" w14:cap="flat" w14:cmpd="sng" w14:algn="ctr">
+            <w14:noFill/>
+            <w14:prstDash w14:val="solid"/>
+            <w14:round/>
+          </w14:textOutline>
+        </w:rPr>
+        <w:t>What is the Bottom 5 of used Departure Stations?</w:t>
+      </w:r>
+    </w:p>
+    <w:p>
+      <w:pPr>
+        <w:pStyle w:val="ListParagraph"/>
+        <w:numPr>
+          <w:ilvl w:val="0"/>
+          <w:numId w:val="16"/>
+        </w:numPr>
+        <w:rPr>
+          <w:bCs/>
+          <w:sz w:val="28"/>
+          <w:szCs w:val="28"/>
+          <w14:shadow w14:blurRad="38100" w14:dist="25400" w14:dir="5400000" w14:sx="100000" w14:sy="100000" w14:kx="0" w14:ky="0" w14:algn="ctr">
+            <w14:srgbClr w14:val="6E747A">
+              <w14:alpha w14:val="57000"/>
+            </w14:srgbClr>
+          </w14:shadow>
+          <w14:textOutline w14:w="0" w14:cap="flat" w14:cmpd="sng" w14:algn="ctr">
+            <w14:noFill/>
+            <w14:prstDash w14:val="solid"/>
+            <w14:round/>
+          </w14:textOutline>
+        </w:rPr>
+      </w:pPr>
+      <w:r>
+        <w:rPr>
+          <w:bCs/>
+          <w:sz w:val="28"/>
+          <w:szCs w:val="28"/>
+          <w14:shadow w14:blurRad="38100" w14:dist="25400" w14:dir="5400000" w14:sx="100000" w14:sy="100000" w14:kx="0" w14:ky="0" w14:algn="ctr">
+            <w14:srgbClr w14:val="6E747A">
+              <w14:alpha w14:val="57000"/>
+            </w14:srgbClr>
+          </w14:shadow>
+          <w14:textOutline w14:w="0" w14:cap="flat" w14:cmpd="sng" w14:algn="ctr">
+            <w14:noFill/>
+            <w14:prstDash w14:val="solid"/>
+            <w14:round/>
+          </w14:textOutline>
+        </w:rPr>
+        <w:t>What is the top 5 of used Arrival Stations?</w:t>
+      </w:r>
+    </w:p>
+    <w:p>
+      <w:pPr>
+        <w:pStyle w:val="ListParagraph"/>
+        <w:numPr>
+          <w:ilvl w:val="0"/>
+          <w:numId w:val="16"/>
+        </w:numPr>
+        <w:rPr>
+          <w:bCs/>
+          <w:sz w:val="28"/>
+          <w:szCs w:val="28"/>
+          <w14:shadow w14:blurRad="38100" w14:dist="25400" w14:dir="5400000" w14:sx="100000" w14:sy="100000" w14:kx="0" w14:ky="0" w14:algn="ctr">
+            <w14:srgbClr w14:val="6E747A">
+              <w14:alpha w14:val="57000"/>
+            </w14:srgbClr>
+          </w14:shadow>
+          <w14:textOutline w14:w="0" w14:cap="flat" w14:cmpd="sng" w14:algn="ctr">
+            <w14:noFill/>
+            <w14:prstDash w14:val="solid"/>
+            <w14:round/>
+          </w14:textOutline>
+        </w:rPr>
+      </w:pPr>
+      <w:r>
+        <w:rPr>
+          <w:bCs/>
+          <w:sz w:val="28"/>
+          <w:szCs w:val="28"/>
+          <w14:shadow w14:blurRad="38100" w14:dist="25400" w14:dir="5400000" w14:sx="100000" w14:sy="100000" w14:kx="0" w14:ky="0" w14:algn="ctr">
+            <w14:srgbClr w14:val="6E747A">
+              <w14:alpha w14:val="57000"/>
+            </w14:srgbClr>
+          </w14:shadow>
+          <w14:textOutline w14:w="0" w14:cap="flat" w14:cmpd="sng" w14:algn="ctr">
+            <w14:noFill/>
+            <w14:prstDash w14:val="solid"/>
+            <w14:round/>
+          </w14:textOutline>
+        </w:rPr>
+        <w:t>What is the Bottom 5 of used Arrival Stations?</w:t>
+      </w:r>
+    </w:p>
+    <w:p>
+      <w:pPr>
+        <w:pStyle w:val="ListParagraph"/>
+        <w:numPr>
+          <w:ilvl w:val="0"/>
+          <w:numId w:val="16"/>
+        </w:numPr>
+        <w:rPr>
+          <w:bCs/>
+          <w:sz w:val="28"/>
+          <w:szCs w:val="28"/>
+          <w14:shadow w14:blurRad="38100" w14:dist="25400" w14:dir="5400000" w14:sx="100000" w14:sy="100000" w14:kx="0" w14:ky="0" w14:algn="ctr">
+            <w14:srgbClr w14:val="6E747A">
+              <w14:alpha w14:val="57000"/>
+            </w14:srgbClr>
+          </w14:shadow>
+          <w14:textOutline w14:w="0" w14:cap="flat" w14:cmpd="sng" w14:algn="ctr">
+            <w14:noFill/>
+            <w14:prstDash w14:val="solid"/>
+            <w14:round/>
+          </w14:textOutline>
+        </w:rPr>
+      </w:pPr>
+      <w:r>
+        <w:rPr>
+          <w:bCs/>
+          <w:sz w:val="28"/>
+          <w:szCs w:val="28"/>
+          <w14:shadow w14:blurRad="38100" w14:dist="25400" w14:dir="5400000" w14:sx="100000" w14:sy="100000" w14:kx="0" w14:ky="0" w14:algn="ctr">
+            <w14:srgbClr w14:val="6E747A">
+              <w14:alpha w14:val="57000"/>
+            </w14:srgbClr>
+          </w14:shadow>
+          <w14:textOutline w14:w="0" w14:cap="flat" w14:cmpd="sng" w14:algn="ctr">
+            <w14:noFill/>
+            <w14:prstDash w14:val="solid"/>
+            <w14:round/>
+          </w14:textOutline>
+        </w:rPr>
+        <w:t>What is the top 5 Routes of number of journeys?</w:t>
+      </w:r>
+    </w:p>
+    <w:p>
+      <w:pPr>
+        <w:pStyle w:val="ListParagraph"/>
+        <w:numPr>
+          <w:ilvl w:val="0"/>
+          <w:numId w:val="16"/>
+        </w:numPr>
+        <w:rPr>
+          <w:bCs/>
+          <w:sz w:val="28"/>
+          <w:szCs w:val="28"/>
+          <w14:shadow w14:blurRad="38100" w14:dist="25400" w14:dir="5400000" w14:sx="100000" w14:sy="100000" w14:kx="0" w14:ky="0" w14:algn="ctr">
+            <w14:srgbClr w14:val="6E747A">
+              <w14:alpha w14:val="57000"/>
+            </w14:srgbClr>
+          </w14:shadow>
+          <w14:textOutline w14:w="0" w14:cap="flat" w14:cmpd="sng" w14:algn="ctr">
+            <w14:noFill/>
+            <w14:prstDash w14:val="solid"/>
+            <w14:round/>
+          </w14:textOutline>
+        </w:rPr>
+      </w:pPr>
+      <w:r>
+        <w:rPr>
+          <w:bCs/>
+          <w:sz w:val="28"/>
+          <w:szCs w:val="28"/>
+          <w14:shadow w14:blurRad="38100" w14:dist="25400" w14:dir="5400000" w14:sx="100000" w14:sy="100000" w14:kx="0" w14:ky="0" w14:algn="ctr">
+            <w14:srgbClr w14:val="6E747A">
+              <w14:alpha w14:val="57000"/>
+            </w14:srgbClr>
+          </w14:shadow>
+          <w14:textOutline w14:w="0" w14:cap="flat" w14:cmpd="sng" w14:algn="ctr">
+            <w14:noFill/>
+            <w14:prstDash w14:val="solid"/>
+            <w14:round/>
+          </w14:textOutline>
+        </w:rPr>
+        <w:t>What is the bottom 5 Routes of number of journeys?</w:t>
+      </w:r>
+    </w:p>
+    <w:p>
+      <w:pPr>
+        <w:rPr>
+          <w:bCs/>
+          <w:color w:val="156082" w:themeColor="accent1"/>
+          <w:sz w:val="28"/>
+          <w:szCs w:val="28"/>
+          <w14:shadow w14:blurRad="38100" w14:dist="25400" w14:dir="5400000" w14:sx="100000" w14:sy="100000" w14:kx="0" w14:ky="0" w14:algn="ctr">
+            <w14:srgbClr w14:val="6E747A">
+              <w14:alpha w14:val="57000"/>
+            </w14:srgbClr>
+          </w14:shadow>
+          <w14:textOutline w14:w="0" w14:cap="flat" w14:cmpd="sng" w14:algn="ctr">
+            <w14:noFill/>
+            <w14:prstDash w14:val="solid"/>
+            <w14:round/>
+          </w14:textOutline>
+        </w:rPr>
+      </w:pPr>
+      <w:bookmarkStart w:id="3" w:name="_Toc195593009"/>
+      <w:r>
+        <w:rPr>
+          <w:bCs/>
+          <w:color w:val="156082" w:themeColor="accent1"/>
+          <w:sz w:val="28"/>
+          <w:szCs w:val="28"/>
+          <w14:shadow w14:blurRad="38100" w14:dist="25400" w14:dir="5400000" w14:sx="100000" w14:sy="100000" w14:kx="0" w14:ky="0" w14:algn="ctr">
+            <w14:srgbClr w14:val="6E747A">
+              <w14:alpha w14:val="57000"/>
+            </w14:srgbClr>
+          </w14:shadow>
+          <w14:textOutline w14:w="0" w14:cap="flat" w14:cmpd="sng" w14:algn="ctr">
+            <w14:noFill/>
+            <w14:prstDash w14:val="solid"/>
+            <w14:round/>
+          </w14:textOutline>
+        </w:rPr>
+        <w:t>Sales &amp; financial Analysis</w:t>
+      </w:r>
+      <w:bookmarkEnd w:id="3"/>
+    </w:p>
+    <w:p>
+      <w:pPr>
+        <w:pStyle w:val="ListParagraph"/>
+        <w:numPr>
+          <w:ilvl w:val="0"/>
+          <w:numId w:val="17"/>
+        </w:numPr>
+        <w:rPr>
+          <w:bCs/>
+          <w:sz w:val="28"/>
+          <w:szCs w:val="28"/>
+          <w14:shadow w14:blurRad="38100" w14:dist="25400" w14:dir="5400000" w14:sx="100000" w14:sy="100000" w14:kx="0" w14:ky="0" w14:algn="ctr">
+            <w14:srgbClr w14:val="6E747A">
+              <w14:alpha w14:val="57000"/>
+            </w14:srgbClr>
+          </w14:shadow>
+          <w14:textOutline w14:w="0" w14:cap="flat" w14:cmpd="sng" w14:algn="ctr">
+            <w14:noFill/>
+            <w14:prstDash w14:val="solid"/>
+            <w14:round/>
+          </w14:textOutline>
+        </w:rPr>
+      </w:pPr>
+      <w:r>
+        <w:rPr>
+          <w:bCs/>
+          <w:sz w:val="28"/>
+          <w:szCs w:val="28"/>
+          <w14:shadow w14:blurRad="38100" w14:dist="25400" w14:dir="5400000" w14:sx="100000" w14:sy="100000" w14:kx="0" w14:ky="0" w14:algn="ctr">
+            <w14:srgbClr w14:val="6E747A">
+              <w14:alpha w14:val="57000"/>
+            </w14:srgbClr>
+          </w14:shadow>
+          <w14:textOutline w14:w="0" w14:cap="flat" w14:cmpd="sng" w14:algn="ctr">
+            <w14:noFill/>
+            <w14:prstDash w14:val="solid"/>
+            <w14:round/>
+          </w14:textOutline>
+        </w:rPr>
+        <w:t>What is the total revenue and net revenue?</w:t>
+      </w:r>
+    </w:p>
+    <w:p>
+      <w:pPr>
+        <w:pStyle w:val="ListParagraph"/>
+        <w:numPr>
+          <w:ilvl w:val="0"/>
+          <w:numId w:val="17"/>
+        </w:numPr>
+        <w:rPr>
+          <w:bCs/>
+          <w:sz w:val="28"/>
+          <w:szCs w:val="28"/>
+          <w14:shadow w14:blurRad="38100" w14:dist="25400" w14:dir="5400000" w14:sx="100000" w14:sy="100000" w14:kx="0" w14:ky="0" w14:algn="ctr">
+            <w14:srgbClr w14:val="6E747A">
+              <w14:alpha w14:val="57000"/>
+            </w14:srgbClr>
+          </w14:shadow>
+          <w14:textOutline w14:w="0" w14:cap="flat" w14:cmpd="sng" w14:algn="ctr">
+            <w14:noFill/>
+            <w14:prstDash w14:val="solid"/>
+            <w14:round/>
+          </w14:textOutline>
+        </w:rPr>
+      </w:pPr>
+      <w:r>
+        <w:rPr>
+          <w:bCs/>
+          <w:sz w:val="28"/>
+          <w:szCs w:val="28"/>
+          <w14:shadow w14:blurRad="38100" w14:dist="25400" w14:dir="5400000" w14:sx="100000" w14:sy="100000" w14:kx="0" w14:ky="0" w14:algn="ctr">
+            <w14:srgbClr w14:val="6E747A">
+              <w14:alpha w14:val="57000"/>
+            </w14:srgbClr>
+          </w14:shadow>
+          <w14:textOutline w14:w="0" w14:cap="flat" w14:cmpd="sng" w14:algn="ctr">
+            <w14:noFill/>
+            <w14:prstDash w14:val="solid"/>
+            <w14:round/>
+          </w14:textOutline>
+        </w:rPr>
+        <w:t>What is the total refund?</w:t>
+      </w:r>
+    </w:p>
+    <w:p>
+      <w:pPr>
+        <w:pStyle w:val="ListParagraph"/>
+        <w:numPr>
+          <w:ilvl w:val="0"/>
+          <w:numId w:val="17"/>
+        </w:numPr>
+        <w:rPr>
+          <w:bCs/>
+          <w:sz w:val="28"/>
+          <w:szCs w:val="28"/>
+          <w14:shadow w14:blurRad="38100" w14:dist="25400" w14:dir="5400000" w14:sx="100000" w14:sy="100000" w14:kx="0" w14:ky="0" w14:algn="ctr">
+            <w14:srgbClr w14:val="6E747A">
+              <w14:alpha w14:val="57000"/>
+            </w14:srgbClr>
+          </w14:shadow>
+          <w14:textOutline w14:w="0" w14:cap="flat" w14:cmpd="sng" w14:algn="ctr">
+            <w14:noFill/>
+            <w14:prstDash w14:val="solid"/>
+            <w14:round/>
+          </w14:textOutline>
+        </w:rPr>
+      </w:pPr>
+      <w:r>
+        <w:rPr>
+          <w:bCs/>
+          <w:sz w:val="28"/>
+          <w:szCs w:val="28"/>
+          <w14:shadow w14:blurRad="38100" w14:dist="25400" w14:dir="5400000" w14:sx="100000" w14:sy="100000" w14:kx="0" w14:ky="0" w14:algn="ctr">
+            <w14:srgbClr w14:val="6E747A">
+              <w14:alpha w14:val="57000"/>
+            </w14:srgbClr>
+          </w14:shadow>
+          <w14:textOutline w14:w="0" w14:cap="flat" w14:cmpd="sng" w14:algn="ctr">
+            <w14:noFill/>
+            <w14:prstDash w14:val="solid"/>
+            <w14:round/>
+          </w14:textOutline>
+        </w:rPr>
+        <w:t>What is the net revenue by ticket typ</w:t>
+      </w:r>
+      <w:r>
+        <w:rPr>
+          <w:bCs/>
+          <w:sz w:val="28"/>
+          <w:szCs w:val="28"/>
+          <w14:shadow w14:blurRad="38100" w14:dist="25400" w14:dir="5400000" w14:sx="100000" w14:sy="100000" w14:kx="0" w14:ky="0" w14:algn="ctr">
+            <w14:srgbClr w14:val="6E747A">
+              <w14:alpha w14:val="57000"/>
+            </w14:srgbClr>
+          </w14:shadow>
+          <w14:textOutline w14:w="0" w14:cap="flat" w14:cmpd="sng" w14:algn="ctr">
+            <w14:noFill/>
+            <w14:prstDash w14:val="solid"/>
+            <w14:round/>
+          </w14:textOutline>
+        </w:rPr>
+        <w:t>e?</w:t>
+      </w:r>
+    </w:p>
+    <w:p>
+      <w:pPr>
+        <w:pStyle w:val="ListParagraph"/>
+        <w:numPr>
+          <w:ilvl w:val="0"/>
+          <w:numId w:val="17"/>
+        </w:numPr>
+        <w:rPr>
+          <w:bCs/>
+          <w:sz w:val="28"/>
+          <w:szCs w:val="28"/>
+          <w14:shadow w14:blurRad="38100" w14:dist="25400" w14:dir="5400000" w14:sx="100000" w14:sy="100000" w14:kx="0" w14:ky="0" w14:algn="ctr">
+            <w14:srgbClr w14:val="6E747A">
+              <w14:alpha w14:val="57000"/>
+            </w14:srgbClr>
+          </w14:shadow>
+          <w14:textOutline w14:w="0" w14:cap="flat" w14:cmpd="sng" w14:algn="ctr">
+            <w14:noFill/>
+            <w14:prstDash w14:val="solid"/>
+            <w14:round/>
+          </w14:textOutline>
+        </w:rPr>
+      </w:pPr>
+      <w:r>
+        <w:rPr>
+          <w:bCs/>
+          <w:sz w:val="28"/>
+          <w:szCs w:val="28"/>
+          <w14:shadow w14:blurRad="38100" w14:dist="25400" w14:dir="5400000" w14:sx="100000" w14:sy="100000" w14:kx="0" w14:ky="0" w14:algn="ctr">
+            <w14:srgbClr w14:val="6E747A">
+              <w14:alpha w14:val="57000"/>
+            </w14:srgbClr>
+          </w14:shadow>
+          <w14:textOutline w14:w="0" w14:cap="flat" w14:cmpd="sng" w14:algn="ctr">
+            <w14:noFill/>
+            <w14:prstDash w14:val="solid"/>
+            <w14:round/>
+          </w14:textOutline>
+        </w:rPr>
+        <w:t>What is the average ticket price?</w:t>
+      </w:r>
+    </w:p>
+    <w:p>
+      <w:pPr>
+        <w:pStyle w:val="ListParagraph"/>
+        <w:numPr>
+          <w:ilvl w:val="0"/>
+          <w:numId w:val="17"/>
+        </w:numPr>
+        <w:rPr>
+          <w:bCs/>
+          <w:sz w:val="28"/>
+          <w:szCs w:val="28"/>
+          <w14:shadow w14:blurRad="38100" w14:dist="25400" w14:dir="5400000" w14:sx="100000" w14:sy="100000" w14:kx="0" w14:ky="0" w14:algn="ctr">
+            <w14:srgbClr w14:val="6E747A">
+              <w14:alpha w14:val="57000"/>
+            </w14:srgbClr>
+          </w14:shadow>
+          <w14:textOutline w14:w="0" w14:cap="flat" w14:cmpd="sng" w14:algn="ctr">
+            <w14:noFill/>
+            <w14:prstDash w14:val="solid"/>
+            <w14:round/>
+          </w14:textOutline>
+        </w:rPr>
+      </w:pPr>
+      <w:r>
+        <w:rPr>
+          <w:bCs/>
+          <w:sz w:val="28"/>
+          <w:szCs w:val="28"/>
+          <w14:shadow w14:blurRad="38100" w14:dist="25400" w14:dir="5400000" w14:sx="100000" w14:sy="100000" w14:kx="0" w14:ky="0" w14:algn="ctr">
+            <w14:srgbClr w14:val="6E747A">
+              <w14:alpha w14:val="57000"/>
+            </w14:srgbClr>
+          </w14:shadow>
+          <w14:textOutline w14:w="0" w14:cap="flat" w14:cmpd="sng" w14:algn="ctr">
+            <w14:noFill/>
+            <w14:prstDash w14:val="solid"/>
+            <w14:round/>
+          </w14:textOutline>
+        </w:rPr>
+        <w:t>What is the top 5 Routes by Revenue?</w:t>
+      </w:r>
+    </w:p>
+    <w:p>
+      <w:pPr>
+        <w:pStyle w:val="ListParagraph"/>
+        <w:numPr>
+          <w:ilvl w:val="0"/>
+          <w:numId w:val="17"/>
+        </w:numPr>
+        <w:rPr>
+          <w:bCs/>
+          <w:sz w:val="28"/>
+          <w:szCs w:val="28"/>
+          <w14:shadow w14:blurRad="38100" w14:dist="25400" w14:dir="5400000" w14:sx="100000" w14:sy="100000" w14:kx="0" w14:ky="0" w14:algn="ctr">
+            <w14:srgbClr w14:val="6E747A">
+              <w14:alpha w14:val="57000"/>
+            </w14:srgbClr>
+          </w14:shadow>
+          <w14:textOutline w14:w="0" w14:cap="flat" w14:cmpd="sng" w14:algn="ctr">
+            <w14:noFill/>
+            <w14:prstDash w14:val="solid"/>
+            <w14:round/>
+          </w14:textOutline>
+        </w:rPr>
+      </w:pPr>
+      <w:r>
+        <w:rPr>
+          <w:bCs/>
+          <w:sz w:val="28"/>
+          <w:szCs w:val="28"/>
+          <w14:shadow w14:blurRad="38100" w14:dist="25400" w14:dir="5400000" w14:sx="100000" w14:sy="100000" w14:kx="0" w14:ky="0" w14:algn="ctr">
+            <w14:srgbClr w14:val="6E747A">
+              <w14:alpha w14:val="57000"/>
+            </w14:srgbClr>
+          </w14:shadow>
+          <w14:textOutline w14:w="0" w14:cap="flat" w14:cmpd="sng" w14:algn="ctr">
+            <w14:noFill/>
+            <w14:prstDash w14:val="solid"/>
+            <w14:round/>
+          </w14:textOutline>
+        </w:rPr>
+        <w:t>What is the bottom 5 Routes by Revenue?</w:t>
+      </w:r>
+    </w:p>
+    <w:p>
+      <w:pPr>
+        <w:pStyle w:val="ListParagraph"/>
+        <w:numPr>
+          <w:ilvl w:val="0"/>
+          <w:numId w:val="17"/>
+        </w:numPr>
+        <w:rPr>
+          <w:bCs/>
+          <w:sz w:val="28"/>
+          <w:szCs w:val="28"/>
+          <w14:shadow w14:blurRad="38100" w14:dist="25400" w14:dir="5400000" w14:sx="100000" w14:sy="100000" w14:kx="0" w14:ky="0" w14:algn="ctr">
+            <w14:srgbClr w14:val="6E747A">
+              <w14:alpha w14:val="57000"/>
+            </w14:srgbClr>
+          </w14:shadow>
+          <w14:textOutline w14:w="0" w14:cap="flat" w14:cmpd="sng" w14:algn="ctr">
+            <w14:noFill/>
+            <w14:prstDash w14:val="solid"/>
+            <w14:round/>
+          </w14:textOutline>
+        </w:rPr>
+      </w:pPr>
+      <w:r>
+        <w:rPr>
+          <w:bCs/>
+          <w:sz w:val="28"/>
+          <w:szCs w:val="28"/>
+          <w14:shadow w14:blurRad="38100" w14:dist="25400" w14:dir="5400000" w14:sx="100000" w14:sy="100000" w14:kx="0" w14:ky="0" w14:algn="ctr">
+            <w14:srgbClr w14:val="6E747A">
+              <w14:alpha w14:val="57000"/>
+            </w14:srgbClr>
+          </w14:shadow>
+          <w14:textOutline w14:w="0" w14:cap="flat" w14:cmpd="sng" w14:algn="ctr">
+            <w14:noFill/>
+            <w14:prstDash w14:val="solid"/>
+            <w14:round/>
+          </w14:textOutline>
+        </w:rPr>
+        <w:t>How is revenue distributed by payment method?</w:t>
+      </w:r>
+    </w:p>
+    <w:p>
+      <w:pPr>
+        <w:pStyle w:val="ListParagraph"/>
+        <w:numPr>
+          <w:ilvl w:val="0"/>
+          <w:numId w:val="17"/>
+        </w:numPr>
+        <w:rPr>
+          <w:bCs/>
+          <w:sz w:val="28"/>
+          <w:szCs w:val="28"/>
+          <w14:shadow w14:blurRad="38100" w14:dist="25400" w14:dir="5400000" w14:sx="100000" w14:sy="100000" w14:kx="0" w14:ky="0" w14:algn="ctr">
+            <w14:srgbClr w14:val="6E747A">
+              <w14:alpha w14:val="57000"/>
+            </w14:srgbClr>
+          </w14:shadow>
+          <w14:textOutline w14:w="0" w14:cap="flat" w14:cmpd="sng" w14:algn="ctr">
+            <w14:noFill/>
+            <w14:prstDash w14:val="solid"/>
+            <w14:round/>
+          </w14:textOutline>
+        </w:rPr>
+      </w:pPr>
+      <w:r>
+        <w:rPr>
+          <w:bCs/>
+          <w:sz w:val="28"/>
+          <w:szCs w:val="28"/>
+          <w14:shadow w14:blurRad="38100" w14:dist="25400" w14:dir="5400000" w14:sx="100000" w14:sy="100000" w14:kx="0" w14:ky="0" w14:algn="ctr">
+            <w14:srgbClr w14:val="6E747A">
+              <w14:alpha w14:val="57000"/>
+            </w14:srgbClr>
+          </w14:shadow>
+          <w14:textOutline w14:w="0" w14:cap="flat" w14:cmpd="sng" w14:algn="ctr">
+            <w14:noFill/>
+            <w14:prstDash w14:val="solid"/>
+            <w14:round/>
+          </w14:textOutline>
+        </w:rPr>
+        <w:t>How is revenue distributed by Purchase Type?</w:t>
+      </w:r>
+    </w:p>
+    <w:p>
+      <w:pPr>
+        <w:pStyle w:val="ListParagraph"/>
+        <w:numPr>
+          <w:ilvl w:val="0"/>
+          <w:numId w:val="17"/>
+        </w:numPr>
+        <w:rPr>
+          <w:bCs/>
+          <w:sz w:val="28"/>
+          <w:szCs w:val="28"/>
+          <w14:shadow w14:blurRad="38100" w14:dist="25400" w14:dir="5400000" w14:sx="100000" w14:sy="100000" w14:kx="0" w14:ky="0" w14:algn="ctr">
+            <w14:srgbClr w14:val="6E747A">
+              <w14:alpha w14:val="57000"/>
+            </w14:srgbClr>
+          </w14:shadow>
+          <w14:textOutline w14:w="0" w14:cap="flat" w14:cmpd="sng" w14:algn="ctr">
+            <w14:noFill/>
+            <w14:prstDash w14:val="solid"/>
+            <w14:round/>
+          </w14:textOutline>
+        </w:rPr>
+      </w:pPr>
+      <w:r>
+        <w:rPr>
+          <w:bCs/>
+          <w:sz w:val="28"/>
+          <w:szCs w:val="28"/>
+          <w14:shadow w14:blurRad="38100" w14:dist="25400" w14:dir="5400000" w14:sx="100000" w14:sy="100000" w14:kx="0" w14:ky="0" w14:algn="ctr">
+            <w14:srgbClr w14:val="6E747A">
+              <w14:alpha w14:val="57000"/>
+            </w14:srgbClr>
+          </w14:shadow>
+          <w14:textOutline w14:w="0" w14:cap="flat" w14:cmpd="sng" w14:algn="ctr">
+            <w14:noFill/>
+            <w14:prstDash w14:val="solid"/>
+            <w14:round/>
+          </w14:textOutline>
+        </w:rPr>
+        <w:t>How are ticket sales distributed by ticket type?</w:t>
+      </w:r>
+    </w:p>
+    <w:p>
+      <w:pPr>
+        <w:pStyle w:val="ListParagraph"/>
+        <w:numPr>
+          <w:ilvl w:val="0"/>
+          <w:numId w:val="17"/>
+        </w:numPr>
+        <w:rPr>
+          <w:bCs/>
+          <w:sz w:val="28"/>
+          <w:szCs w:val="28"/>
+          <w14:shadow w14:blurRad="38100" w14:dist="25400" w14:dir="5400000" w14:sx="100000" w14:sy="100000" w14:kx="0" w14:ky="0" w14:algn="ctr">
+            <w14:srgbClr w14:val="6E747A">
+              <w14:alpha w14:val="57000"/>
+            </w14:srgbClr>
+          </w14:shadow>
+          <w14:textOutline w14:w="0" w14:cap="flat" w14:cmpd="sng" w14:algn="ctr">
+            <w14:noFill/>
+            <w14:prstDash w14:val="solid"/>
+            <w14:round/>
+          </w14:textOutline>
+        </w:rPr>
+      </w:pPr>
+      <w:r>
+        <w:rPr>
+          <w:bCs/>
+          <w:sz w:val="28"/>
+          <w:szCs w:val="28"/>
+          <w14:shadow w14:blurRad="38100" w14:dist="25400" w14:dir="5400000" w14:sx="100000" w14:sy="100000" w14:kx="0" w14:ky="0" w14:algn="ctr">
+            <w14:srgbClr w14:val="6E747A">
+              <w14:alpha w14:val="57000"/>
+            </w14:srgbClr>
+          </w14:shadow>
+          <w14:textOutline w14:w="0" w14:cap="flat" w14:cmpd="sng" w14:algn="ctr">
+            <w14:noFill/>
+            <w14:prstDash w14:val="solid"/>
+            <w14:round/>
+          </w14:textOutline>
+        </w:rPr>
+        <w:t>What is the monthly Trend of Net Revenue?</w:t>
+      </w:r>
+    </w:p>
+    <w:p>
+      <w:pPr>
+        <w:pStyle w:val="ListParagraph"/>
+        <w:numPr>
+          <w:ilvl w:val="0"/>
+          <w:numId w:val="17"/>
+        </w:numPr>
+        <w:rPr>
+          <w:bCs/>
+          <w:sz w:val="28"/>
+          <w:szCs w:val="28"/>
+          <w14:shadow w14:blurRad="38100" w14:dist="25400" w14:dir="5400000" w14:sx="100000" w14:sy="100000" w14:kx="0" w14:ky="0" w14:algn="ctr">
+            <w14:srgbClr w14:val="6E747A">
+              <w14:alpha w14:val="57000"/>
+            </w14:srgbClr>
+          </w14:shadow>
+          <w14:textOutline w14:w="0" w14:cap="flat" w14:cmpd="sng" w14:algn="ctr">
+            <w14:noFill/>
+            <w14:prstDash w14:val="solid"/>
+            <w14:round/>
+          </w14:textOutline>
+        </w:rPr>
+      </w:pPr>
+      <w:r>
+        <w:rPr>
+          <w:bCs/>
+          <w:sz w:val="28"/>
+          <w:szCs w:val="28"/>
+          <w14:shadow w14:blurRad="38100" w14:dist="25400" w14:dir="5400000" w14:sx="100000" w14:sy="100000" w14:kx="0" w14:ky="0" w14:algn="ctr">
+            <w14:srgbClr w14:val="6E747A">
+              <w14:alpha w14:val="57000"/>
+            </w14:srgbClr>
+          </w14:shadow>
+          <w14:textOutline w14:w="0" w14:cap="flat" w14:cmpd="sng" w14:algn="ctr">
+            <w14:noFill/>
+            <w14:prstDash w14:val="solid"/>
+            <w14:round/>
+          </w14:textOutline>
+        </w:rPr>
+        <w:t>What is the Average Net Revenue per Day Type?</w:t>
+      </w:r>
+    </w:p>
+    <w:p>
+      <w:pPr>
+        <w:pStyle w:val="ListParagraph"/>
+        <w:numPr>
+          <w:ilvl w:val="0"/>
+          <w:numId w:val="17"/>
+        </w:numPr>
+        <w:rPr>
+          <w:bCs/>
+          <w:sz w:val="28"/>
+          <w:szCs w:val="28"/>
+          <w14:shadow w14:blurRad="38100" w14:dist="25400" w14:dir="5400000" w14:sx="100000" w14:sy="100000" w14:kx="0" w14:ky="0" w14:algn="ctr">
+            <w14:srgbClr w14:val="6E747A">
+              <w14:alpha w14:val="57000"/>
+            </w14:srgbClr>
+          </w14:shadow>
+          <w14:textOutline w14:w="0" w14:cap="flat" w14:cmpd="sng" w14:algn="ctr">
+            <w14:noFill/>
+            <w14:prstDash w14:val="solid"/>
+            <w14:round/>
+          </w14:textOutline>
+        </w:rPr>
+      </w:pPr>
+      <w:r>
+        <w:rPr>
+          <w:bCs/>
+          <w:sz w:val="28"/>
+          <w:szCs w:val="28"/>
+          <w14:shadow w14:blurRad="38100" w14:dist="25400" w14:dir="5400000" w14:sx="100000" w14:sy="100000" w14:kx="0" w14:ky="0" w14:algn="ctr">
+            <w14:srgbClr w14:val="6E747A">
+              <w14:alpha w14:val="57000"/>
+            </w14:srgbClr>
+          </w14:shadow>
+          <w14:textOutline w14:w="0" w14:cap="flat" w14:cmpd="sng" w14:algn="ctr">
+            <w14:noFill/>
+            <w14:prstDash w14:val="solid"/>
+            <w14:round/>
+          </w14:textOutline>
+        </w:rPr>
+        <w:t>What is the Net Revenue by Journey Statues?</w:t>
+      </w:r>
+    </w:p>
+    <w:p>
+      <w:pPr>
+        <w:pStyle w:val="ListParagraph"/>
+        <w:numPr>
+          <w:ilvl w:val="0"/>
+          <w:numId w:val="17"/>
+        </w:numPr>
+        <w:rPr>
+          <w:bCs/>
+          <w:sz w:val="28"/>
+          <w:szCs w:val="28"/>
+          <w14:shadow w14:blurRad="38100" w14:dist="25400" w14:dir="5400000" w14:sx="100000" w14:sy="100000" w14:kx="0" w14:ky="0" w14:algn="ctr">
+            <w14:srgbClr w14:val="6E747A">
+              <w14:alpha w14:val="57000"/>
+            </w14:srgbClr>
+          </w14:shadow>
+          <w14:textOutline w14:w="0" w14:cap="flat" w14:cmpd="sng" w14:algn="ctr">
+            <w14:noFill/>
+            <w14:prstDash w14:val="solid"/>
+            <w14:round/>
+          </w14:textOutline>
+        </w:rPr>
+      </w:pPr>
+      <w:r>
+        <w:rPr>
+          <w:bCs/>
+          <w:sz w:val="28"/>
+          <w:szCs w:val="28"/>
+          <w14:shadow w14:blurRad="38100" w14:dist="25400" w14:dir="5400000" w14:sx="100000" w14:sy="100000" w14:kx="0" w14:ky="0" w14:algn="ctr">
+            <w14:srgbClr w14:val="6E747A">
+              <w14:alpha w14:val="57000"/>
+            </w14:srgbClr>
+          </w14:shadow>
+          <w14:textOutline w14:w="0" w14:cap="flat" w14:cmpd="sng" w14:algn="ctr">
+            <w14:noFill/>
+            <w14:prstDash w14:val="solid"/>
+            <w14:round/>
+          </w14:textOutline>
+        </w:rPr>
+        <w:t>What is the Impact of Delay Time on refund?</w:t>
+      </w:r>
+    </w:p>
+    <w:p>
+      <w:pPr>
+        <w:pStyle w:val="ListParagraph"/>
+        <w:numPr>
+          <w:ilvl w:val="0"/>
+          <w:numId w:val="17"/>
+        </w:numPr>
+        <w:rPr>
+          <w:bCs/>
+          <w:sz w:val="28"/>
+          <w:szCs w:val="28"/>
+          <w14:shadow w14:blurRad="38100" w14:dist="25400" w14:dir="5400000" w14:sx="100000" w14:sy="100000" w14:kx="0" w14:ky="0" w14:algn="ctr">
+            <w14:srgbClr w14:val="6E747A">
+              <w14:alpha w14:val="57000"/>
+            </w14:srgbClr>
+          </w14:shadow>
+          <w14:textOutline w14:w="0" w14:cap="flat" w14:cmpd="sng" w14:algn="ctr">
+            <w14:noFill/>
+            <w14:prstDash w14:val="solid"/>
+            <w14:round/>
+          </w14:textOutline>
+        </w:rPr>
+      </w:pPr>
+      <w:r>
+        <w:rPr>
+          <w:bCs/>
+          <w:sz w:val="28"/>
+          <w:szCs w:val="28"/>
+          <w14:shadow w14:blurRad="38100" w14:dist="25400" w14:dir="5400000" w14:sx="100000" w14:sy="100000" w14:kx="0" w14:ky="0" w14:algn="ctr">
+            <w14:srgbClr w14:val="6E747A">
+              <w14:alpha w14:val="57000"/>
+            </w14:srgbClr>
+          </w14:shadow>
+          <w14:textOutline w14:w="0" w14:cap="flat" w14:cmpd="sng" w14:algn="ctr">
+            <w14:noFill/>
+            <w14:prstDash w14:val="solid"/>
+            <w14:round/>
+          </w14:textOutline>
+        </w:rPr>
+        <w:t>What is the total refund by journey statues?</w:t>
+      </w:r>
+    </w:p>
+    <w:p>
+      <w:pPr>
+        <w:ind w:left="360"/>
+        <w:rPr>
+          <w:bCs/>
+          <w:color w:val="156082" w:themeColor="accent1"/>
+          <w:sz w:val="28"/>
+          <w:szCs w:val="28"/>
+          <w14:shadow w14:blurRad="38100" w14:dist="25400" w14:dir="5400000" w14:sx="100000" w14:sy="100000" w14:kx="0" w14:ky="0" w14:algn="ctr">
+            <w14:srgbClr w14:val="6E747A">
+              <w14:alpha w14:val="57000"/>
+            </w14:srgbClr>
+          </w14:shadow>
+          <w14:textOutline w14:w="0" w14:cap="flat" w14:cmpd="sng" w14:algn="ctr">
+            <w14:noFill/>
+            <w14:prstDash w14:val="solid"/>
+            <w14:round/>
+          </w14:textOutline>
+        </w:rPr>
+      </w:pPr>
     </w:p>
     <w:sectPr>
       <w:pgSz w:w="12240" w:h="15840"/>
@@ -433,22 +2233,1588 @@
 </w:document>
 </file>
 
+<file path=word/numbering.xml><?xml version="1.0" encoding="utf-8"?>
+<w:numbering xmlns:wpc="http://schemas.microsoft.com/office/word/2010/wordprocessingCanvas" xmlns:cx="http://schemas.microsoft.com/office/drawing/2014/chartex" xmlns:cx1="http://schemas.microsoft.com/office/drawing/2015/9/8/chartex" xmlns:cx2="http://schemas.microsoft.com/office/drawing/2015/10/21/chartex" xmlns:cx3="http://schemas.microsoft.com/office/drawing/2016/5/9/chartex" xmlns:cx4="http://schemas.microsoft.com/office/drawing/2016/5/10/chartex" xmlns:cx5="http://schemas.microsoft.com/office/drawing/2016/5/11/chartex" xmlns:cx6="http://schemas.microsoft.com/office/drawing/2016/5/12/chartex" xmlns:cx7="http://schemas.microsoft.com/office/drawing/2016/5/13/chartex" xmlns:cx8="http://schemas.microsoft.com/office/drawing/2016/5/14/chartex" xmlns:mc="http://schemas.openxmlformats.org/markup-compatibility/2006" xmlns:aink="http://schemas.microsoft.com/office/drawing/2016/ink" xmlns:am3d="http://schemas.microsoft.com/office/drawing/2017/model3d" xmlns:o="urn:schemas-microsoft-com:office:office" xmlns:oel="http://schemas.microsoft.com/office/2019/extlst" xmlns:r="http://schemas.openxmlformats.org/officeDocument/2006/relationships" xmlns:m="http://schemas.openxmlformats.org/officeDocument/2006/math" xmlns:v="urn:schemas-microsoft-com:vml" xmlns:wp14="http://schemas.microsoft.com/office/word/2010/wordprocessingDrawing" xmlns:wp="http://schemas.openxmlformats.org/drawingml/2006/wordprocessingDrawing" xmlns:w10="urn:schemas-microsoft-com:office:word" xmlns:w="http://schemas.openxmlformats.org/wordprocessingml/2006/main" xmlns:w14="http://schemas.microsoft.com/office/word/2010/wordml" xmlns:w15="http://schemas.microsoft.com/office/word/2012/wordml" xmlns:w16cex="http://schemas.microsoft.com/office/word/2018/wordml/cex" xmlns:w16cid="http://schemas.microsoft.com/office/word/2016/wordml/cid" xmlns:w16="http://schemas.microsoft.com/office/word/2018/wordml" xmlns:w16sdtdh="http://schemas.microsoft.com/office/word/2020/wordml/sdtdatahash" xmlns:w16se="http://schemas.microsoft.com/office/word/2015/wordml/symex" xmlns:wpg="http://schemas.microsoft.com/office/word/2010/wordprocessingGroup" xmlns:wpi="http://schemas.microsoft.com/office/word/2010/wordprocessingInk" xmlns:wne="http://schemas.microsoft.com/office/word/2006/wordml" xmlns:wps="http://schemas.microsoft.com/office/word/2010/wordprocessingShape" mc:Ignorable="w14 w15 w16se w16cid w16 w16cex w16sdtdh wp14">
+  <w:abstractNum w:abstractNumId="0" w15:restartNumberingAfterBreak="0">
+    <w:nsid w:val="13BD7F8A"/>
+    <w:multiLevelType w:val="hybridMultilevel"/>
+    <w:tmpl w:val="1DC21B90"/>
+    <w:lvl w:ilvl="0" w:tplc="92B842E0">
+      <w:start w:val="1"/>
+      <w:numFmt w:val="decimal"/>
+      <w:lvlText w:val="%1-"/>
+      <w:lvlJc w:val="left"/>
+      <w:pPr>
+        <w:ind w:left="1080" w:hanging="360"/>
+      </w:pPr>
+      <w:rPr>
+        <w:rFonts w:hint="default"/>
+      </w:rPr>
+    </w:lvl>
+    <w:lvl w:ilvl="1" w:tplc="FFFFFFFF" w:tentative="1">
+      <w:start w:val="1"/>
+      <w:numFmt w:val="lowerLetter"/>
+      <w:lvlText w:val="%2."/>
+      <w:lvlJc w:val="left"/>
+      <w:pPr>
+        <w:ind w:left="1440" w:hanging="360"/>
+      </w:pPr>
+    </w:lvl>
+    <w:lvl w:ilvl="2" w:tplc="FFFFFFFF" w:tentative="1">
+      <w:start w:val="1"/>
+      <w:numFmt w:val="lowerRoman"/>
+      <w:lvlText w:val="%3."/>
+      <w:lvlJc w:val="right"/>
+      <w:pPr>
+        <w:ind w:left="2160" w:hanging="180"/>
+      </w:pPr>
+    </w:lvl>
+    <w:lvl w:ilvl="3" w:tplc="FFFFFFFF" w:tentative="1">
+      <w:start w:val="1"/>
+      <w:numFmt w:val="decimal"/>
+      <w:lvlText w:val="%4."/>
+      <w:lvlJc w:val="left"/>
+      <w:pPr>
+        <w:ind w:left="2880" w:hanging="360"/>
+      </w:pPr>
+    </w:lvl>
+    <w:lvl w:ilvl="4" w:tplc="FFFFFFFF" w:tentative="1">
+      <w:start w:val="1"/>
+      <w:numFmt w:val="lowerLetter"/>
+      <w:lvlText w:val="%5."/>
+      <w:lvlJc w:val="left"/>
+      <w:pPr>
+        <w:ind w:left="3600" w:hanging="360"/>
+      </w:pPr>
+    </w:lvl>
+    <w:lvl w:ilvl="5" w:tplc="FFFFFFFF" w:tentative="1">
+      <w:start w:val="1"/>
+      <w:numFmt w:val="lowerRoman"/>
+      <w:lvlText w:val="%6."/>
+      <w:lvlJc w:val="right"/>
+      <w:pPr>
+        <w:ind w:left="4320" w:hanging="180"/>
+      </w:pPr>
+    </w:lvl>
+    <w:lvl w:ilvl="6" w:tplc="FFFFFFFF" w:tentative="1">
+      <w:start w:val="1"/>
+      <w:numFmt w:val="decimal"/>
+      <w:lvlText w:val="%7."/>
+      <w:lvlJc w:val="left"/>
+      <w:pPr>
+        <w:ind w:left="5040" w:hanging="360"/>
+      </w:pPr>
+    </w:lvl>
+    <w:lvl w:ilvl="7" w:tplc="FFFFFFFF" w:tentative="1">
+      <w:start w:val="1"/>
+      <w:numFmt w:val="lowerLetter"/>
+      <w:lvlText w:val="%8."/>
+      <w:lvlJc w:val="left"/>
+      <w:pPr>
+        <w:ind w:left="5760" w:hanging="360"/>
+      </w:pPr>
+    </w:lvl>
+    <w:lvl w:ilvl="8" w:tplc="FFFFFFFF" w:tentative="1">
+      <w:start w:val="1"/>
+      <w:numFmt w:val="lowerRoman"/>
+      <w:lvlText w:val="%9."/>
+      <w:lvlJc w:val="right"/>
+      <w:pPr>
+        <w:ind w:left="6480" w:hanging="180"/>
+      </w:pPr>
+    </w:lvl>
+  </w:abstractNum>
+  <w:abstractNum w:abstractNumId="1" w15:restartNumberingAfterBreak="0">
+    <w:nsid w:val="1A352AAC"/>
+    <w:multiLevelType w:val="hybridMultilevel"/>
+    <w:tmpl w:val="273A2B28"/>
+    <w:lvl w:ilvl="0" w:tplc="B344A888">
+      <w:start w:val="1"/>
+      <w:numFmt w:val="decimal"/>
+      <w:lvlText w:val="%1-"/>
+      <w:lvlJc w:val="left"/>
+      <w:pPr>
+        <w:ind w:left="1080" w:hanging="360"/>
+      </w:pPr>
+      <w:rPr>
+        <w:rFonts w:hint="default"/>
+      </w:rPr>
+    </w:lvl>
+    <w:lvl w:ilvl="1" w:tplc="FFFFFFFF">
+      <w:start w:val="1"/>
+      <w:numFmt w:val="lowerLetter"/>
+      <w:lvlText w:val="%2."/>
+      <w:lvlJc w:val="left"/>
+      <w:pPr>
+        <w:ind w:left="1800" w:hanging="360"/>
+      </w:pPr>
+    </w:lvl>
+    <w:lvl w:ilvl="2" w:tplc="FFFFFFFF" w:tentative="1">
+      <w:start w:val="1"/>
+      <w:numFmt w:val="lowerRoman"/>
+      <w:lvlText w:val="%3."/>
+      <w:lvlJc w:val="right"/>
+      <w:pPr>
+        <w:ind w:left="2520" w:hanging="180"/>
+      </w:pPr>
+    </w:lvl>
+    <w:lvl w:ilvl="3" w:tplc="FFFFFFFF" w:tentative="1">
+      <w:start w:val="1"/>
+      <w:numFmt w:val="decimal"/>
+      <w:lvlText w:val="%4."/>
+      <w:lvlJc w:val="left"/>
+      <w:pPr>
+        <w:ind w:left="3240" w:hanging="360"/>
+      </w:pPr>
+    </w:lvl>
+    <w:lvl w:ilvl="4" w:tplc="FFFFFFFF" w:tentative="1">
+      <w:start w:val="1"/>
+      <w:numFmt w:val="lowerLetter"/>
+      <w:lvlText w:val="%5."/>
+      <w:lvlJc w:val="left"/>
+      <w:pPr>
+        <w:ind w:left="3960" w:hanging="360"/>
+      </w:pPr>
+    </w:lvl>
+    <w:lvl w:ilvl="5" w:tplc="FFFFFFFF" w:tentative="1">
+      <w:start w:val="1"/>
+      <w:numFmt w:val="lowerRoman"/>
+      <w:lvlText w:val="%6."/>
+      <w:lvlJc w:val="right"/>
+      <w:pPr>
+        <w:ind w:left="4680" w:hanging="180"/>
+      </w:pPr>
+    </w:lvl>
+    <w:lvl w:ilvl="6" w:tplc="FFFFFFFF" w:tentative="1">
+      <w:start w:val="1"/>
+      <w:numFmt w:val="decimal"/>
+      <w:lvlText w:val="%7."/>
+      <w:lvlJc w:val="left"/>
+      <w:pPr>
+        <w:ind w:left="5400" w:hanging="360"/>
+      </w:pPr>
+    </w:lvl>
+    <w:lvl w:ilvl="7" w:tplc="FFFFFFFF" w:tentative="1">
+      <w:start w:val="1"/>
+      <w:numFmt w:val="lowerLetter"/>
+      <w:lvlText w:val="%8."/>
+      <w:lvlJc w:val="left"/>
+      <w:pPr>
+        <w:ind w:left="6120" w:hanging="360"/>
+      </w:pPr>
+    </w:lvl>
+    <w:lvl w:ilvl="8" w:tplc="FFFFFFFF" w:tentative="1">
+      <w:start w:val="1"/>
+      <w:numFmt w:val="lowerRoman"/>
+      <w:lvlText w:val="%9."/>
+      <w:lvlJc w:val="right"/>
+      <w:pPr>
+        <w:ind w:left="6840" w:hanging="180"/>
+      </w:pPr>
+    </w:lvl>
+  </w:abstractNum>
+  <w:abstractNum w:abstractNumId="2" w15:restartNumberingAfterBreak="0">
+    <w:nsid w:val="1E1B2284"/>
+    <w:multiLevelType w:val="hybridMultilevel"/>
+    <w:tmpl w:val="DFFA10F6"/>
+    <w:lvl w:ilvl="0" w:tplc="6CA0AA32">
+      <w:start w:val="1"/>
+      <w:numFmt w:val="decimal"/>
+      <w:lvlText w:val="%1-"/>
+      <w:lvlJc w:val="left"/>
+      <w:pPr>
+        <w:ind w:left="720" w:hanging="360"/>
+      </w:pPr>
+      <w:rPr>
+        <w:rFonts w:hint="default"/>
+      </w:rPr>
+    </w:lvl>
+    <w:lvl w:ilvl="1" w:tplc="04090019" w:tentative="1">
+      <w:start w:val="1"/>
+      <w:numFmt w:val="lowerLetter"/>
+      <w:lvlText w:val="%2."/>
+      <w:lvlJc w:val="left"/>
+      <w:pPr>
+        <w:ind w:left="1440" w:hanging="360"/>
+      </w:pPr>
+    </w:lvl>
+    <w:lvl w:ilvl="2" w:tplc="0409001B" w:tentative="1">
+      <w:start w:val="1"/>
+      <w:numFmt w:val="lowerRoman"/>
+      <w:lvlText w:val="%3."/>
+      <w:lvlJc w:val="right"/>
+      <w:pPr>
+        <w:ind w:left="2160" w:hanging="180"/>
+      </w:pPr>
+    </w:lvl>
+    <w:lvl w:ilvl="3" w:tplc="0409000F" w:tentative="1">
+      <w:start w:val="1"/>
+      <w:numFmt w:val="decimal"/>
+      <w:lvlText w:val="%4."/>
+      <w:lvlJc w:val="left"/>
+      <w:pPr>
+        <w:ind w:left="2880" w:hanging="360"/>
+      </w:pPr>
+    </w:lvl>
+    <w:lvl w:ilvl="4" w:tplc="04090019" w:tentative="1">
+      <w:start w:val="1"/>
+      <w:numFmt w:val="lowerLetter"/>
+      <w:lvlText w:val="%5."/>
+      <w:lvlJc w:val="left"/>
+      <w:pPr>
+        <w:ind w:left="3600" w:hanging="360"/>
+      </w:pPr>
+    </w:lvl>
+    <w:lvl w:ilvl="5" w:tplc="0409001B" w:tentative="1">
+      <w:start w:val="1"/>
+      <w:numFmt w:val="lowerRoman"/>
+      <w:lvlText w:val="%6."/>
+      <w:lvlJc w:val="right"/>
+      <w:pPr>
+        <w:ind w:left="4320" w:hanging="180"/>
+      </w:pPr>
+    </w:lvl>
+    <w:lvl w:ilvl="6" w:tplc="0409000F" w:tentative="1">
+      <w:start w:val="1"/>
+      <w:numFmt w:val="decimal"/>
+      <w:lvlText w:val="%7."/>
+      <w:lvlJc w:val="left"/>
+      <w:pPr>
+        <w:ind w:left="5040" w:hanging="360"/>
+      </w:pPr>
+    </w:lvl>
+    <w:lvl w:ilvl="7" w:tplc="04090019" w:tentative="1">
+      <w:start w:val="1"/>
+      <w:numFmt w:val="lowerLetter"/>
+      <w:lvlText w:val="%8."/>
+      <w:lvlJc w:val="left"/>
+      <w:pPr>
+        <w:ind w:left="5760" w:hanging="360"/>
+      </w:pPr>
+    </w:lvl>
+    <w:lvl w:ilvl="8" w:tplc="0409001B" w:tentative="1">
+      <w:start w:val="1"/>
+      <w:numFmt w:val="lowerRoman"/>
+      <w:lvlText w:val="%9."/>
+      <w:lvlJc w:val="right"/>
+      <w:pPr>
+        <w:ind w:left="6480" w:hanging="180"/>
+      </w:pPr>
+    </w:lvl>
+  </w:abstractNum>
+  <w:abstractNum w:abstractNumId="3" w15:restartNumberingAfterBreak="0">
+    <w:nsid w:val="1F6E09BA"/>
+    <w:multiLevelType w:val="hybridMultilevel"/>
+    <w:tmpl w:val="D15E97CE"/>
+    <w:lvl w:ilvl="0" w:tplc="9D1A87D0">
+      <w:start w:val="1"/>
+      <w:numFmt w:val="decimal"/>
+      <w:lvlText w:val="%1-"/>
+      <w:lvlJc w:val="left"/>
+      <w:pPr>
+        <w:ind w:left="1080" w:hanging="360"/>
+      </w:pPr>
+      <w:rPr>
+        <w:rFonts w:hint="default"/>
+      </w:rPr>
+    </w:lvl>
+    <w:lvl w:ilvl="1" w:tplc="04090019" w:tentative="1">
+      <w:start w:val="1"/>
+      <w:numFmt w:val="lowerLetter"/>
+      <w:lvlText w:val="%2."/>
+      <w:lvlJc w:val="left"/>
+      <w:pPr>
+        <w:ind w:left="1800" w:hanging="360"/>
+      </w:pPr>
+    </w:lvl>
+    <w:lvl w:ilvl="2" w:tplc="0409001B" w:tentative="1">
+      <w:start w:val="1"/>
+      <w:numFmt w:val="lowerRoman"/>
+      <w:lvlText w:val="%3."/>
+      <w:lvlJc w:val="right"/>
+      <w:pPr>
+        <w:ind w:left="2520" w:hanging="180"/>
+      </w:pPr>
+    </w:lvl>
+    <w:lvl w:ilvl="3" w:tplc="0409000F" w:tentative="1">
+      <w:start w:val="1"/>
+      <w:numFmt w:val="decimal"/>
+      <w:lvlText w:val="%4."/>
+      <w:lvlJc w:val="left"/>
+      <w:pPr>
+        <w:ind w:left="3240" w:hanging="360"/>
+      </w:pPr>
+    </w:lvl>
+    <w:lvl w:ilvl="4" w:tplc="04090019" w:tentative="1">
+      <w:start w:val="1"/>
+      <w:numFmt w:val="lowerLetter"/>
+      <w:lvlText w:val="%5."/>
+      <w:lvlJc w:val="left"/>
+      <w:pPr>
+        <w:ind w:left="3960" w:hanging="360"/>
+      </w:pPr>
+    </w:lvl>
+    <w:lvl w:ilvl="5" w:tplc="0409001B" w:tentative="1">
+      <w:start w:val="1"/>
+      <w:numFmt w:val="lowerRoman"/>
+      <w:lvlText w:val="%6."/>
+      <w:lvlJc w:val="right"/>
+      <w:pPr>
+        <w:ind w:left="4680" w:hanging="180"/>
+      </w:pPr>
+    </w:lvl>
+    <w:lvl w:ilvl="6" w:tplc="0409000F" w:tentative="1">
+      <w:start w:val="1"/>
+      <w:numFmt w:val="decimal"/>
+      <w:lvlText w:val="%7."/>
+      <w:lvlJc w:val="left"/>
+      <w:pPr>
+        <w:ind w:left="5400" w:hanging="360"/>
+      </w:pPr>
+    </w:lvl>
+    <w:lvl w:ilvl="7" w:tplc="04090019" w:tentative="1">
+      <w:start w:val="1"/>
+      <w:numFmt w:val="lowerLetter"/>
+      <w:lvlText w:val="%8."/>
+      <w:lvlJc w:val="left"/>
+      <w:pPr>
+        <w:ind w:left="6120" w:hanging="360"/>
+      </w:pPr>
+    </w:lvl>
+    <w:lvl w:ilvl="8" w:tplc="0409001B" w:tentative="1">
+      <w:start w:val="1"/>
+      <w:numFmt w:val="lowerRoman"/>
+      <w:lvlText w:val="%9."/>
+      <w:lvlJc w:val="right"/>
+      <w:pPr>
+        <w:ind w:left="6840" w:hanging="180"/>
+      </w:pPr>
+    </w:lvl>
+  </w:abstractNum>
+  <w:abstractNum w:abstractNumId="4" w15:restartNumberingAfterBreak="0">
+    <w:nsid w:val="2472631B"/>
+    <w:multiLevelType w:val="hybridMultilevel"/>
+    <w:tmpl w:val="DDE8B77A"/>
+    <w:lvl w:ilvl="0" w:tplc="92B842E0">
+      <w:start w:val="1"/>
+      <w:numFmt w:val="decimal"/>
+      <w:lvlText w:val="%1-"/>
+      <w:lvlJc w:val="left"/>
+      <w:pPr>
+        <w:ind w:left="720" w:hanging="360"/>
+      </w:pPr>
+      <w:rPr>
+        <w:rFonts w:hint="default"/>
+      </w:rPr>
+    </w:lvl>
+    <w:lvl w:ilvl="1" w:tplc="04090019" w:tentative="1">
+      <w:start w:val="1"/>
+      <w:numFmt w:val="lowerLetter"/>
+      <w:lvlText w:val="%2."/>
+      <w:lvlJc w:val="left"/>
+      <w:pPr>
+        <w:ind w:left="1440" w:hanging="360"/>
+      </w:pPr>
+    </w:lvl>
+    <w:lvl w:ilvl="2" w:tplc="0409001B" w:tentative="1">
+      <w:start w:val="1"/>
+      <w:numFmt w:val="lowerRoman"/>
+      <w:lvlText w:val="%3."/>
+      <w:lvlJc w:val="right"/>
+      <w:pPr>
+        <w:ind w:left="2160" w:hanging="180"/>
+      </w:pPr>
+    </w:lvl>
+    <w:lvl w:ilvl="3" w:tplc="0409000F" w:tentative="1">
+      <w:start w:val="1"/>
+      <w:numFmt w:val="decimal"/>
+      <w:lvlText w:val="%4."/>
+      <w:lvlJc w:val="left"/>
+      <w:pPr>
+        <w:ind w:left="2880" w:hanging="360"/>
+      </w:pPr>
+    </w:lvl>
+    <w:lvl w:ilvl="4" w:tplc="04090019" w:tentative="1">
+      <w:start w:val="1"/>
+      <w:numFmt w:val="lowerLetter"/>
+      <w:lvlText w:val="%5."/>
+      <w:lvlJc w:val="left"/>
+      <w:pPr>
+        <w:ind w:left="3600" w:hanging="360"/>
+      </w:pPr>
+    </w:lvl>
+    <w:lvl w:ilvl="5" w:tplc="0409001B" w:tentative="1">
+      <w:start w:val="1"/>
+      <w:numFmt w:val="lowerRoman"/>
+      <w:lvlText w:val="%6."/>
+      <w:lvlJc w:val="right"/>
+      <w:pPr>
+        <w:ind w:left="4320" w:hanging="180"/>
+      </w:pPr>
+    </w:lvl>
+    <w:lvl w:ilvl="6" w:tplc="0409000F" w:tentative="1">
+      <w:start w:val="1"/>
+      <w:numFmt w:val="decimal"/>
+      <w:lvlText w:val="%7."/>
+      <w:lvlJc w:val="left"/>
+      <w:pPr>
+        <w:ind w:left="5040" w:hanging="360"/>
+      </w:pPr>
+    </w:lvl>
+    <w:lvl w:ilvl="7" w:tplc="04090019" w:tentative="1">
+      <w:start w:val="1"/>
+      <w:numFmt w:val="lowerLetter"/>
+      <w:lvlText w:val="%8."/>
+      <w:lvlJc w:val="left"/>
+      <w:pPr>
+        <w:ind w:left="5760" w:hanging="360"/>
+      </w:pPr>
+    </w:lvl>
+    <w:lvl w:ilvl="8" w:tplc="0409001B" w:tentative="1">
+      <w:start w:val="1"/>
+      <w:numFmt w:val="lowerRoman"/>
+      <w:lvlText w:val="%9."/>
+      <w:lvlJc w:val="right"/>
+      <w:pPr>
+        <w:ind w:left="6480" w:hanging="180"/>
+      </w:pPr>
+    </w:lvl>
+  </w:abstractNum>
+  <w:abstractNum w:abstractNumId="5" w15:restartNumberingAfterBreak="0">
+    <w:nsid w:val="3BD1748E"/>
+    <w:multiLevelType w:val="hybridMultilevel"/>
+    <w:tmpl w:val="D9029B00"/>
+    <w:lvl w:ilvl="0" w:tplc="9D1A87D0">
+      <w:start w:val="1"/>
+      <w:numFmt w:val="decimal"/>
+      <w:lvlText w:val="%1-"/>
+      <w:lvlJc w:val="left"/>
+      <w:pPr>
+        <w:ind w:left="720" w:hanging="360"/>
+      </w:pPr>
+      <w:rPr>
+        <w:rFonts w:hint="default"/>
+      </w:rPr>
+    </w:lvl>
+    <w:lvl w:ilvl="1" w:tplc="FFFFFFFF" w:tentative="1">
+      <w:start w:val="1"/>
+      <w:numFmt w:val="lowerLetter"/>
+      <w:lvlText w:val="%2."/>
+      <w:lvlJc w:val="left"/>
+      <w:pPr>
+        <w:ind w:left="1440" w:hanging="360"/>
+      </w:pPr>
+    </w:lvl>
+    <w:lvl w:ilvl="2" w:tplc="FFFFFFFF" w:tentative="1">
+      <w:start w:val="1"/>
+      <w:numFmt w:val="lowerRoman"/>
+      <w:lvlText w:val="%3."/>
+      <w:lvlJc w:val="right"/>
+      <w:pPr>
+        <w:ind w:left="2160" w:hanging="180"/>
+      </w:pPr>
+    </w:lvl>
+    <w:lvl w:ilvl="3" w:tplc="FFFFFFFF" w:tentative="1">
+      <w:start w:val="1"/>
+      <w:numFmt w:val="decimal"/>
+      <w:lvlText w:val="%4."/>
+      <w:lvlJc w:val="left"/>
+      <w:pPr>
+        <w:ind w:left="2880" w:hanging="360"/>
+      </w:pPr>
+    </w:lvl>
+    <w:lvl w:ilvl="4" w:tplc="FFFFFFFF" w:tentative="1">
+      <w:start w:val="1"/>
+      <w:numFmt w:val="lowerLetter"/>
+      <w:lvlText w:val="%5."/>
+      <w:lvlJc w:val="left"/>
+      <w:pPr>
+        <w:ind w:left="3600" w:hanging="360"/>
+      </w:pPr>
+    </w:lvl>
+    <w:lvl w:ilvl="5" w:tplc="FFFFFFFF" w:tentative="1">
+      <w:start w:val="1"/>
+      <w:numFmt w:val="lowerRoman"/>
+      <w:lvlText w:val="%6."/>
+      <w:lvlJc w:val="right"/>
+      <w:pPr>
+        <w:ind w:left="4320" w:hanging="180"/>
+      </w:pPr>
+    </w:lvl>
+    <w:lvl w:ilvl="6" w:tplc="FFFFFFFF" w:tentative="1">
+      <w:start w:val="1"/>
+      <w:numFmt w:val="decimal"/>
+      <w:lvlText w:val="%7."/>
+      <w:lvlJc w:val="left"/>
+      <w:pPr>
+        <w:ind w:left="5040" w:hanging="360"/>
+      </w:pPr>
+    </w:lvl>
+    <w:lvl w:ilvl="7" w:tplc="FFFFFFFF" w:tentative="1">
+      <w:start w:val="1"/>
+      <w:numFmt w:val="lowerLetter"/>
+      <w:lvlText w:val="%8."/>
+      <w:lvlJc w:val="left"/>
+      <w:pPr>
+        <w:ind w:left="5760" w:hanging="360"/>
+      </w:pPr>
+    </w:lvl>
+    <w:lvl w:ilvl="8" w:tplc="FFFFFFFF" w:tentative="1">
+      <w:start w:val="1"/>
+      <w:numFmt w:val="lowerRoman"/>
+      <w:lvlText w:val="%9."/>
+      <w:lvlJc w:val="right"/>
+      <w:pPr>
+        <w:ind w:left="6480" w:hanging="180"/>
+      </w:pPr>
+    </w:lvl>
+  </w:abstractNum>
+  <w:abstractNum w:abstractNumId="6" w15:restartNumberingAfterBreak="0">
+    <w:nsid w:val="3C93044A"/>
+    <w:multiLevelType w:val="hybridMultilevel"/>
+    <w:tmpl w:val="392239EE"/>
+    <w:lvl w:ilvl="0" w:tplc="286039A0">
+      <w:start w:val="1"/>
+      <w:numFmt w:val="decimal"/>
+      <w:lvlText w:val="%1-"/>
+      <w:lvlJc w:val="left"/>
+      <w:pPr>
+        <w:ind w:left="720" w:hanging="360"/>
+      </w:pPr>
+      <w:rPr>
+        <w:rFonts w:hint="default"/>
+      </w:rPr>
+    </w:lvl>
+    <w:lvl w:ilvl="1" w:tplc="04090019" w:tentative="1">
+      <w:start w:val="1"/>
+      <w:numFmt w:val="lowerLetter"/>
+      <w:lvlText w:val="%2."/>
+      <w:lvlJc w:val="left"/>
+      <w:pPr>
+        <w:ind w:left="1440" w:hanging="360"/>
+      </w:pPr>
+    </w:lvl>
+    <w:lvl w:ilvl="2" w:tplc="0409001B" w:tentative="1">
+      <w:start w:val="1"/>
+      <w:numFmt w:val="lowerRoman"/>
+      <w:lvlText w:val="%3."/>
+      <w:lvlJc w:val="right"/>
+      <w:pPr>
+        <w:ind w:left="2160" w:hanging="180"/>
+      </w:pPr>
+    </w:lvl>
+    <w:lvl w:ilvl="3" w:tplc="0409000F" w:tentative="1">
+      <w:start w:val="1"/>
+      <w:numFmt w:val="decimal"/>
+      <w:lvlText w:val="%4."/>
+      <w:lvlJc w:val="left"/>
+      <w:pPr>
+        <w:ind w:left="2880" w:hanging="360"/>
+      </w:pPr>
+    </w:lvl>
+    <w:lvl w:ilvl="4" w:tplc="04090019" w:tentative="1">
+      <w:start w:val="1"/>
+      <w:numFmt w:val="lowerLetter"/>
+      <w:lvlText w:val="%5."/>
+      <w:lvlJc w:val="left"/>
+      <w:pPr>
+        <w:ind w:left="3600" w:hanging="360"/>
+      </w:pPr>
+    </w:lvl>
+    <w:lvl w:ilvl="5" w:tplc="0409001B" w:tentative="1">
+      <w:start w:val="1"/>
+      <w:numFmt w:val="lowerRoman"/>
+      <w:lvlText w:val="%6."/>
+      <w:lvlJc w:val="right"/>
+      <w:pPr>
+        <w:ind w:left="4320" w:hanging="180"/>
+      </w:pPr>
+    </w:lvl>
+    <w:lvl w:ilvl="6" w:tplc="0409000F" w:tentative="1">
+      <w:start w:val="1"/>
+      <w:numFmt w:val="decimal"/>
+      <w:lvlText w:val="%7."/>
+      <w:lvlJc w:val="left"/>
+      <w:pPr>
+        <w:ind w:left="5040" w:hanging="360"/>
+      </w:pPr>
+    </w:lvl>
+    <w:lvl w:ilvl="7" w:tplc="04090019" w:tentative="1">
+      <w:start w:val="1"/>
+      <w:numFmt w:val="lowerLetter"/>
+      <w:lvlText w:val="%8."/>
+      <w:lvlJc w:val="left"/>
+      <w:pPr>
+        <w:ind w:left="5760" w:hanging="360"/>
+      </w:pPr>
+    </w:lvl>
+    <w:lvl w:ilvl="8" w:tplc="0409001B" w:tentative="1">
+      <w:start w:val="1"/>
+      <w:numFmt w:val="lowerRoman"/>
+      <w:lvlText w:val="%9."/>
+      <w:lvlJc w:val="right"/>
+      <w:pPr>
+        <w:ind w:left="6480" w:hanging="180"/>
+      </w:pPr>
+    </w:lvl>
+  </w:abstractNum>
+  <w:abstractNum w:abstractNumId="7" w15:restartNumberingAfterBreak="0">
+    <w:nsid w:val="3EF4670D"/>
+    <w:multiLevelType w:val="hybridMultilevel"/>
+    <w:tmpl w:val="414A13B6"/>
+    <w:lvl w:ilvl="0" w:tplc="65DC2672">
+      <w:start w:val="1"/>
+      <w:numFmt w:val="decimal"/>
+      <w:lvlText w:val="%1-"/>
+      <w:lvlJc w:val="left"/>
+      <w:pPr>
+        <w:ind w:left="720" w:hanging="360"/>
+      </w:pPr>
+      <w:rPr>
+        <w:rFonts w:hint="default"/>
+      </w:rPr>
+    </w:lvl>
+    <w:lvl w:ilvl="1" w:tplc="04090019" w:tentative="1">
+      <w:start w:val="1"/>
+      <w:numFmt w:val="lowerLetter"/>
+      <w:lvlText w:val="%2."/>
+      <w:lvlJc w:val="left"/>
+      <w:pPr>
+        <w:ind w:left="1440" w:hanging="360"/>
+      </w:pPr>
+    </w:lvl>
+    <w:lvl w:ilvl="2" w:tplc="0409001B" w:tentative="1">
+      <w:start w:val="1"/>
+      <w:numFmt w:val="lowerRoman"/>
+      <w:lvlText w:val="%3."/>
+      <w:lvlJc w:val="right"/>
+      <w:pPr>
+        <w:ind w:left="2160" w:hanging="180"/>
+      </w:pPr>
+    </w:lvl>
+    <w:lvl w:ilvl="3" w:tplc="0409000F" w:tentative="1">
+      <w:start w:val="1"/>
+      <w:numFmt w:val="decimal"/>
+      <w:lvlText w:val="%4."/>
+      <w:lvlJc w:val="left"/>
+      <w:pPr>
+        <w:ind w:left="2880" w:hanging="360"/>
+      </w:pPr>
+    </w:lvl>
+    <w:lvl w:ilvl="4" w:tplc="04090019" w:tentative="1">
+      <w:start w:val="1"/>
+      <w:numFmt w:val="lowerLetter"/>
+      <w:lvlText w:val="%5."/>
+      <w:lvlJc w:val="left"/>
+      <w:pPr>
+        <w:ind w:left="3600" w:hanging="360"/>
+      </w:pPr>
+    </w:lvl>
+    <w:lvl w:ilvl="5" w:tplc="0409001B" w:tentative="1">
+      <w:start w:val="1"/>
+      <w:numFmt w:val="lowerRoman"/>
+      <w:lvlText w:val="%6."/>
+      <w:lvlJc w:val="right"/>
+      <w:pPr>
+        <w:ind w:left="4320" w:hanging="180"/>
+      </w:pPr>
+    </w:lvl>
+    <w:lvl w:ilvl="6" w:tplc="0409000F" w:tentative="1">
+      <w:start w:val="1"/>
+      <w:numFmt w:val="decimal"/>
+      <w:lvlText w:val="%7."/>
+      <w:lvlJc w:val="left"/>
+      <w:pPr>
+        <w:ind w:left="5040" w:hanging="360"/>
+      </w:pPr>
+    </w:lvl>
+    <w:lvl w:ilvl="7" w:tplc="04090019" w:tentative="1">
+      <w:start w:val="1"/>
+      <w:numFmt w:val="lowerLetter"/>
+      <w:lvlText w:val="%8."/>
+      <w:lvlJc w:val="left"/>
+      <w:pPr>
+        <w:ind w:left="5760" w:hanging="360"/>
+      </w:pPr>
+    </w:lvl>
+    <w:lvl w:ilvl="8" w:tplc="0409001B" w:tentative="1">
+      <w:start w:val="1"/>
+      <w:numFmt w:val="lowerRoman"/>
+      <w:lvlText w:val="%9."/>
+      <w:lvlJc w:val="right"/>
+      <w:pPr>
+        <w:ind w:left="6480" w:hanging="180"/>
+      </w:pPr>
+    </w:lvl>
+  </w:abstractNum>
+  <w:abstractNum w:abstractNumId="8" w15:restartNumberingAfterBreak="0">
+    <w:nsid w:val="434B5442"/>
+    <w:multiLevelType w:val="hybridMultilevel"/>
+    <w:tmpl w:val="2ABCBD9E"/>
+    <w:lvl w:ilvl="0" w:tplc="C550382A">
+      <w:start w:val="1"/>
+      <w:numFmt w:val="decimal"/>
+      <w:lvlText w:val="%1-"/>
+      <w:lvlJc w:val="left"/>
+      <w:pPr>
+        <w:ind w:left="630" w:hanging="360"/>
+      </w:pPr>
+      <w:rPr>
+        <w:rFonts w:hint="default"/>
+      </w:rPr>
+    </w:lvl>
+    <w:lvl w:ilvl="1" w:tplc="04090019" w:tentative="1">
+      <w:start w:val="1"/>
+      <w:numFmt w:val="lowerLetter"/>
+      <w:lvlText w:val="%2."/>
+      <w:lvlJc w:val="left"/>
+      <w:pPr>
+        <w:ind w:left="1350" w:hanging="360"/>
+      </w:pPr>
+    </w:lvl>
+    <w:lvl w:ilvl="2" w:tplc="0409001B" w:tentative="1">
+      <w:start w:val="1"/>
+      <w:numFmt w:val="lowerRoman"/>
+      <w:lvlText w:val="%3."/>
+      <w:lvlJc w:val="right"/>
+      <w:pPr>
+        <w:ind w:left="2070" w:hanging="180"/>
+      </w:pPr>
+    </w:lvl>
+    <w:lvl w:ilvl="3" w:tplc="0409000F" w:tentative="1">
+      <w:start w:val="1"/>
+      <w:numFmt w:val="decimal"/>
+      <w:lvlText w:val="%4."/>
+      <w:lvlJc w:val="left"/>
+      <w:pPr>
+        <w:ind w:left="2790" w:hanging="360"/>
+      </w:pPr>
+    </w:lvl>
+    <w:lvl w:ilvl="4" w:tplc="04090019" w:tentative="1">
+      <w:start w:val="1"/>
+      <w:numFmt w:val="lowerLetter"/>
+      <w:lvlText w:val="%5."/>
+      <w:lvlJc w:val="left"/>
+      <w:pPr>
+        <w:ind w:left="3510" w:hanging="360"/>
+      </w:pPr>
+    </w:lvl>
+    <w:lvl w:ilvl="5" w:tplc="0409001B" w:tentative="1">
+      <w:start w:val="1"/>
+      <w:numFmt w:val="lowerRoman"/>
+      <w:lvlText w:val="%6."/>
+      <w:lvlJc w:val="right"/>
+      <w:pPr>
+        <w:ind w:left="4230" w:hanging="180"/>
+      </w:pPr>
+    </w:lvl>
+    <w:lvl w:ilvl="6" w:tplc="0409000F" w:tentative="1">
+      <w:start w:val="1"/>
+      <w:numFmt w:val="decimal"/>
+      <w:lvlText w:val="%7."/>
+      <w:lvlJc w:val="left"/>
+      <w:pPr>
+        <w:ind w:left="4950" w:hanging="360"/>
+      </w:pPr>
+    </w:lvl>
+    <w:lvl w:ilvl="7" w:tplc="04090019" w:tentative="1">
+      <w:start w:val="1"/>
+      <w:numFmt w:val="lowerLetter"/>
+      <w:lvlText w:val="%8."/>
+      <w:lvlJc w:val="left"/>
+      <w:pPr>
+        <w:ind w:left="5670" w:hanging="360"/>
+      </w:pPr>
+    </w:lvl>
+    <w:lvl w:ilvl="8" w:tplc="0409001B" w:tentative="1">
+      <w:start w:val="1"/>
+      <w:numFmt w:val="lowerRoman"/>
+      <w:lvlText w:val="%9."/>
+      <w:lvlJc w:val="right"/>
+      <w:pPr>
+        <w:ind w:left="6390" w:hanging="180"/>
+      </w:pPr>
+    </w:lvl>
+  </w:abstractNum>
+  <w:abstractNum w:abstractNumId="9" w15:restartNumberingAfterBreak="0">
+    <w:nsid w:val="4A5E370B"/>
+    <w:multiLevelType w:val="hybridMultilevel"/>
+    <w:tmpl w:val="CCE62EAC"/>
+    <w:lvl w:ilvl="0" w:tplc="AB008D6C">
+      <w:start w:val="1"/>
+      <w:numFmt w:val="decimal"/>
+      <w:lvlText w:val="%1-"/>
+      <w:lvlJc w:val="left"/>
+      <w:pPr>
+        <w:ind w:left="1080" w:hanging="360"/>
+      </w:pPr>
+      <w:rPr>
+        <w:rFonts w:hint="default"/>
+      </w:rPr>
+    </w:lvl>
+    <w:lvl w:ilvl="1" w:tplc="FFFFFFFF">
+      <w:start w:val="1"/>
+      <w:numFmt w:val="lowerLetter"/>
+      <w:lvlText w:val="%2."/>
+      <w:lvlJc w:val="left"/>
+      <w:pPr>
+        <w:ind w:left="1800" w:hanging="360"/>
+      </w:pPr>
+    </w:lvl>
+    <w:lvl w:ilvl="2" w:tplc="FFFFFFFF" w:tentative="1">
+      <w:start w:val="1"/>
+      <w:numFmt w:val="lowerRoman"/>
+      <w:lvlText w:val="%3."/>
+      <w:lvlJc w:val="right"/>
+      <w:pPr>
+        <w:ind w:left="2520" w:hanging="180"/>
+      </w:pPr>
+    </w:lvl>
+    <w:lvl w:ilvl="3" w:tplc="FFFFFFFF" w:tentative="1">
+      <w:start w:val="1"/>
+      <w:numFmt w:val="decimal"/>
+      <w:lvlText w:val="%4."/>
+      <w:lvlJc w:val="left"/>
+      <w:pPr>
+        <w:ind w:left="3240" w:hanging="360"/>
+      </w:pPr>
+    </w:lvl>
+    <w:lvl w:ilvl="4" w:tplc="FFFFFFFF" w:tentative="1">
+      <w:start w:val="1"/>
+      <w:numFmt w:val="lowerLetter"/>
+      <w:lvlText w:val="%5."/>
+      <w:lvlJc w:val="left"/>
+      <w:pPr>
+        <w:ind w:left="3960" w:hanging="360"/>
+      </w:pPr>
+    </w:lvl>
+    <w:lvl w:ilvl="5" w:tplc="FFFFFFFF" w:tentative="1">
+      <w:start w:val="1"/>
+      <w:numFmt w:val="lowerRoman"/>
+      <w:lvlText w:val="%6."/>
+      <w:lvlJc w:val="right"/>
+      <w:pPr>
+        <w:ind w:left="4680" w:hanging="180"/>
+      </w:pPr>
+    </w:lvl>
+    <w:lvl w:ilvl="6" w:tplc="FFFFFFFF" w:tentative="1">
+      <w:start w:val="1"/>
+      <w:numFmt w:val="decimal"/>
+      <w:lvlText w:val="%7."/>
+      <w:lvlJc w:val="left"/>
+      <w:pPr>
+        <w:ind w:left="5400" w:hanging="360"/>
+      </w:pPr>
+    </w:lvl>
+    <w:lvl w:ilvl="7" w:tplc="FFFFFFFF" w:tentative="1">
+      <w:start w:val="1"/>
+      <w:numFmt w:val="lowerLetter"/>
+      <w:lvlText w:val="%8."/>
+      <w:lvlJc w:val="left"/>
+      <w:pPr>
+        <w:ind w:left="6120" w:hanging="360"/>
+      </w:pPr>
+    </w:lvl>
+    <w:lvl w:ilvl="8" w:tplc="FFFFFFFF" w:tentative="1">
+      <w:start w:val="1"/>
+      <w:numFmt w:val="lowerRoman"/>
+      <w:lvlText w:val="%9."/>
+      <w:lvlJc w:val="right"/>
+      <w:pPr>
+        <w:ind w:left="6840" w:hanging="180"/>
+      </w:pPr>
+    </w:lvl>
+  </w:abstractNum>
+  <w:abstractNum w:abstractNumId="10" w15:restartNumberingAfterBreak="0">
+    <w:nsid w:val="4CFC1DFA"/>
+    <w:multiLevelType w:val="hybridMultilevel"/>
+    <w:tmpl w:val="FE965578"/>
+    <w:lvl w:ilvl="0" w:tplc="503C9BEC">
+      <w:start w:val="1"/>
+      <w:numFmt w:val="decimal"/>
+      <w:lvlText w:val="%1-"/>
+      <w:lvlJc w:val="left"/>
+      <w:pPr>
+        <w:ind w:left="1080" w:hanging="360"/>
+      </w:pPr>
+      <w:rPr>
+        <w:rFonts w:hint="default"/>
+      </w:rPr>
+    </w:lvl>
+    <w:lvl w:ilvl="1" w:tplc="FFFFFFFF">
+      <w:start w:val="1"/>
+      <w:numFmt w:val="lowerLetter"/>
+      <w:lvlText w:val="%2."/>
+      <w:lvlJc w:val="left"/>
+      <w:pPr>
+        <w:ind w:left="1800" w:hanging="360"/>
+      </w:pPr>
+    </w:lvl>
+    <w:lvl w:ilvl="2" w:tplc="FFFFFFFF" w:tentative="1">
+      <w:start w:val="1"/>
+      <w:numFmt w:val="lowerRoman"/>
+      <w:lvlText w:val="%3."/>
+      <w:lvlJc w:val="right"/>
+      <w:pPr>
+        <w:ind w:left="2520" w:hanging="180"/>
+      </w:pPr>
+    </w:lvl>
+    <w:lvl w:ilvl="3" w:tplc="FFFFFFFF" w:tentative="1">
+      <w:start w:val="1"/>
+      <w:numFmt w:val="decimal"/>
+      <w:lvlText w:val="%4."/>
+      <w:lvlJc w:val="left"/>
+      <w:pPr>
+        <w:ind w:left="3240" w:hanging="360"/>
+      </w:pPr>
+    </w:lvl>
+    <w:lvl w:ilvl="4" w:tplc="FFFFFFFF" w:tentative="1">
+      <w:start w:val="1"/>
+      <w:numFmt w:val="lowerLetter"/>
+      <w:lvlText w:val="%5."/>
+      <w:lvlJc w:val="left"/>
+      <w:pPr>
+        <w:ind w:left="3960" w:hanging="360"/>
+      </w:pPr>
+    </w:lvl>
+    <w:lvl w:ilvl="5" w:tplc="FFFFFFFF" w:tentative="1">
+      <w:start w:val="1"/>
+      <w:numFmt w:val="lowerRoman"/>
+      <w:lvlText w:val="%6."/>
+      <w:lvlJc w:val="right"/>
+      <w:pPr>
+        <w:ind w:left="4680" w:hanging="180"/>
+      </w:pPr>
+    </w:lvl>
+    <w:lvl w:ilvl="6" w:tplc="FFFFFFFF" w:tentative="1">
+      <w:start w:val="1"/>
+      <w:numFmt w:val="decimal"/>
+      <w:lvlText w:val="%7."/>
+      <w:lvlJc w:val="left"/>
+      <w:pPr>
+        <w:ind w:left="5400" w:hanging="360"/>
+      </w:pPr>
+    </w:lvl>
+    <w:lvl w:ilvl="7" w:tplc="FFFFFFFF" w:tentative="1">
+      <w:start w:val="1"/>
+      <w:numFmt w:val="lowerLetter"/>
+      <w:lvlText w:val="%8."/>
+      <w:lvlJc w:val="left"/>
+      <w:pPr>
+        <w:ind w:left="6120" w:hanging="360"/>
+      </w:pPr>
+    </w:lvl>
+    <w:lvl w:ilvl="8" w:tplc="FFFFFFFF" w:tentative="1">
+      <w:start w:val="1"/>
+      <w:numFmt w:val="lowerRoman"/>
+      <w:lvlText w:val="%9."/>
+      <w:lvlJc w:val="right"/>
+      <w:pPr>
+        <w:ind w:left="6840" w:hanging="180"/>
+      </w:pPr>
+    </w:lvl>
+  </w:abstractNum>
+  <w:abstractNum w:abstractNumId="11" w15:restartNumberingAfterBreak="0">
+    <w:nsid w:val="51C70064"/>
+    <w:multiLevelType w:val="hybridMultilevel"/>
+    <w:tmpl w:val="8CC49DF6"/>
+    <w:lvl w:ilvl="0" w:tplc="04090017">
+      <w:start w:val="1"/>
+      <w:numFmt w:val="lowerLetter"/>
+      <w:lvlText w:val="%1)"/>
+      <w:lvlJc w:val="left"/>
+      <w:pPr>
+        <w:ind w:left="720" w:hanging="360"/>
+      </w:pPr>
+    </w:lvl>
+    <w:lvl w:ilvl="1" w:tplc="04090019" w:tentative="1">
+      <w:start w:val="1"/>
+      <w:numFmt w:val="lowerLetter"/>
+      <w:lvlText w:val="%2."/>
+      <w:lvlJc w:val="left"/>
+      <w:pPr>
+        <w:ind w:left="1440" w:hanging="360"/>
+      </w:pPr>
+    </w:lvl>
+    <w:lvl w:ilvl="2" w:tplc="0409001B" w:tentative="1">
+      <w:start w:val="1"/>
+      <w:numFmt w:val="lowerRoman"/>
+      <w:lvlText w:val="%3."/>
+      <w:lvlJc w:val="right"/>
+      <w:pPr>
+        <w:ind w:left="2160" w:hanging="180"/>
+      </w:pPr>
+    </w:lvl>
+    <w:lvl w:ilvl="3" w:tplc="0409000F" w:tentative="1">
+      <w:start w:val="1"/>
+      <w:numFmt w:val="decimal"/>
+      <w:lvlText w:val="%4."/>
+      <w:lvlJc w:val="left"/>
+      <w:pPr>
+        <w:ind w:left="2880" w:hanging="360"/>
+      </w:pPr>
+    </w:lvl>
+    <w:lvl w:ilvl="4" w:tplc="04090019" w:tentative="1">
+      <w:start w:val="1"/>
+      <w:numFmt w:val="lowerLetter"/>
+      <w:lvlText w:val="%5."/>
+      <w:lvlJc w:val="left"/>
+      <w:pPr>
+        <w:ind w:left="3600" w:hanging="360"/>
+      </w:pPr>
+    </w:lvl>
+    <w:lvl w:ilvl="5" w:tplc="0409001B" w:tentative="1">
+      <w:start w:val="1"/>
+      <w:numFmt w:val="lowerRoman"/>
+      <w:lvlText w:val="%6."/>
+      <w:lvlJc w:val="right"/>
+      <w:pPr>
+        <w:ind w:left="4320" w:hanging="180"/>
+      </w:pPr>
+    </w:lvl>
+    <w:lvl w:ilvl="6" w:tplc="0409000F" w:tentative="1">
+      <w:start w:val="1"/>
+      <w:numFmt w:val="decimal"/>
+      <w:lvlText w:val="%7."/>
+      <w:lvlJc w:val="left"/>
+      <w:pPr>
+        <w:ind w:left="5040" w:hanging="360"/>
+      </w:pPr>
+    </w:lvl>
+    <w:lvl w:ilvl="7" w:tplc="04090019" w:tentative="1">
+      <w:start w:val="1"/>
+      <w:numFmt w:val="lowerLetter"/>
+      <w:lvlText w:val="%8."/>
+      <w:lvlJc w:val="left"/>
+      <w:pPr>
+        <w:ind w:left="5760" w:hanging="360"/>
+      </w:pPr>
+    </w:lvl>
+    <w:lvl w:ilvl="8" w:tplc="0409001B" w:tentative="1">
+      <w:start w:val="1"/>
+      <w:numFmt w:val="lowerRoman"/>
+      <w:lvlText w:val="%9."/>
+      <w:lvlJc w:val="right"/>
+      <w:pPr>
+        <w:ind w:left="6480" w:hanging="180"/>
+      </w:pPr>
+    </w:lvl>
+  </w:abstractNum>
+  <w:abstractNum w:abstractNumId="12" w15:restartNumberingAfterBreak="0">
+    <w:nsid w:val="5D38760F"/>
+    <w:multiLevelType w:val="hybridMultilevel"/>
+    <w:tmpl w:val="EE38A306"/>
+    <w:lvl w:ilvl="0" w:tplc="E716CF2C">
+      <w:start w:val="1"/>
+      <w:numFmt w:val="decimal"/>
+      <w:lvlText w:val="%1-"/>
+      <w:lvlJc w:val="left"/>
+      <w:pPr>
+        <w:ind w:left="1080" w:hanging="360"/>
+      </w:pPr>
+      <w:rPr>
+        <w:rFonts w:hint="default"/>
+      </w:rPr>
+    </w:lvl>
+    <w:lvl w:ilvl="1" w:tplc="04090019" w:tentative="1">
+      <w:start w:val="1"/>
+      <w:numFmt w:val="lowerLetter"/>
+      <w:lvlText w:val="%2."/>
+      <w:lvlJc w:val="left"/>
+      <w:pPr>
+        <w:ind w:left="1440" w:hanging="360"/>
+      </w:pPr>
+    </w:lvl>
+    <w:lvl w:ilvl="2" w:tplc="0409001B" w:tentative="1">
+      <w:start w:val="1"/>
+      <w:numFmt w:val="lowerRoman"/>
+      <w:lvlText w:val="%3."/>
+      <w:lvlJc w:val="right"/>
+      <w:pPr>
+        <w:ind w:left="2160" w:hanging="180"/>
+      </w:pPr>
+    </w:lvl>
+    <w:lvl w:ilvl="3" w:tplc="0409000F" w:tentative="1">
+      <w:start w:val="1"/>
+      <w:numFmt w:val="decimal"/>
+      <w:lvlText w:val="%4."/>
+      <w:lvlJc w:val="left"/>
+      <w:pPr>
+        <w:ind w:left="2880" w:hanging="360"/>
+      </w:pPr>
+    </w:lvl>
+    <w:lvl w:ilvl="4" w:tplc="04090019" w:tentative="1">
+      <w:start w:val="1"/>
+      <w:numFmt w:val="lowerLetter"/>
+      <w:lvlText w:val="%5."/>
+      <w:lvlJc w:val="left"/>
+      <w:pPr>
+        <w:ind w:left="3600" w:hanging="360"/>
+      </w:pPr>
+    </w:lvl>
+    <w:lvl w:ilvl="5" w:tplc="0409001B" w:tentative="1">
+      <w:start w:val="1"/>
+      <w:numFmt w:val="lowerRoman"/>
+      <w:lvlText w:val="%6."/>
+      <w:lvlJc w:val="right"/>
+      <w:pPr>
+        <w:ind w:left="4320" w:hanging="180"/>
+      </w:pPr>
+    </w:lvl>
+    <w:lvl w:ilvl="6" w:tplc="0409000F" w:tentative="1">
+      <w:start w:val="1"/>
+      <w:numFmt w:val="decimal"/>
+      <w:lvlText w:val="%7."/>
+      <w:lvlJc w:val="left"/>
+      <w:pPr>
+        <w:ind w:left="5040" w:hanging="360"/>
+      </w:pPr>
+    </w:lvl>
+    <w:lvl w:ilvl="7" w:tplc="04090019" w:tentative="1">
+      <w:start w:val="1"/>
+      <w:numFmt w:val="lowerLetter"/>
+      <w:lvlText w:val="%8."/>
+      <w:lvlJc w:val="left"/>
+      <w:pPr>
+        <w:ind w:left="5760" w:hanging="360"/>
+      </w:pPr>
+    </w:lvl>
+    <w:lvl w:ilvl="8" w:tplc="0409001B" w:tentative="1">
+      <w:start w:val="1"/>
+      <w:numFmt w:val="lowerRoman"/>
+      <w:lvlText w:val="%9."/>
+      <w:lvlJc w:val="right"/>
+      <w:pPr>
+        <w:ind w:left="6480" w:hanging="180"/>
+      </w:pPr>
+    </w:lvl>
+  </w:abstractNum>
+  <w:abstractNum w:abstractNumId="13" w15:restartNumberingAfterBreak="0">
+    <w:nsid w:val="620B7DEB"/>
+    <w:multiLevelType w:val="hybridMultilevel"/>
+    <w:tmpl w:val="7E4CBBB2"/>
+    <w:lvl w:ilvl="0" w:tplc="168C7992">
+      <w:start w:val="1"/>
+      <w:numFmt w:val="decimal"/>
+      <w:lvlText w:val="%1-"/>
+      <w:lvlJc w:val="left"/>
+      <w:pPr>
+        <w:ind w:left="720" w:hanging="360"/>
+      </w:pPr>
+      <w:rPr>
+        <w:rFonts w:hint="default"/>
+      </w:rPr>
+    </w:lvl>
+    <w:lvl w:ilvl="1" w:tplc="FFFFFFFF" w:tentative="1">
+      <w:start w:val="1"/>
+      <w:numFmt w:val="lowerLetter"/>
+      <w:lvlText w:val="%2."/>
+      <w:lvlJc w:val="left"/>
+      <w:pPr>
+        <w:ind w:left="1440" w:hanging="360"/>
+      </w:pPr>
+    </w:lvl>
+    <w:lvl w:ilvl="2" w:tplc="FFFFFFFF" w:tentative="1">
+      <w:start w:val="1"/>
+      <w:numFmt w:val="lowerRoman"/>
+      <w:lvlText w:val="%3."/>
+      <w:lvlJc w:val="right"/>
+      <w:pPr>
+        <w:ind w:left="2160" w:hanging="180"/>
+      </w:pPr>
+    </w:lvl>
+    <w:lvl w:ilvl="3" w:tplc="FFFFFFFF" w:tentative="1">
+      <w:start w:val="1"/>
+      <w:numFmt w:val="decimal"/>
+      <w:lvlText w:val="%4."/>
+      <w:lvlJc w:val="left"/>
+      <w:pPr>
+        <w:ind w:left="2880" w:hanging="360"/>
+      </w:pPr>
+    </w:lvl>
+    <w:lvl w:ilvl="4" w:tplc="FFFFFFFF" w:tentative="1">
+      <w:start w:val="1"/>
+      <w:numFmt w:val="lowerLetter"/>
+      <w:lvlText w:val="%5."/>
+      <w:lvlJc w:val="left"/>
+      <w:pPr>
+        <w:ind w:left="3600" w:hanging="360"/>
+      </w:pPr>
+    </w:lvl>
+    <w:lvl w:ilvl="5" w:tplc="FFFFFFFF" w:tentative="1">
+      <w:start w:val="1"/>
+      <w:numFmt w:val="lowerRoman"/>
+      <w:lvlText w:val="%6."/>
+      <w:lvlJc w:val="right"/>
+      <w:pPr>
+        <w:ind w:left="4320" w:hanging="180"/>
+      </w:pPr>
+    </w:lvl>
+    <w:lvl w:ilvl="6" w:tplc="FFFFFFFF" w:tentative="1">
+      <w:start w:val="1"/>
+      <w:numFmt w:val="decimal"/>
+      <w:lvlText w:val="%7."/>
+      <w:lvlJc w:val="left"/>
+      <w:pPr>
+        <w:ind w:left="5040" w:hanging="360"/>
+      </w:pPr>
+    </w:lvl>
+    <w:lvl w:ilvl="7" w:tplc="FFFFFFFF" w:tentative="1">
+      <w:start w:val="1"/>
+      <w:numFmt w:val="lowerLetter"/>
+      <w:lvlText w:val="%8."/>
+      <w:lvlJc w:val="left"/>
+      <w:pPr>
+        <w:ind w:left="5760" w:hanging="360"/>
+      </w:pPr>
+    </w:lvl>
+    <w:lvl w:ilvl="8" w:tplc="FFFFFFFF" w:tentative="1">
+      <w:start w:val="1"/>
+      <w:numFmt w:val="lowerRoman"/>
+      <w:lvlText w:val="%9."/>
+      <w:lvlJc w:val="right"/>
+      <w:pPr>
+        <w:ind w:left="6480" w:hanging="180"/>
+      </w:pPr>
+    </w:lvl>
+  </w:abstractNum>
+  <w:abstractNum w:abstractNumId="14" w15:restartNumberingAfterBreak="0">
+    <w:nsid w:val="650373D7"/>
+    <w:multiLevelType w:val="hybridMultilevel"/>
+    <w:tmpl w:val="B40CC366"/>
+    <w:lvl w:ilvl="0" w:tplc="9D1A87D0">
+      <w:start w:val="1"/>
+      <w:numFmt w:val="decimal"/>
+      <w:lvlText w:val="%1-"/>
+      <w:lvlJc w:val="left"/>
+      <w:pPr>
+        <w:ind w:left="1080" w:hanging="360"/>
+      </w:pPr>
+      <w:rPr>
+        <w:rFonts w:hint="default"/>
+      </w:rPr>
+    </w:lvl>
+    <w:lvl w:ilvl="1" w:tplc="04090019" w:tentative="1">
+      <w:start w:val="1"/>
+      <w:numFmt w:val="lowerLetter"/>
+      <w:lvlText w:val="%2."/>
+      <w:lvlJc w:val="left"/>
+      <w:pPr>
+        <w:ind w:left="1800" w:hanging="360"/>
+      </w:pPr>
+    </w:lvl>
+    <w:lvl w:ilvl="2" w:tplc="0409001B" w:tentative="1">
+      <w:start w:val="1"/>
+      <w:numFmt w:val="lowerRoman"/>
+      <w:lvlText w:val="%3."/>
+      <w:lvlJc w:val="right"/>
+      <w:pPr>
+        <w:ind w:left="2520" w:hanging="180"/>
+      </w:pPr>
+    </w:lvl>
+    <w:lvl w:ilvl="3" w:tplc="0409000F" w:tentative="1">
+      <w:start w:val="1"/>
+      <w:numFmt w:val="decimal"/>
+      <w:lvlText w:val="%4."/>
+      <w:lvlJc w:val="left"/>
+      <w:pPr>
+        <w:ind w:left="3240" w:hanging="360"/>
+      </w:pPr>
+    </w:lvl>
+    <w:lvl w:ilvl="4" w:tplc="04090019" w:tentative="1">
+      <w:start w:val="1"/>
+      <w:numFmt w:val="lowerLetter"/>
+      <w:lvlText w:val="%5."/>
+      <w:lvlJc w:val="left"/>
+      <w:pPr>
+        <w:ind w:left="3960" w:hanging="360"/>
+      </w:pPr>
+    </w:lvl>
+    <w:lvl w:ilvl="5" w:tplc="0409001B" w:tentative="1">
+      <w:start w:val="1"/>
+      <w:numFmt w:val="lowerRoman"/>
+      <w:lvlText w:val="%6."/>
+      <w:lvlJc w:val="right"/>
+      <w:pPr>
+        <w:ind w:left="4680" w:hanging="180"/>
+      </w:pPr>
+    </w:lvl>
+    <w:lvl w:ilvl="6" w:tplc="0409000F" w:tentative="1">
+      <w:start w:val="1"/>
+      <w:numFmt w:val="decimal"/>
+      <w:lvlText w:val="%7."/>
+      <w:lvlJc w:val="left"/>
+      <w:pPr>
+        <w:ind w:left="5400" w:hanging="360"/>
+      </w:pPr>
+    </w:lvl>
+    <w:lvl w:ilvl="7" w:tplc="04090019" w:tentative="1">
+      <w:start w:val="1"/>
+      <w:numFmt w:val="lowerLetter"/>
+      <w:lvlText w:val="%8."/>
+      <w:lvlJc w:val="left"/>
+      <w:pPr>
+        <w:ind w:left="6120" w:hanging="360"/>
+      </w:pPr>
+    </w:lvl>
+    <w:lvl w:ilvl="8" w:tplc="0409001B" w:tentative="1">
+      <w:start w:val="1"/>
+      <w:numFmt w:val="lowerRoman"/>
+      <w:lvlText w:val="%9."/>
+      <w:lvlJc w:val="right"/>
+      <w:pPr>
+        <w:ind w:left="6840" w:hanging="180"/>
+      </w:pPr>
+    </w:lvl>
+  </w:abstractNum>
+  <w:abstractNum w:abstractNumId="15" w15:restartNumberingAfterBreak="0">
+    <w:nsid w:val="696804B7"/>
+    <w:multiLevelType w:val="hybridMultilevel"/>
+    <w:tmpl w:val="347022F4"/>
+    <w:lvl w:ilvl="0" w:tplc="9D1A87D0">
+      <w:start w:val="1"/>
+      <w:numFmt w:val="decimal"/>
+      <w:lvlText w:val="%1-"/>
+      <w:lvlJc w:val="left"/>
+      <w:pPr>
+        <w:ind w:left="1080" w:hanging="360"/>
+      </w:pPr>
+      <w:rPr>
+        <w:rFonts w:hint="default"/>
+      </w:rPr>
+    </w:lvl>
+    <w:lvl w:ilvl="1" w:tplc="04090019" w:tentative="1">
+      <w:start w:val="1"/>
+      <w:numFmt w:val="lowerLetter"/>
+      <w:lvlText w:val="%2."/>
+      <w:lvlJc w:val="left"/>
+      <w:pPr>
+        <w:ind w:left="1800" w:hanging="360"/>
+      </w:pPr>
+    </w:lvl>
+    <w:lvl w:ilvl="2" w:tplc="0409001B" w:tentative="1">
+      <w:start w:val="1"/>
+      <w:numFmt w:val="lowerRoman"/>
+      <w:lvlText w:val="%3."/>
+      <w:lvlJc w:val="right"/>
+      <w:pPr>
+        <w:ind w:left="2520" w:hanging="180"/>
+      </w:pPr>
+    </w:lvl>
+    <w:lvl w:ilvl="3" w:tplc="0409000F" w:tentative="1">
+      <w:start w:val="1"/>
+      <w:numFmt w:val="decimal"/>
+      <w:lvlText w:val="%4."/>
+      <w:lvlJc w:val="left"/>
+      <w:pPr>
+        <w:ind w:left="3240" w:hanging="360"/>
+      </w:pPr>
+    </w:lvl>
+    <w:lvl w:ilvl="4" w:tplc="04090019" w:tentative="1">
+      <w:start w:val="1"/>
+      <w:numFmt w:val="lowerLetter"/>
+      <w:lvlText w:val="%5."/>
+      <w:lvlJc w:val="left"/>
+      <w:pPr>
+        <w:ind w:left="3960" w:hanging="360"/>
+      </w:pPr>
+    </w:lvl>
+    <w:lvl w:ilvl="5" w:tplc="0409001B" w:tentative="1">
+      <w:start w:val="1"/>
+      <w:numFmt w:val="lowerRoman"/>
+      <w:lvlText w:val="%6."/>
+      <w:lvlJc w:val="right"/>
+      <w:pPr>
+        <w:ind w:left="4680" w:hanging="180"/>
+      </w:pPr>
+    </w:lvl>
+    <w:lvl w:ilvl="6" w:tplc="0409000F" w:tentative="1">
+      <w:start w:val="1"/>
+      <w:numFmt w:val="decimal"/>
+      <w:lvlText w:val="%7."/>
+      <w:lvlJc w:val="left"/>
+      <w:pPr>
+        <w:ind w:left="5400" w:hanging="360"/>
+      </w:pPr>
+    </w:lvl>
+    <w:lvl w:ilvl="7" w:tplc="04090019" w:tentative="1">
+      <w:start w:val="1"/>
+      <w:numFmt w:val="lowerLetter"/>
+      <w:lvlText w:val="%8."/>
+      <w:lvlJc w:val="left"/>
+      <w:pPr>
+        <w:ind w:left="6120" w:hanging="360"/>
+      </w:pPr>
+    </w:lvl>
+    <w:lvl w:ilvl="8" w:tplc="0409001B" w:tentative="1">
+      <w:start w:val="1"/>
+      <w:numFmt w:val="lowerRoman"/>
+      <w:lvlText w:val="%9."/>
+      <w:lvlJc w:val="right"/>
+      <w:pPr>
+        <w:ind w:left="6840" w:hanging="180"/>
+      </w:pPr>
+    </w:lvl>
+  </w:abstractNum>
+  <w:abstractNum w:abstractNumId="16" w15:restartNumberingAfterBreak="0">
+    <w:nsid w:val="731C3BDE"/>
+    <w:multiLevelType w:val="hybridMultilevel"/>
+    <w:tmpl w:val="6DFE0A5E"/>
+    <w:lvl w:ilvl="0" w:tplc="E8849048">
+      <w:start w:val="1"/>
+      <w:numFmt w:val="decimal"/>
+      <w:lvlText w:val="%1-"/>
+      <w:lvlJc w:val="left"/>
+      <w:pPr>
+        <w:ind w:left="1080" w:hanging="360"/>
+      </w:pPr>
+      <w:rPr>
+        <w:rFonts w:hint="default"/>
+      </w:rPr>
+    </w:lvl>
+    <w:lvl w:ilvl="1" w:tplc="FFFFFFFF">
+      <w:start w:val="1"/>
+      <w:numFmt w:val="lowerLetter"/>
+      <w:lvlText w:val="%2."/>
+      <w:lvlJc w:val="left"/>
+      <w:pPr>
+        <w:ind w:left="1800" w:hanging="360"/>
+      </w:pPr>
+    </w:lvl>
+    <w:lvl w:ilvl="2" w:tplc="FFFFFFFF" w:tentative="1">
+      <w:start w:val="1"/>
+      <w:numFmt w:val="lowerRoman"/>
+      <w:lvlText w:val="%3."/>
+      <w:lvlJc w:val="right"/>
+      <w:pPr>
+        <w:ind w:left="2520" w:hanging="180"/>
+      </w:pPr>
+    </w:lvl>
+    <w:lvl w:ilvl="3" w:tplc="FFFFFFFF" w:tentative="1">
+      <w:start w:val="1"/>
+      <w:numFmt w:val="decimal"/>
+      <w:lvlText w:val="%4."/>
+      <w:lvlJc w:val="left"/>
+      <w:pPr>
+        <w:ind w:left="3240" w:hanging="360"/>
+      </w:pPr>
+    </w:lvl>
+    <w:lvl w:ilvl="4" w:tplc="FFFFFFFF" w:tentative="1">
+      <w:start w:val="1"/>
+      <w:numFmt w:val="lowerLetter"/>
+      <w:lvlText w:val="%5."/>
+      <w:lvlJc w:val="left"/>
+      <w:pPr>
+        <w:ind w:left="3960" w:hanging="360"/>
+      </w:pPr>
+    </w:lvl>
+    <w:lvl w:ilvl="5" w:tplc="FFFFFFFF" w:tentative="1">
+      <w:start w:val="1"/>
+      <w:numFmt w:val="lowerRoman"/>
+      <w:lvlText w:val="%6."/>
+      <w:lvlJc w:val="right"/>
+      <w:pPr>
+        <w:ind w:left="4680" w:hanging="180"/>
+      </w:pPr>
+    </w:lvl>
+    <w:lvl w:ilvl="6" w:tplc="FFFFFFFF" w:tentative="1">
+      <w:start w:val="1"/>
+      <w:numFmt w:val="decimal"/>
+      <w:lvlText w:val="%7."/>
+      <w:lvlJc w:val="left"/>
+      <w:pPr>
+        <w:ind w:left="5400" w:hanging="360"/>
+      </w:pPr>
+    </w:lvl>
+    <w:lvl w:ilvl="7" w:tplc="FFFFFFFF" w:tentative="1">
+      <w:start w:val="1"/>
+      <w:numFmt w:val="lowerLetter"/>
+      <w:lvlText w:val="%8."/>
+      <w:lvlJc w:val="left"/>
+      <w:pPr>
+        <w:ind w:left="6120" w:hanging="360"/>
+      </w:pPr>
+    </w:lvl>
+    <w:lvl w:ilvl="8" w:tplc="FFFFFFFF" w:tentative="1">
+      <w:start w:val="1"/>
+      <w:numFmt w:val="lowerRoman"/>
+      <w:lvlText w:val="%9."/>
+      <w:lvlJc w:val="right"/>
+      <w:pPr>
+        <w:ind w:left="6840" w:hanging="180"/>
+      </w:pPr>
+    </w:lvl>
+  </w:abstractNum>
+  <w:num w:numId="1" w16cid:durableId="965962246">
+    <w:abstractNumId w:val="2"/>
+  </w:num>
+  <w:num w:numId="2" w16cid:durableId="566846302">
+    <w:abstractNumId w:val="4"/>
+  </w:num>
+  <w:num w:numId="3" w16cid:durableId="1206597457">
+    <w:abstractNumId w:val="8"/>
+  </w:num>
+  <w:num w:numId="4" w16cid:durableId="111677004">
+    <w:abstractNumId w:val="7"/>
+  </w:num>
+  <w:num w:numId="5" w16cid:durableId="1573082371">
+    <w:abstractNumId w:val="6"/>
+  </w:num>
+  <w:num w:numId="6" w16cid:durableId="761102013">
+    <w:abstractNumId w:val="12"/>
+  </w:num>
+  <w:num w:numId="7" w16cid:durableId="88890355">
+    <w:abstractNumId w:val="11"/>
+  </w:num>
+  <w:num w:numId="8" w16cid:durableId="436756745">
+    <w:abstractNumId w:val="0"/>
+  </w:num>
+  <w:num w:numId="9" w16cid:durableId="2067874401">
+    <w:abstractNumId w:val="13"/>
+  </w:num>
+  <w:num w:numId="10" w16cid:durableId="1296833770">
+    <w:abstractNumId w:val="5"/>
+  </w:num>
+  <w:num w:numId="11" w16cid:durableId="1102459874">
+    <w:abstractNumId w:val="1"/>
+  </w:num>
+  <w:num w:numId="12" w16cid:durableId="1043674652">
+    <w:abstractNumId w:val="10"/>
+  </w:num>
+  <w:num w:numId="13" w16cid:durableId="1894390384">
+    <w:abstractNumId w:val="9"/>
+  </w:num>
+  <w:num w:numId="14" w16cid:durableId="1861115511">
+    <w:abstractNumId w:val="16"/>
+  </w:num>
+  <w:num w:numId="15" w16cid:durableId="162740787">
+    <w:abstractNumId w:val="14"/>
+  </w:num>
+  <w:num w:numId="16" w16cid:durableId="235629615">
+    <w:abstractNumId w:val="3"/>
+  </w:num>
+  <w:num w:numId="17" w16cid:durableId="219903449">
+    <w:abstractNumId w:val="15"/>
+  </w:num>
+</w:numbering>
+</file>
+
 <file path=word/styles.xml><?xml version="1.0" encoding="utf-8"?>
-<w:styles xmlns:mc="http://schemas.openxmlformats.org/markup-compatibility/2006" xmlns:r="http://schemas.openxmlformats.org/officeDocument/2006/relationships" xmlns:w="http://schemas.openxmlformats.org/wordprocessingml/2006/main" xmlns:w14="http://schemas.microsoft.com/office/word/2010/wordml" xmlns:w15="http://schemas.microsoft.com/office/word/2012/wordml" xmlns:w16cex="http://schemas.microsoft.com/office/word/2018/wordml/cex" xmlns:w16cid="http://schemas.microsoft.com/office/word/2016/wordml/cid" xmlns:w16="http://schemas.microsoft.com/office/word/2018/wordml" xmlns:w16du="http://schemas.microsoft.com/office/word/2023/wordml/word16du" xmlns:w16sdtdh="http://schemas.microsoft.com/office/word/2020/wordml/sdtdatahash" xmlns:w16sdtfl="http://schemas.microsoft.com/office/word/2024/wordml/sdtformatlock" xmlns:w16se="http://schemas.microsoft.com/office/word/2015/wordml/symex" mc:Ignorable="w14 w15 w16se w16cid w16 w16cex w16sdtdh w16sdtfl w16du">
+<w:styles xmlns:mc="http://schemas.openxmlformats.org/markup-compatibility/2006" xmlns:r="http://schemas.openxmlformats.org/officeDocument/2006/relationships" xmlns:w="http://schemas.openxmlformats.org/wordprocessingml/2006/main" xmlns:w14="http://schemas.microsoft.com/office/word/2010/wordml" xmlns:w15="http://schemas.microsoft.com/office/word/2012/wordml" xmlns:w16cex="http://schemas.microsoft.com/office/word/2018/wordml/cex" xmlns:w16cid="http://schemas.microsoft.com/office/word/2016/wordml/cid" xmlns:w16="http://schemas.microsoft.com/office/word/2018/wordml" xmlns:w16sdtdh="http://schemas.microsoft.com/office/word/2020/wordml/sdtdatahash" xmlns:w16se="http://schemas.microsoft.com/office/word/2015/wordml/symex" mc:Ignorable="w14 w15 w16se w16cid w16 w16cex w16sdtdh">
   <w:docDefaults>
     <w:rPrDefault>
       <w:rPr>
         <w:rFonts w:asciiTheme="minorHAnsi" w:eastAsiaTheme="minorHAnsi" w:hAnsiTheme="minorHAnsi" w:cstheme="minorBidi"/>
         <w:kern w:val="2"/>
-        <w:sz w:val="22"/>
-        <w:szCs w:val="22"/>
+        <w:sz w:val="24"/>
+        <w:szCs w:val="24"/>
         <w:lang w:val="en-US" w:eastAsia="en-US" w:bidi="ar-SA"/>
         <w14:ligatures w14:val="standardContextual"/>
       </w:rPr>
     </w:rPrDefault>
     <w:pPrDefault>
       <w:pPr>
-        <w:spacing w:after="160" w:line="259" w:lineRule="auto"/>
+        <w:spacing w:after="160" w:line="278" w:lineRule="auto"/>
       </w:pPr>
     </w:pPrDefault>
   </w:docDefaults>
@@ -841,7 +4207,7 @@
     <w:link w:val="Heading1Char"/>
     <w:uiPriority w:val="9"/>
     <w:qFormat/>
-    <w:rsid w:val="006A74FC"/>
+    <w:rsid w:val="00F423EE"/>
     <w:pPr>
       <w:keepNext/>
       <w:keepLines/>
@@ -850,7 +4216,7 @@
     </w:pPr>
     <w:rPr>
       <w:rFonts w:asciiTheme="majorHAnsi" w:eastAsiaTheme="majorEastAsia" w:hAnsiTheme="majorHAnsi" w:cstheme="majorBidi"/>
-      <w:color w:val="2F5496" w:themeColor="accent1" w:themeShade="BF"/>
+      <w:color w:val="0F4761" w:themeColor="accent1" w:themeShade="BF"/>
       <w:sz w:val="40"/>
       <w:szCs w:val="40"/>
     </w:rPr>
@@ -864,7 +4230,7 @@
     <w:semiHidden/>
     <w:unhideWhenUsed/>
     <w:qFormat/>
-    <w:rsid w:val="006A74FC"/>
+    <w:rsid w:val="00F423EE"/>
     <w:pPr>
       <w:keepNext/>
       <w:keepLines/>
@@ -873,7 +4239,7 @@
     </w:pPr>
     <w:rPr>
       <w:rFonts w:asciiTheme="majorHAnsi" w:eastAsiaTheme="majorEastAsia" w:hAnsiTheme="majorHAnsi" w:cstheme="majorBidi"/>
-      <w:color w:val="2F5496" w:themeColor="accent1" w:themeShade="BF"/>
+      <w:color w:val="0F4761" w:themeColor="accent1" w:themeShade="BF"/>
       <w:sz w:val="32"/>
       <w:szCs w:val="32"/>
     </w:rPr>
@@ -884,10 +4250,9 @@
     <w:next w:val="Normal"/>
     <w:link w:val="Heading3Char"/>
     <w:uiPriority w:val="9"/>
-    <w:semiHidden/>
     <w:unhideWhenUsed/>
     <w:qFormat/>
-    <w:rsid w:val="006A74FC"/>
+    <w:rsid w:val="00F423EE"/>
     <w:pPr>
       <w:keepNext/>
       <w:keepLines/>
@@ -896,7 +4261,7 @@
     </w:pPr>
     <w:rPr>
       <w:rFonts w:eastAsiaTheme="majorEastAsia" w:cstheme="majorBidi"/>
-      <w:color w:val="2F5496" w:themeColor="accent1" w:themeShade="BF"/>
+      <w:color w:val="0F4761" w:themeColor="accent1" w:themeShade="BF"/>
       <w:sz w:val="28"/>
       <w:szCs w:val="28"/>
     </w:rPr>
@@ -910,7 +4275,7 @@
     <w:semiHidden/>
     <w:unhideWhenUsed/>
     <w:qFormat/>
-    <w:rsid w:val="006A74FC"/>
+    <w:rsid w:val="00F423EE"/>
     <w:pPr>
       <w:keepNext/>
       <w:keepLines/>
@@ -921,7 +4286,7 @@
       <w:rFonts w:eastAsiaTheme="majorEastAsia" w:cstheme="majorBidi"/>
       <w:i/>
       <w:iCs/>
-      <w:color w:val="2F5496" w:themeColor="accent1" w:themeShade="BF"/>
+      <w:color w:val="0F4761" w:themeColor="accent1" w:themeShade="BF"/>
     </w:rPr>
   </w:style>
   <w:style w:type="paragraph" w:styleId="Heading5">
@@ -933,7 +4298,7 @@
     <w:semiHidden/>
     <w:unhideWhenUsed/>
     <w:qFormat/>
-    <w:rsid w:val="006A74FC"/>
+    <w:rsid w:val="00F423EE"/>
     <w:pPr>
       <w:keepNext/>
       <w:keepLines/>
@@ -942,7 +4307,7 @@
     </w:pPr>
     <w:rPr>
       <w:rFonts w:eastAsiaTheme="majorEastAsia" w:cstheme="majorBidi"/>
-      <w:color w:val="2F5496" w:themeColor="accent1" w:themeShade="BF"/>
+      <w:color w:val="0F4761" w:themeColor="accent1" w:themeShade="BF"/>
     </w:rPr>
   </w:style>
   <w:style w:type="paragraph" w:styleId="Heading6">
@@ -954,7 +4319,7 @@
     <w:semiHidden/>
     <w:unhideWhenUsed/>
     <w:qFormat/>
-    <w:rsid w:val="006A74FC"/>
+    <w:rsid w:val="00F423EE"/>
     <w:pPr>
       <w:keepNext/>
       <w:keepLines/>
@@ -977,7 +4342,7 @@
     <w:semiHidden/>
     <w:unhideWhenUsed/>
     <w:qFormat/>
-    <w:rsid w:val="006A74FC"/>
+    <w:rsid w:val="00F423EE"/>
     <w:pPr>
       <w:keepNext/>
       <w:keepLines/>
@@ -998,7 +4363,7 @@
     <w:semiHidden/>
     <w:unhideWhenUsed/>
     <w:qFormat/>
-    <w:rsid w:val="006A74FC"/>
+    <w:rsid w:val="00F423EE"/>
     <w:pPr>
       <w:keepNext/>
       <w:keepLines/>
@@ -1021,7 +4386,7 @@
     <w:semiHidden/>
     <w:unhideWhenUsed/>
     <w:qFormat/>
-    <w:rsid w:val="006A74FC"/>
+    <w:rsid w:val="00F423EE"/>
     <w:pPr>
       <w:keepNext/>
       <w:keepLines/>
@@ -1065,10 +4430,10 @@
     <w:basedOn w:val="DefaultParagraphFont"/>
     <w:link w:val="Heading1"/>
     <w:uiPriority w:val="9"/>
-    <w:rsid w:val="006A74FC"/>
+    <w:rsid w:val="00F423EE"/>
     <w:rPr>
       <w:rFonts w:asciiTheme="majorHAnsi" w:eastAsiaTheme="majorEastAsia" w:hAnsiTheme="majorHAnsi" w:cstheme="majorBidi"/>
-      <w:color w:val="2F5496" w:themeColor="accent1" w:themeShade="BF"/>
+      <w:color w:val="0F4761" w:themeColor="accent1" w:themeShade="BF"/>
       <w:sz w:val="40"/>
       <w:szCs w:val="40"/>
     </w:rPr>
@@ -1079,10 +4444,10 @@
     <w:link w:val="Heading2"/>
     <w:uiPriority w:val="9"/>
     <w:semiHidden/>
-    <w:rsid w:val="006A74FC"/>
+    <w:rsid w:val="00F423EE"/>
     <w:rPr>
       <w:rFonts w:asciiTheme="majorHAnsi" w:eastAsiaTheme="majorEastAsia" w:hAnsiTheme="majorHAnsi" w:cstheme="majorBidi"/>
-      <w:color w:val="2F5496" w:themeColor="accent1" w:themeShade="BF"/>
+      <w:color w:val="0F4761" w:themeColor="accent1" w:themeShade="BF"/>
       <w:sz w:val="32"/>
       <w:szCs w:val="32"/>
     </w:rPr>
@@ -1092,11 +4457,10 @@
     <w:basedOn w:val="DefaultParagraphFont"/>
     <w:link w:val="Heading3"/>
     <w:uiPriority w:val="9"/>
-    <w:semiHidden/>
-    <w:rsid w:val="006A74FC"/>
+    <w:rsid w:val="00F423EE"/>
     <w:rPr>
       <w:rFonts w:eastAsiaTheme="majorEastAsia" w:cstheme="majorBidi"/>
-      <w:color w:val="2F5496" w:themeColor="accent1" w:themeShade="BF"/>
+      <w:color w:val="0F4761" w:themeColor="accent1" w:themeShade="BF"/>
       <w:sz w:val="28"/>
       <w:szCs w:val="28"/>
     </w:rPr>
@@ -1107,12 +4471,12 @@
     <w:link w:val="Heading4"/>
     <w:uiPriority w:val="9"/>
     <w:semiHidden/>
-    <w:rsid w:val="006A74FC"/>
+    <w:rsid w:val="00F423EE"/>
     <w:rPr>
       <w:rFonts w:eastAsiaTheme="majorEastAsia" w:cstheme="majorBidi"/>
       <w:i/>
       <w:iCs/>
-      <w:color w:val="2F5496" w:themeColor="accent1" w:themeShade="BF"/>
+      <w:color w:val="0F4761" w:themeColor="accent1" w:themeShade="BF"/>
     </w:rPr>
   </w:style>
   <w:style w:type="character" w:customStyle="1" w:styleId="Heading5Char">
@@ -1121,10 +4485,10 @@
     <w:link w:val="Heading5"/>
     <w:uiPriority w:val="9"/>
     <w:semiHidden/>
-    <w:rsid w:val="006A74FC"/>
+    <w:rsid w:val="00F423EE"/>
     <w:rPr>
       <w:rFonts w:eastAsiaTheme="majorEastAsia" w:cstheme="majorBidi"/>
-      <w:color w:val="2F5496" w:themeColor="accent1" w:themeShade="BF"/>
+      <w:color w:val="0F4761" w:themeColor="accent1" w:themeShade="BF"/>
     </w:rPr>
   </w:style>
   <w:style w:type="character" w:customStyle="1" w:styleId="Heading6Char">
@@ -1133,7 +4497,7 @@
     <w:link w:val="Heading6"/>
     <w:uiPriority w:val="9"/>
     <w:semiHidden/>
-    <w:rsid w:val="006A74FC"/>
+    <w:rsid w:val="00F423EE"/>
     <w:rPr>
       <w:rFonts w:eastAsiaTheme="majorEastAsia" w:cstheme="majorBidi"/>
       <w:i/>
@@ -1147,7 +4511,7 @@
     <w:link w:val="Heading7"/>
     <w:uiPriority w:val="9"/>
     <w:semiHidden/>
-    <w:rsid w:val="006A74FC"/>
+    <w:rsid w:val="00F423EE"/>
     <w:rPr>
       <w:rFonts w:eastAsiaTheme="majorEastAsia" w:cstheme="majorBidi"/>
       <w:color w:val="595959" w:themeColor="text1" w:themeTint="A6"/>
@@ -1159,7 +4523,7 @@
     <w:link w:val="Heading8"/>
     <w:uiPriority w:val="9"/>
     <w:semiHidden/>
-    <w:rsid w:val="006A74FC"/>
+    <w:rsid w:val="00F423EE"/>
     <w:rPr>
       <w:rFonts w:eastAsiaTheme="majorEastAsia" w:cstheme="majorBidi"/>
       <w:i/>
@@ -1173,7 +4537,7 @@
     <w:link w:val="Heading9"/>
     <w:uiPriority w:val="9"/>
     <w:semiHidden/>
-    <w:rsid w:val="006A74FC"/>
+    <w:rsid w:val="00F423EE"/>
     <w:rPr>
       <w:rFonts w:eastAsiaTheme="majorEastAsia" w:cstheme="majorBidi"/>
       <w:color w:val="272727" w:themeColor="text1" w:themeTint="D8"/>
@@ -1186,7 +4550,7 @@
     <w:link w:val="TitleChar"/>
     <w:uiPriority w:val="10"/>
     <w:qFormat/>
-    <w:rsid w:val="006A74FC"/>
+    <w:rsid w:val="00F423EE"/>
     <w:pPr>
       <w:spacing w:after="80" w:line="240" w:lineRule="auto"/>
       <w:contextualSpacing/>
@@ -1204,7 +4568,7 @@
     <w:basedOn w:val="DefaultParagraphFont"/>
     <w:link w:val="Title"/>
     <w:uiPriority w:val="10"/>
-    <w:rsid w:val="006A74FC"/>
+    <w:rsid w:val="00F423EE"/>
     <w:rPr>
       <w:rFonts w:asciiTheme="majorHAnsi" w:eastAsiaTheme="majorEastAsia" w:hAnsiTheme="majorHAnsi" w:cstheme="majorBidi"/>
       <w:spacing w:val="-10"/>
@@ -1220,7 +4584,7 @@
     <w:link w:val="SubtitleChar"/>
     <w:uiPriority w:val="11"/>
     <w:qFormat/>
-    <w:rsid w:val="006A74FC"/>
+    <w:rsid w:val="00F423EE"/>
     <w:pPr>
       <w:numPr>
         <w:ilvl w:val="1"/>
@@ -1239,7 +4603,7 @@
     <w:basedOn w:val="DefaultParagraphFont"/>
     <w:link w:val="Subtitle"/>
     <w:uiPriority w:val="11"/>
-    <w:rsid w:val="006A74FC"/>
+    <w:rsid w:val="00F423EE"/>
     <w:rPr>
       <w:rFonts w:eastAsiaTheme="majorEastAsia" w:cstheme="majorBidi"/>
       <w:color w:val="595959" w:themeColor="text1" w:themeTint="A6"/>
@@ -1255,7 +4619,7 @@
     <w:link w:val="QuoteChar"/>
     <w:uiPriority w:val="29"/>
     <w:qFormat/>
-    <w:rsid w:val="006A74FC"/>
+    <w:rsid w:val="00F423EE"/>
     <w:pPr>
       <w:spacing w:before="160"/>
       <w:jc w:val="center"/>
@@ -1271,7 +4635,7 @@
     <w:basedOn w:val="DefaultParagraphFont"/>
     <w:link w:val="Quote"/>
     <w:uiPriority w:val="29"/>
-    <w:rsid w:val="006A74FC"/>
+    <w:rsid w:val="00F423EE"/>
     <w:rPr>
       <w:i/>
       <w:iCs/>
@@ -1283,7 +4647,7 @@
     <w:basedOn w:val="Normal"/>
     <w:uiPriority w:val="34"/>
     <w:qFormat/>
-    <w:rsid w:val="006A74FC"/>
+    <w:rsid w:val="00F423EE"/>
     <w:pPr>
       <w:ind w:left="720"/>
       <w:contextualSpacing/>
@@ -1294,11 +4658,11 @@
     <w:basedOn w:val="DefaultParagraphFont"/>
     <w:uiPriority w:val="21"/>
     <w:qFormat/>
-    <w:rsid w:val="006A74FC"/>
+    <w:rsid w:val="00F423EE"/>
     <w:rPr>
       <w:i/>
       <w:iCs/>
-      <w:color w:val="2F5496" w:themeColor="accent1" w:themeShade="BF"/>
+      <w:color w:val="0F4761" w:themeColor="accent1" w:themeShade="BF"/>
     </w:rPr>
   </w:style>
   <w:style w:type="paragraph" w:styleId="IntenseQuote">
@@ -1308,11 +4672,11 @@
     <w:link w:val="IntenseQuoteChar"/>
     <w:uiPriority w:val="30"/>
     <w:qFormat/>
-    <w:rsid w:val="006A74FC"/>
+    <w:rsid w:val="00F423EE"/>
     <w:pPr>
       <w:pBdr>
-        <w:top w:val="single" w:sz="4" w:space="10" w:color="2F5496" w:themeColor="accent1" w:themeShade="BF"/>
-        <w:bottom w:val="single" w:sz="4" w:space="10" w:color="2F5496" w:themeColor="accent1" w:themeShade="BF"/>
+        <w:top w:val="single" w:sz="4" w:space="10" w:color="0F4761" w:themeColor="accent1" w:themeShade="BF"/>
+        <w:bottom w:val="single" w:sz="4" w:space="10" w:color="0F4761" w:themeColor="accent1" w:themeShade="BF"/>
       </w:pBdr>
       <w:spacing w:before="360" w:after="360"/>
       <w:ind w:left="864" w:right="864"/>
@@ -1321,7 +4685,7 @@
     <w:rPr>
       <w:i/>
       <w:iCs/>
-      <w:color w:val="2F5496" w:themeColor="accent1" w:themeShade="BF"/>
+      <w:color w:val="0F4761" w:themeColor="accent1" w:themeShade="BF"/>
     </w:rPr>
   </w:style>
   <w:style w:type="character" w:customStyle="1" w:styleId="IntenseQuoteChar">
@@ -1329,11 +4693,11 @@
     <w:basedOn w:val="DefaultParagraphFont"/>
     <w:link w:val="IntenseQuote"/>
     <w:uiPriority w:val="30"/>
-    <w:rsid w:val="006A74FC"/>
+    <w:rsid w:val="00F423EE"/>
     <w:rPr>
       <w:i/>
       <w:iCs/>
-      <w:color w:val="2F5496" w:themeColor="accent1" w:themeShade="BF"/>
+      <w:color w:val="0F4761" w:themeColor="accent1" w:themeShade="BF"/>
     </w:rPr>
   </w:style>
   <w:style w:type="character" w:styleId="IntenseReference">
@@ -1341,12 +4705,12 @@
     <w:basedOn w:val="DefaultParagraphFont"/>
     <w:uiPriority w:val="32"/>
     <w:qFormat/>
-    <w:rsid w:val="006A74FC"/>
+    <w:rsid w:val="00F423EE"/>
     <w:rPr>
       <w:b/>
       <w:bCs/>
       <w:smallCaps/>
-      <w:color w:val="2F5496" w:themeColor="accent1" w:themeShade="BF"/>
+      <w:color w:val="0F4761" w:themeColor="accent1" w:themeShade="BF"/>
       <w:spacing w:val="5"/>
     </w:rPr>
   </w:style>
@@ -1364,39 +4728,39 @@
         <a:sysClr val="window" lastClr="FFFFFF"/>
       </a:lt1>
       <a:dk2>
-        <a:srgbClr val="44546A"/>
+        <a:srgbClr val="0E2841"/>
       </a:dk2>
       <a:lt2>
-        <a:srgbClr val="E7E6E6"/>
+        <a:srgbClr val="E8E8E8"/>
       </a:lt2>
       <a:accent1>
-        <a:srgbClr val="4472C4"/>
+        <a:srgbClr val="156082"/>
       </a:accent1>
       <a:accent2>
-        <a:srgbClr val="ED7D31"/>
+        <a:srgbClr val="E97132"/>
       </a:accent2>
       <a:accent3>
-        <a:srgbClr val="A5A5A5"/>
+        <a:srgbClr val="196B24"/>
       </a:accent3>
       <a:accent4>
-        <a:srgbClr val="FFC000"/>
+        <a:srgbClr val="0F9ED5"/>
       </a:accent4>
       <a:accent5>
-        <a:srgbClr val="5B9BD5"/>
+        <a:srgbClr val="A02B93"/>
       </a:accent5>
       <a:accent6>
-        <a:srgbClr val="70AD47"/>
+        <a:srgbClr val="4EA72E"/>
       </a:accent6>
       <a:hlink>
-        <a:srgbClr val="0563C1"/>
+        <a:srgbClr val="467886"/>
       </a:hlink>
       <a:folHlink>
-        <a:srgbClr val="954F72"/>
+        <a:srgbClr val="96607D"/>
       </a:folHlink>
     </a:clrScheme>
     <a:fontScheme name="Office">
       <a:majorFont>
-        <a:latin typeface="Calibri Light" panose="020F0302020204030204"/>
+        <a:latin typeface="Aptos Display" panose="02110004020202020204"/>
         <a:ea typeface=""/>
         <a:cs typeface=""/>
         <a:font script="Jpan" typeface="游ゴシック Light"/>
@@ -1448,10 +4812,10 @@
         <a:font script="Tfng" typeface="Ebrima"/>
       </a:majorFont>
       <a:minorFont>
-        <a:latin typeface="Calibri" panose="020F0502020204030204"/>
+        <a:latin typeface="Aptos" panose="02110004020202020204"/>
         <a:ea typeface=""/>
         <a:cs typeface=""/>
-        <a:font script="Jpan" typeface="游ゴシック"/>
+        <a:font script="Jpan" typeface="游明朝"/>
         <a:font script="Hang" typeface="맑은 고딕"/>
         <a:font script="Hans" typeface="等线"/>
         <a:font script="Hant" typeface="新細明體"/>
@@ -1642,20 +5006,8 @@
   <a:extraClrSchemeLst/>
   <a:extLst>
     <a:ext uri="{05A4C25C-085E-4340-85A3-A5531E510DB2}">
-      <thm15:themeFamily xmlns:thm15="http://schemas.microsoft.com/office/thememl/2012/main" name="Office Theme" id="{62F939B6-93AF-4DB8-9C6B-D6C7DFDC589F}" vid="{4A3C46E8-61CC-4603-A589-7422A47A8E4A}"/>
+      <thm15:themeFamily xmlns:thm15="http://schemas.microsoft.com/office/thememl/2012/main" name="Office Theme" id="{2E142A2C-CD16-42D6-873A-C26D2A0506FA}" vid="{1BDDFF52-6CD6-40A5-AB3C-68EB2F1E4D0A}"/>
     </a:ext>
   </a:extLst>
 </a:theme>
-</file>
-
-<file path=customXml/item1.xml><?xml version="1.0" encoding="utf-8"?>
-<b:Sources xmlns:b="http://schemas.openxmlformats.org/officeDocument/2006/bibliography" xmlns="http://schemas.openxmlformats.org/officeDocument/2006/bibliography" SelectedStyle="\APASixthEditionOfficeOnline.xsl" StyleName="APA" Version="6"/>
-</file>
-
-<file path=customXml/itemProps1.xml><?xml version="1.0" encoding="utf-8"?>
-<ds:datastoreItem xmlns:ds="http://schemas.openxmlformats.org/officeDocument/2006/customXml" ds:itemID="{9A402034-6CF9-4DF3-9E18-AFF431448AB2}">
-  <ds:schemaRefs>
-    <ds:schemaRef ds:uri="http://schemas.openxmlformats.org/officeDocument/2006/bibliography"/>
-  </ds:schemaRefs>
-</ds:datastoreItem>
 </file>